--- a/lessons/7-5/downloads/7-5-notes.docx
+++ b/lessons/7-5/downloads/7-5-notes.docx
@@ -311,6 +311,610 @@
         <w:rPr>
           <w:b/>
           <w:bCs/>
+          <w:color w:val="1FA6A2"/>
+          <w:sz w:val="26"/>
+          <w:szCs w:val="26"/>
+        </w:rPr>
+        <w:t xml:space="preserve">Turn &amp; Talk — Discussion Points  (Level 1 support · Level 2)</w:t>
+      </w:r>
+    </w:p>
+    <w:p>
+      <w:pPr>
+        <w:spacing w:after="60"/>
+      </w:pPr>
+      <w:r>
+        <w:rPr>
+          <w:i/>
+          <w:iCs/>
+          <w:color w:val="5F6F80"/>
+          <w:sz w:val="19"/>
+          <w:szCs w:val="19"/>
+        </w:rPr>
+        <w:t xml:space="preserve">Talk with a partner. Use the Level 1 stems if you need help getting started; try the Level 2 question when you are ready for more.</w:t>
+      </w:r>
+    </w:p>
+    <w:p>
+      <w:pPr>
+        <w:spacing w:after="60"/>
+      </w:pPr>
+      <w:r>
+        <w:rPr>
+          <w:b/>
+          <w:bCs/>
+          <w:color w:val="12355B"/>
+          <w:sz w:val="21"/>
+          <w:szCs w:val="21"/>
+        </w:rPr>
+        <w:t xml:space="preserve">1. [Launch] </w:t>
+      </w:r>
+      <w:r>
+        <w:rPr>
+          <w:b/>
+          <w:bCs/>
+          <w:sz w:val="21"/>
+          <w:szCs w:val="21"/>
+        </w:rPr>
+        <w:t xml:space="preserve">Detective Okafor knows the suspect arrived 'no earlier than 2:00 PM,' so t ≥ 2. On the timeline, should the mark at 2 be an open or closed circle, and which way should she shade?</w:t>
+      </w:r>
+    </w:p>
+    <w:p>
+      <w:pPr>
+        <w:spacing w:after="60"/>
+      </w:pPr>
+      <w:r>
+        <w:rPr>
+          <w:b/>
+          <w:bCs/>
+          <w:color w:val="1FA6A2"/>
+          <w:sz w:val="20"/>
+          <w:szCs w:val="20"/>
+        </w:rPr>
+        <w:t xml:space="preserve">Level 1 — Start here: </w:t>
+      </w:r>
+      <w:r>
+        <w:rPr>
+          <w:sz w:val="20"/>
+          <w:szCs w:val="20"/>
+        </w:rPr>
+        <w:t xml:space="preserve">Because 2:00 itself counts, I use a closed circle at 2.</w:t>
+      </w:r>
+    </w:p>
+    <w:p>
+      <w:pPr>
+        <w:spacing w:after="60"/>
+      </w:pPr>
+      <w:r>
+        <w:rPr>
+          <w:sz w:val="21"/>
+          <w:szCs w:val="21"/>
+        </w:rPr>
+        <w:t xml:space="preserve">I use a ___ circle at 2 because 2:00 ___ included.</w:t>
+      </w:r>
+      <w:r>
+        <w:rPr>
+          <w:i/>
+          <w:iCs/>
+          <w:color w:val="5F6F80"/>
+          <w:sz w:val="19"/>
+          <w:szCs w:val="19"/>
+        </w:rPr>
+        <w:br/>
+        <w:t xml:space="preserve">
+Uso un círculo ___ en 2 porque las 2:00 ___ incluidas.</w:t>
+      </w:r>
+    </w:p>
+    <w:p>
+      <w:pPr>
+        <w:spacing w:after="60"/>
+      </w:pPr>
+      <w:r>
+        <w:rPr>
+          <w:sz w:val="21"/>
+          <w:szCs w:val="21"/>
+        </w:rPr>
+        <w:t xml:space="preserve">I shade ___ because the times can be ___.</w:t>
+      </w:r>
+      <w:r>
+        <w:rPr>
+          <w:i/>
+          <w:iCs/>
+          <w:color w:val="5F6F80"/>
+          <w:sz w:val="19"/>
+          <w:szCs w:val="19"/>
+        </w:rPr>
+        <w:br/>
+        <w:t xml:space="preserve">
+Sombreo ___ porque las horas pueden ser ___.</w:t>
+      </w:r>
+    </w:p>
+    <w:p>
+      <w:pPr>
+        <w:spacing w:after="60"/>
+      </w:pPr>
+      <w:r>
+        <w:rPr>
+          <w:b/>
+          <w:bCs/>
+          <w:color w:val="12355B"/>
+          <w:sz w:val="20"/>
+          <w:szCs w:val="20"/>
+        </w:rPr>
+        <w:t xml:space="preserve">Word bank: </w:t>
+      </w:r>
+      <w:r>
+        <w:rPr>
+          <w:color w:val="1FA6A2"/>
+          <w:sz w:val="20"/>
+          <w:szCs w:val="20"/>
+        </w:rPr>
+        <w:t xml:space="preserve">number line, open circle, closed circle, solution set</w:t>
+      </w:r>
+    </w:p>
+    <w:p>
+      <w:pPr>
+        <w:spacing w:after="60"/>
+      </w:pPr>
+      <w:r>
+        <w:rPr>
+          <w:b/>
+          <w:bCs/>
+          <w:color w:val="12355B"/>
+          <w:sz w:val="19"/>
+          <w:szCs w:val="19"/>
+        </w:rPr>
+        <w:t xml:space="preserve">Listen for: </w:t>
+      </w:r>
+      <w:r>
+        <w:rPr>
+          <w:i/>
+          <w:iCs/>
+          <w:color w:val="5F6F80"/>
+          <w:sz w:val="19"/>
+          <w:szCs w:val="19"/>
+        </w:rPr>
+        <w:t xml:space="preserve">Students choose a closed circle at 2 (because 'no earlier than' includes 2) and shade to the right since later times satisfy t ≥ 2.</w:t>
+      </w:r>
+    </w:p>
+    <w:p>
+      <w:pPr>
+        <w:spacing w:after="60"/>
+      </w:pPr>
+      <w:r>
+        <w:rPr>
+          <w:b/>
+          <w:bCs/>
+          <w:color w:val="9A6B12"/>
+          <w:sz w:val="20"/>
+          <w:szCs w:val="20"/>
+        </w:rPr>
+        <w:t xml:space="preserve">Level 2: </w:t>
+      </w:r>
+      <w:r>
+        <w:rPr>
+          <w:sz w:val="20"/>
+          <w:szCs w:val="20"/>
+        </w:rPr>
+        <w:t xml:space="preserve">How would the timeline look different if the clue were t &gt; 2 instead of t ≥ 2? Justify the change in the circle.</w:t>
+      </w:r>
+    </w:p>
+    <w:p>
+      <w:pPr>
+        <w:spacing w:after="60"/>
+        <w:ind w:left="360"/>
+      </w:pPr>
+      <w:r>
+        <w:rPr>
+          <w:sz w:val="20"/>
+          <w:szCs w:val="20"/>
+        </w:rPr>
+        <w:t xml:space="preserve">• For t &gt; 2 I would use a ___ circle because ___.</w:t>
+      </w:r>
+    </w:p>
+    <w:p>
+      <w:pPr>
+        <w:spacing w:after="60"/>
+        <w:ind w:left="360"/>
+      </w:pPr>
+      <w:r>
+        <w:rPr>
+          <w:sz w:val="20"/>
+          <w:szCs w:val="20"/>
+        </w:rPr>
+        <w:t xml:space="preserve">• The boundary value 2 would ___ in that case.</w:t>
+      </w:r>
+    </w:p>
+    <w:p>
+      <w:pPr>
+        <w:spacing w:after="60"/>
+      </w:pPr>
+      <w:r>
+        <w:rPr>
+          <w:b/>
+          <w:bCs/>
+          <w:color w:val="12355B"/>
+          <w:sz w:val="21"/>
+          <w:szCs w:val="21"/>
+        </w:rPr>
+        <w:t xml:space="preserve">2. [Explore] </w:t>
+      </w:r>
+      <w:r>
+        <w:rPr>
+          <w:b/>
+          <w:bCs/>
+          <w:sz w:val="21"/>
+          <w:szCs w:val="21"/>
+        </w:rPr>
+        <w:t xml:space="preserve">When you graphed x &gt; 4 and x ≤ 7, why did you use an open circle on one and a closed circle on the other?</w:t>
+      </w:r>
+    </w:p>
+    <w:p>
+      <w:pPr>
+        <w:spacing w:after="60"/>
+      </w:pPr>
+      <w:r>
+        <w:rPr>
+          <w:b/>
+          <w:bCs/>
+          <w:color w:val="1FA6A2"/>
+          <w:sz w:val="20"/>
+          <w:szCs w:val="20"/>
+        </w:rPr>
+        <w:t xml:space="preserve">Level 1 — Start here: </w:t>
+      </w:r>
+      <w:r>
+        <w:rPr>
+          <w:sz w:val="20"/>
+          <w:szCs w:val="20"/>
+        </w:rPr>
+        <w:t xml:space="preserve">Open circles exclude the boundary; closed circles include it.</w:t>
+      </w:r>
+    </w:p>
+    <w:p>
+      <w:pPr>
+        <w:spacing w:after="60"/>
+      </w:pPr>
+      <w:r>
+        <w:rPr>
+          <w:sz w:val="21"/>
+          <w:szCs w:val="21"/>
+        </w:rPr>
+        <w:t xml:space="preserve">I used a ___ circle because the symbol ___ means the boundary is ___.</w:t>
+      </w:r>
+      <w:r>
+        <w:rPr>
+          <w:i/>
+          <w:iCs/>
+          <w:color w:val="5F6F80"/>
+          <w:sz w:val="19"/>
+          <w:szCs w:val="19"/>
+        </w:rPr>
+        <w:br/>
+        <w:t xml:space="preserve">
+Usé un círculo ___ porque el símbolo ___ significa que el límite ___.</w:t>
+      </w:r>
+    </w:p>
+    <w:p>
+      <w:pPr>
+        <w:spacing w:after="60"/>
+      </w:pPr>
+      <w:r>
+        <w:rPr>
+          <w:sz w:val="21"/>
+          <w:szCs w:val="21"/>
+        </w:rPr>
+        <w:t xml:space="preserve">I shaded ___ because the solution set includes ___.</w:t>
+      </w:r>
+      <w:r>
+        <w:rPr>
+          <w:i/>
+          <w:iCs/>
+          <w:color w:val="5F6F80"/>
+          <w:sz w:val="19"/>
+          <w:szCs w:val="19"/>
+        </w:rPr>
+        <w:br/>
+        <w:t xml:space="preserve">
+Sombreé ___ porque el conjunto solución incluye ___.</w:t>
+      </w:r>
+    </w:p>
+    <w:p>
+      <w:pPr>
+        <w:spacing w:after="60"/>
+      </w:pPr>
+      <w:r>
+        <w:rPr>
+          <w:b/>
+          <w:bCs/>
+          <w:color w:val="12355B"/>
+          <w:sz w:val="20"/>
+          <w:szCs w:val="20"/>
+        </w:rPr>
+        <w:t xml:space="preserve">Word bank: </w:t>
+      </w:r>
+      <w:r>
+        <w:rPr>
+          <w:color w:val="1FA6A2"/>
+          <w:sz w:val="20"/>
+          <w:szCs w:val="20"/>
+        </w:rPr>
+        <w:t xml:space="preserve">open circle, closed circle, number line, solution set</w:t>
+      </w:r>
+    </w:p>
+    <w:p>
+      <w:pPr>
+        <w:spacing w:after="60"/>
+      </w:pPr>
+      <w:r>
+        <w:rPr>
+          <w:b/>
+          <w:bCs/>
+          <w:color w:val="12355B"/>
+          <w:sz w:val="19"/>
+          <w:szCs w:val="19"/>
+        </w:rPr>
+        <w:t xml:space="preserve">Listen for: </w:t>
+      </w:r>
+      <w:r>
+        <w:rPr>
+          <w:i/>
+          <w:iCs/>
+          <w:color w:val="5F6F80"/>
+          <w:sz w:val="19"/>
+          <w:szCs w:val="19"/>
+        </w:rPr>
+        <w:t xml:space="preserve">Students connect &gt; and &lt; to open circles (boundary not included) and ≥ and ≤ to closed circles, and shade toward the values in the solution set.</w:t>
+      </w:r>
+    </w:p>
+    <w:p>
+      <w:pPr>
+        <w:spacing w:after="60"/>
+      </w:pPr>
+      <w:r>
+        <w:rPr>
+          <w:b/>
+          <w:bCs/>
+          <w:color w:val="9A6B12"/>
+          <w:sz w:val="20"/>
+          <w:szCs w:val="20"/>
+        </w:rPr>
+        <w:t xml:space="preserve">Level 2: </w:t>
+      </w:r>
+      <w:r>
+        <w:rPr>
+          <w:sz w:val="20"/>
+          <w:szCs w:val="20"/>
+        </w:rPr>
+        <w:t xml:space="preserve">Why does the graph of x &gt; 4 represent infinitely many solutions even though it starts at one point? Explain using the solution set.</w:t>
+      </w:r>
+    </w:p>
+    <w:p>
+      <w:pPr>
+        <w:spacing w:after="60"/>
+        <w:ind w:left="360"/>
+      </w:pPr>
+      <w:r>
+        <w:rPr>
+          <w:sz w:val="20"/>
+          <w:szCs w:val="20"/>
+        </w:rPr>
+        <w:t xml:space="preserve">• The graph shows infinitely many solutions because ___.</w:t>
+      </w:r>
+    </w:p>
+    <w:p>
+      <w:pPr>
+        <w:spacing w:after="60"/>
+        <w:ind w:left="360"/>
+      </w:pPr>
+      <w:r>
+        <w:rPr>
+          <w:sz w:val="20"/>
+          <w:szCs w:val="20"/>
+        </w:rPr>
+        <w:t xml:space="preserve">• Every point in the shaded part is ___.</w:t>
+      </w:r>
+    </w:p>
+    <w:p>
+      <w:pPr>
+        <w:spacing w:after="60"/>
+      </w:pPr>
+      <w:r>
+        <w:rPr>
+          <w:b/>
+          <w:bCs/>
+          <w:color w:val="12355B"/>
+          <w:sz w:val="21"/>
+          <w:szCs w:val="21"/>
+        </w:rPr>
+        <w:t xml:space="preserve">3. [Connect] </w:t>
+      </w:r>
+      <w:r>
+        <w:rPr>
+          <w:b/>
+          <w:bCs/>
+          <w:sz w:val="21"/>
+          <w:szCs w:val="21"/>
+        </w:rPr>
+        <w:t xml:space="preserve">When would graphing an inequality show a real-life limit better than a single number?</w:t>
+      </w:r>
+    </w:p>
+    <w:p>
+      <w:pPr>
+        <w:spacing w:after="60"/>
+      </w:pPr>
+      <w:r>
+        <w:rPr>
+          <w:b/>
+          <w:bCs/>
+          <w:color w:val="1FA6A2"/>
+          <w:sz w:val="20"/>
+          <w:szCs w:val="20"/>
+        </w:rPr>
+        <w:t xml:space="preserve">Level 1 — Start here: </w:t>
+      </w:r>
+      <w:r>
+        <w:rPr>
+          <w:sz w:val="20"/>
+          <w:szCs w:val="20"/>
+        </w:rPr>
+        <w:t xml:space="preserve">A graph shows every value that fits a rule, not just one.</w:t>
+      </w:r>
+    </w:p>
+    <w:p>
+      <w:pPr>
+        <w:spacing w:after="60"/>
+      </w:pPr>
+      <w:r>
+        <w:rPr>
+          <w:sz w:val="21"/>
+          <w:szCs w:val="21"/>
+        </w:rPr>
+        <w:t xml:space="preserve">A graph shows a real limit like ___ because ___.</w:t>
+      </w:r>
+      <w:r>
+        <w:rPr>
+          <w:i/>
+          <w:iCs/>
+          <w:color w:val="5F6F80"/>
+          <w:sz w:val="19"/>
+          <w:szCs w:val="19"/>
+        </w:rPr>
+        <w:br/>
+        <w:t xml:space="preserve">
+Una gráfica muestra un límite real como ___ porque ___.</w:t>
+      </w:r>
+    </w:p>
+    <w:p>
+      <w:pPr>
+        <w:spacing w:after="60"/>
+      </w:pPr>
+      <w:r>
+        <w:rPr>
+          <w:sz w:val="21"/>
+          <w:szCs w:val="21"/>
+        </w:rPr>
+        <w:t xml:space="preserve">The ___ circle shows whether the limit value ___ allowed.</w:t>
+      </w:r>
+      <w:r>
+        <w:rPr>
+          <w:i/>
+          <w:iCs/>
+          <w:color w:val="5F6F80"/>
+          <w:sz w:val="19"/>
+          <w:szCs w:val="19"/>
+        </w:rPr>
+        <w:br/>
+        <w:t xml:space="preserve">
+El círculo ___ muestra si el valor límite ___ permitido.</w:t>
+      </w:r>
+    </w:p>
+    <w:p>
+      <w:pPr>
+        <w:spacing w:after="60"/>
+      </w:pPr>
+      <w:r>
+        <w:rPr>
+          <w:b/>
+          <w:bCs/>
+          <w:color w:val="12355B"/>
+          <w:sz w:val="20"/>
+          <w:szCs w:val="20"/>
+        </w:rPr>
+        <w:t xml:space="preserve">Word bank: </w:t>
+      </w:r>
+      <w:r>
+        <w:rPr>
+          <w:color w:val="1FA6A2"/>
+          <w:sz w:val="20"/>
+          <w:szCs w:val="20"/>
+        </w:rPr>
+        <w:t xml:space="preserve">number line, open circle, closed circle, solution set</w:t>
+      </w:r>
+    </w:p>
+    <w:p>
+      <w:pPr>
+        <w:spacing w:after="60"/>
+      </w:pPr>
+      <w:r>
+        <w:rPr>
+          <w:b/>
+          <w:bCs/>
+          <w:color w:val="12355B"/>
+          <w:sz w:val="19"/>
+          <w:szCs w:val="19"/>
+        </w:rPr>
+        <w:t xml:space="preserve">Listen for: </w:t>
+      </w:r>
+      <w:r>
+        <w:rPr>
+          <w:i/>
+          <w:iCs/>
+          <w:color w:val="5F6F80"/>
+          <w:sz w:val="19"/>
+          <w:szCs w:val="19"/>
+        </w:rPr>
+        <w:t xml:space="preserve">Students name a real limit (minimum age, max weight, earliest time) and explain the circle type shows whether the boundary value is allowed.</w:t>
+      </w:r>
+    </w:p>
+    <w:p>
+      <w:pPr>
+        <w:spacing w:after="60"/>
+      </w:pPr>
+      <w:r>
+        <w:rPr>
+          <w:b/>
+          <w:bCs/>
+          <w:color w:val="9A6B12"/>
+          <w:sz w:val="20"/>
+          <w:szCs w:val="20"/>
+        </w:rPr>
+        <w:t xml:space="preserve">Level 2: </w:t>
+      </w:r>
+      <w:r>
+        <w:rPr>
+          <w:sz w:val="20"/>
+          <w:szCs w:val="20"/>
+        </w:rPr>
+        <w:t xml:space="preserve">Critique: 'An open circle and a closed circle graph the same solution set.' Use x &gt; 5 and x ≥ 5 to show why this is wrong.</w:t>
+      </w:r>
+    </w:p>
+    <w:p>
+      <w:pPr>
+        <w:spacing w:after="60"/>
+        <w:ind w:left="360"/>
+      </w:pPr>
+      <w:r>
+        <w:rPr>
+          <w:sz w:val="20"/>
+          <w:szCs w:val="20"/>
+        </w:rPr>
+        <w:t xml:space="preserve">• This is wrong because x ≥ 5 includes ___ but x &gt; 5 ___.</w:t>
+      </w:r>
+    </w:p>
+    <w:p>
+      <w:pPr>
+        <w:spacing w:after="60"/>
+        <w:ind w:left="360"/>
+      </w:pPr>
+      <w:r>
+        <w:rPr>
+          <w:sz w:val="20"/>
+          <w:szCs w:val="20"/>
+        </w:rPr>
+        <w:t xml:space="preserve">• The two solution sets differ by ___.</w:t>
+      </w:r>
+    </w:p>
+    <w:p>
+      <w:pPr>
+        <w:pStyle w:val="Heading2"/>
+        <w:pBdr>
+          <w:left w:val="single" w:color="1FA6A2" w:sz="18" w:space="8"/>
+        </w:pBdr>
+        <w:spacing w:after="100" w:before="200"/>
+      </w:pPr>
+      <w:r>
+        <w:rPr>
+          <w:b/>
+          <w:bCs/>
           <w:color w:val="9A6B12"/>
           <w:sz w:val="26"/>
           <w:szCs w:val="26"/>
@@ -883,7 +1487,7 @@
           <w:sz w:val="21"/>
           <w:szCs w:val="21"/>
         </w:rPr>
-        <w:t xml:space="preserve">I used a ___ circle because ___.</w:t>
+        <w:t xml:space="preserve">I use a ___ circle at 2 because 2:00 ___ included.</w:t>
       </w:r>
       <w:r>
         <w:rPr>
@@ -895,19 +1499,19 @@
         </w:rPr>
         <w:br/>
         <w:t xml:space="preserve">
-Usé un círculo ___ porque ___.</w:t>
-      </w:r>
-    </w:p>
-    <w:p>
-      <w:pPr>
-        <w:spacing w:after="60"/>
-      </w:pPr>
-      <w:r>
-        <w:rPr>
-          <w:sz w:val="21"/>
-          <w:szCs w:val="21"/>
-        </w:rPr>
-        <w:t xml:space="preserve">The arrow points ___ because ___.</w:t>
+Uso un círculo ___ en 2 porque las 2:00 ___ incluidas.</w:t>
+      </w:r>
+    </w:p>
+    <w:p>
+      <w:pPr>
+        <w:spacing w:after="60"/>
+      </w:pPr>
+      <w:r>
+        <w:rPr>
+          <w:sz w:val="21"/>
+          <w:szCs w:val="21"/>
+        </w:rPr>
+        <w:t xml:space="preserve">I shade ___ because the times can be ___.</w:t>
       </w:r>
       <w:r>
         <w:rPr>
@@ -919,19 +1523,19 @@
         </w:rPr>
         <w:br/>
         <w:t xml:space="preserve">
-La flecha apunta ___ porque ___.</w:t>
-      </w:r>
-    </w:p>
-    <w:p>
-      <w:pPr>
-        <w:spacing w:after="60"/>
-      </w:pPr>
-      <w:r>
-        <w:rPr>
-          <w:sz w:val="21"/>
-          <w:szCs w:val="21"/>
-        </w:rPr>
-        <w:t xml:space="preserve">This shows a limit like ___.</w:t>
+Sombreo ___ porque las horas pueden ser ___.</w:t>
+      </w:r>
+    </w:p>
+    <w:p>
+      <w:pPr>
+        <w:spacing w:after="60"/>
+      </w:pPr>
+      <w:r>
+        <w:rPr>
+          <w:sz w:val="21"/>
+          <w:szCs w:val="21"/>
+        </w:rPr>
+        <w:t xml:space="preserve">I used a ___ circle because the symbol ___ means the boundary is ___.</w:t>
       </w:r>
       <w:r>
         <w:rPr>
@@ -943,7 +1547,7 @@
         </w:rPr>
         <w:br/>
         <w:t xml:space="preserve">
-Esto muestra un límite como ___.</w:t>
+Usé un círculo ___ porque el símbolo ___ significa que el límite ___.</w:t>
       </w:r>
     </w:p>
     <w:p>

--- a/lessons/7-5/downloads/7-5-notes.docx
+++ b/lessons/7-5/downloads/7-5-notes.docx
@@ -385,6 +385,43 @@
       </w:pPr>
       <w:r>
         <w:rPr>
+          <w:b/>
+          <w:bCs/>
+          <w:color w:val="1FA6A2"/>
+          <w:sz w:val="20"/>
+          <w:szCs w:val="20"/>
+        </w:rPr>
+        <w:t xml:space="preserve">Hint (optional): </w:t>
+      </w:r>
+      <w:r>
+        <w:rPr>
+          <w:sz w:val="20"/>
+          <w:szCs w:val="20"/>
+        </w:rPr>
+        <w:t xml:space="preserve">Try starting with the word "number line" or "open circle". Re-read the question and underline what it is asking you to compare or find. Use one number or word from the problem as your evidence.</w:t>
+      </w:r>
+    </w:p>
+    <w:p>
+      <w:pPr>
+        <w:spacing w:after="60"/>
+      </w:pPr>
+      <w:r>
+        <w:rPr>
+          <w:b/>
+          <w:bCs/>
+          <w:color w:val="12355B"/>
+          <w:sz w:val="19"/>
+          <w:szCs w:val="19"/>
+        </w:rPr>
+        <w:t xml:space="preserve">Sentence starters (optional)</w:t>
+      </w:r>
+    </w:p>
+    <w:p>
+      <w:pPr>
+        <w:spacing w:after="60"/>
+      </w:pPr>
+      <w:r>
+        <w:rPr>
           <w:sz w:val="21"/>
           <w:szCs w:val="21"/>
         </w:rPr>
@@ -575,6 +612,43 @@
       </w:pPr>
       <w:r>
         <w:rPr>
+          <w:b/>
+          <w:bCs/>
+          <w:color w:val="1FA6A2"/>
+          <w:sz w:val="20"/>
+          <w:szCs w:val="20"/>
+        </w:rPr>
+        <w:t xml:space="preserve">Hint (optional): </w:t>
+      </w:r>
+      <w:r>
+        <w:rPr>
+          <w:sz w:val="20"/>
+          <w:szCs w:val="20"/>
+        </w:rPr>
+        <w:t xml:space="preserve">Try starting with the word "open circle" or "closed circle". Re-read the question and underline what it is asking you to compare or find. Use one number or word from the problem as your evidence.</w:t>
+      </w:r>
+    </w:p>
+    <w:p>
+      <w:pPr>
+        <w:spacing w:after="60"/>
+      </w:pPr>
+      <w:r>
+        <w:rPr>
+          <w:b/>
+          <w:bCs/>
+          <w:color w:val="12355B"/>
+          <w:sz w:val="19"/>
+          <w:szCs w:val="19"/>
+        </w:rPr>
+        <w:t xml:space="preserve">Sentence starters (optional)</w:t>
+      </w:r>
+    </w:p>
+    <w:p>
+      <w:pPr>
+        <w:spacing w:after="60"/>
+      </w:pPr>
+      <w:r>
+        <w:rPr>
           <w:sz w:val="21"/>
           <w:szCs w:val="21"/>
         </w:rPr>
@@ -757,6 +831,43 @@
           <w:szCs w:val="20"/>
         </w:rPr>
         <w:t xml:space="preserve">A graph shows every value that fits a rule, not just one.</w:t>
+      </w:r>
+    </w:p>
+    <w:p>
+      <w:pPr>
+        <w:spacing w:after="60"/>
+      </w:pPr>
+      <w:r>
+        <w:rPr>
+          <w:b/>
+          <w:bCs/>
+          <w:color w:val="1FA6A2"/>
+          <w:sz w:val="20"/>
+          <w:szCs w:val="20"/>
+        </w:rPr>
+        <w:t xml:space="preserve">Hint (optional): </w:t>
+      </w:r>
+      <w:r>
+        <w:rPr>
+          <w:sz w:val="20"/>
+          <w:szCs w:val="20"/>
+        </w:rPr>
+        <w:t xml:space="preserve">Try starting with the word "number line" or "open circle". Re-read the question and underline what it is asking you to compare or find. Use one number or word from the problem as your evidence.</w:t>
+      </w:r>
+    </w:p>
+    <w:p>
+      <w:pPr>
+        <w:spacing w:after="60"/>
+      </w:pPr>
+      <w:r>
+        <w:rPr>
+          <w:b/>
+          <w:bCs/>
+          <w:color w:val="12355B"/>
+          <w:sz w:val="19"/>
+          <w:szCs w:val="19"/>
+        </w:rPr>
+        <w:t xml:space="preserve">Sentence starters (optional)</w:t>
       </w:r>
     </w:p>
     <w:p>

--- a/lessons/7-5/downloads/7-5-notes.docx
+++ b/lessons/7-5/downloads/7-5-notes.docx
@@ -97,6 +97,69 @@
       </w:pPr>
       <w:r>
         <w:rPr>
+          <w:i/>
+          <w:iCs/>
+          <w:color w:val="5F6F80"/>
+          <w:sz w:val="19"/>
+          <w:szCs w:val="19"/>
+        </w:rPr>
+        <w:t xml:space="preserve">Picture first, then the word, then a plain-language meaning.</w:t>
+      </w:r>
+    </w:p>
+    <w:p>
+      <w:pPr>
+        <w:keepNext/>
+        <w:spacing w:after="20" w:before="120"/>
+        <w:jc w:val="center"/>
+      </w:pPr>
+      <w:r>
+        <w:drawing>
+          <wp:inline distT="0" distB="0" distL="0" distR="0">
+            <wp:extent cx="1238250" cy="933450"/>
+            <wp:effectExtent t="0" r="0" b="0" l="0"/>
+            <wp:docPr id="1" name="" descr="" title=""/>
+            <wp:cNvGraphicFramePr>
+              <a:graphicFrameLocks xmlns:a="http://schemas.openxmlformats.org/drawingml/2006/main" noChangeAspect="1"/>
+            </wp:cNvGraphicFramePr>
+            <a:graphic xmlns:a="http://schemas.openxmlformats.org/drawingml/2006/main">
+              <a:graphicData uri="http://schemas.openxmlformats.org/drawingml/2006/picture">
+                <pic:pic xmlns:pic="http://schemas.openxmlformats.org/drawingml/2006/picture">
+                  <pic:nvPicPr>
+                    <pic:cNvPr id="0" name="" descr=""/>
+                    <pic:cNvPicPr>
+                      <a:picLocks noChangeAspect="1" noChangeArrowheads="1"/>
+                    </pic:cNvPicPr>
+                  </pic:nvPicPr>
+                  <pic:blipFill>
+                    <a:blip r:embed="rId9" cstate="none"/>
+                    <a:srcRect/>
+                    <a:stretch>
+                      <a:fillRect/>
+                    </a:stretch>
+                  </pic:blipFill>
+                  <pic:spPr bwMode="auto">
+                    <a:xfrm>
+                      <a:off x="0" y="0"/>
+                      <a:ext cx="1238250" cy="933450"/>
+                    </a:xfrm>
+                    <a:prstGeom prst="rect">
+                      <a:avLst/>
+                    </a:prstGeom>
+                  </pic:spPr>
+                </pic:pic>
+              </a:graphicData>
+            </a:graphic>
+          </wp:inline>
+        </w:drawing>
+      </w:r>
+    </w:p>
+    <w:p>
+      <w:pPr>
+        <w:keepNext/>
+        <w:spacing w:after="20"/>
+      </w:pPr>
+      <w:r>
+        <w:rPr>
           <w:b/>
           <w:bCs/>
           <w:color w:val="12355B"/>
@@ -118,7 +181,7 @@
     </w:p>
     <w:p>
       <w:pPr>
-        <w:spacing w:after="60"/>
+        <w:spacing w:after="160"/>
       </w:pPr>
       <w:r>
         <w:rPr>
@@ -130,22 +193,55 @@
     </w:p>
     <w:p>
       <w:pPr>
-        <w:spacing w:after="60"/>
-      </w:pPr>
-      <w:r>
-        <w:rPr>
-          <w:i/>
-          <w:iCs/>
-          <w:color w:val="5F6F80"/>
-          <w:sz w:val="19"/>
-          <w:szCs w:val="19"/>
-        </w:rPr>
-        <w:t xml:space="preserve">A horizontal line with marks at 0, 1, 2, 3, ... showing where values fall</w:t>
-      </w:r>
-    </w:p>
-    <w:p>
-      <w:pPr>
-        <w:spacing w:after="60"/>
+        <w:keepNext/>
+        <w:spacing w:after="20" w:before="120"/>
+        <w:jc w:val="center"/>
+      </w:pPr>
+      <w:r>
+        <w:drawing>
+          <wp:inline distT="0" distB="0" distL="0" distR="0">
+            <wp:extent cx="1238250" cy="933450"/>
+            <wp:effectExtent t="0" r="0" b="0" l="0"/>
+            <wp:docPr id="1" name="" descr="" title=""/>
+            <wp:cNvGraphicFramePr>
+              <a:graphicFrameLocks xmlns:a="http://schemas.openxmlformats.org/drawingml/2006/main" noChangeAspect="1"/>
+            </wp:cNvGraphicFramePr>
+            <a:graphic xmlns:a="http://schemas.openxmlformats.org/drawingml/2006/main">
+              <a:graphicData uri="http://schemas.openxmlformats.org/drawingml/2006/picture">
+                <pic:pic xmlns:pic="http://schemas.openxmlformats.org/drawingml/2006/picture">
+                  <pic:nvPicPr>
+                    <pic:cNvPr id="0" name="" descr=""/>
+                    <pic:cNvPicPr>
+                      <a:picLocks noChangeAspect="1" noChangeArrowheads="1"/>
+                    </pic:cNvPicPr>
+                  </pic:nvPicPr>
+                  <pic:blipFill>
+                    <a:blip r:embed="rId10" cstate="none"/>
+                    <a:srcRect/>
+                    <a:stretch>
+                      <a:fillRect/>
+                    </a:stretch>
+                  </pic:blipFill>
+                  <pic:spPr bwMode="auto">
+                    <a:xfrm>
+                      <a:off x="0" y="0"/>
+                      <a:ext cx="1238250" cy="933450"/>
+                    </a:xfrm>
+                    <a:prstGeom prst="rect">
+                      <a:avLst/>
+                    </a:prstGeom>
+                  </pic:spPr>
+                </pic:pic>
+              </a:graphicData>
+            </a:graphic>
+          </wp:inline>
+        </w:drawing>
+      </w:r>
+    </w:p>
+    <w:p>
+      <w:pPr>
+        <w:keepNext/>
+        <w:spacing w:after="20"/>
       </w:pPr>
       <w:r>
         <w:rPr>
@@ -170,7 +266,7 @@
     </w:p>
     <w:p>
       <w:pPr>
-        <w:spacing w:after="60"/>
+        <w:spacing w:after="160"/>
       </w:pPr>
       <w:r>
         <w:rPr>
@@ -182,22 +278,55 @@
     </w:p>
     <w:p>
       <w:pPr>
-        <w:spacing w:after="60"/>
-      </w:pPr>
-      <w:r>
-        <w:rPr>
-          <w:i/>
-          <w:iCs/>
-          <w:color w:val="5F6F80"/>
-          <w:sz w:val="19"/>
-          <w:szCs w:val="19"/>
-        </w:rPr>
-        <w:t xml:space="preserve">x &gt; 5: open circle at 5 means 5 itself is NOT a solution, but 5.1, 6, 7, ... are</w:t>
-      </w:r>
-    </w:p>
-    <w:p>
-      <w:pPr>
-        <w:spacing w:after="60"/>
+        <w:keepNext/>
+        <w:spacing w:after="20" w:before="120"/>
+        <w:jc w:val="center"/>
+      </w:pPr>
+      <w:r>
+        <w:drawing>
+          <wp:inline distT="0" distB="0" distL="0" distR="0">
+            <wp:extent cx="1238250" cy="933450"/>
+            <wp:effectExtent t="0" r="0" b="0" l="0"/>
+            <wp:docPr id="1" name="" descr="" title=""/>
+            <wp:cNvGraphicFramePr>
+              <a:graphicFrameLocks xmlns:a="http://schemas.openxmlformats.org/drawingml/2006/main" noChangeAspect="1"/>
+            </wp:cNvGraphicFramePr>
+            <a:graphic xmlns:a="http://schemas.openxmlformats.org/drawingml/2006/main">
+              <a:graphicData uri="http://schemas.openxmlformats.org/drawingml/2006/picture">
+                <pic:pic xmlns:pic="http://schemas.openxmlformats.org/drawingml/2006/picture">
+                  <pic:nvPicPr>
+                    <pic:cNvPr id="0" name="" descr=""/>
+                    <pic:cNvPicPr>
+                      <a:picLocks noChangeAspect="1" noChangeArrowheads="1"/>
+                    </pic:cNvPicPr>
+                  </pic:nvPicPr>
+                  <pic:blipFill>
+                    <a:blip r:embed="rId10" cstate="none"/>
+                    <a:srcRect/>
+                    <a:stretch>
+                      <a:fillRect/>
+                    </a:stretch>
+                  </pic:blipFill>
+                  <pic:spPr bwMode="auto">
+                    <a:xfrm>
+                      <a:off x="0" y="0"/>
+                      <a:ext cx="1238250" cy="933450"/>
+                    </a:xfrm>
+                    <a:prstGeom prst="rect">
+                      <a:avLst/>
+                    </a:prstGeom>
+                  </pic:spPr>
+                </pic:pic>
+              </a:graphicData>
+            </a:graphic>
+          </wp:inline>
+        </w:drawing>
+      </w:r>
+    </w:p>
+    <w:p>
+      <w:pPr>
+        <w:keepNext/>
+        <w:spacing w:after="20"/>
       </w:pPr>
       <w:r>
         <w:rPr>
@@ -222,7 +351,7 @@
     </w:p>
     <w:p>
       <w:pPr>
-        <w:spacing w:after="60"/>
+        <w:spacing w:after="160"/>
       </w:pPr>
       <w:r>
         <w:rPr>
@@ -234,22 +363,55 @@
     </w:p>
     <w:p>
       <w:pPr>
-        <w:spacing w:after="60"/>
-      </w:pPr>
-      <w:r>
-        <w:rPr>
-          <w:i/>
-          <w:iCs/>
-          <w:color w:val="5F6F80"/>
-          <w:sz w:val="19"/>
-          <w:szCs w:val="19"/>
-        </w:rPr>
-        <w:t xml:space="preserve">x ≥ 5: closed circle at 5 means 5 IS a solution, and so are 6, 7, 8, ...</w:t>
-      </w:r>
-    </w:p>
-    <w:p>
-      <w:pPr>
-        <w:spacing w:after="60"/>
+        <w:keepNext/>
+        <w:spacing w:after="20" w:before="120"/>
+        <w:jc w:val="center"/>
+      </w:pPr>
+      <w:r>
+        <w:drawing>
+          <wp:inline distT="0" distB="0" distL="0" distR="0">
+            <wp:extent cx="1238250" cy="933450"/>
+            <wp:effectExtent t="0" r="0" b="0" l="0"/>
+            <wp:docPr id="1" name="" descr="" title=""/>
+            <wp:cNvGraphicFramePr>
+              <a:graphicFrameLocks xmlns:a="http://schemas.openxmlformats.org/drawingml/2006/main" noChangeAspect="1"/>
+            </wp:cNvGraphicFramePr>
+            <a:graphic xmlns:a="http://schemas.openxmlformats.org/drawingml/2006/main">
+              <a:graphicData uri="http://schemas.openxmlformats.org/drawingml/2006/picture">
+                <pic:pic xmlns:pic="http://schemas.openxmlformats.org/drawingml/2006/picture">
+                  <pic:nvPicPr>
+                    <pic:cNvPr id="0" name="" descr=""/>
+                    <pic:cNvPicPr>
+                      <a:picLocks noChangeAspect="1" noChangeArrowheads="1"/>
+                    </pic:cNvPicPr>
+                  </pic:nvPicPr>
+                  <pic:blipFill>
+                    <a:blip r:embed="rId10" cstate="none"/>
+                    <a:srcRect/>
+                    <a:stretch>
+                      <a:fillRect/>
+                    </a:stretch>
+                  </pic:blipFill>
+                  <pic:spPr bwMode="auto">
+                    <a:xfrm>
+                      <a:off x="0" y="0"/>
+                      <a:ext cx="1238250" cy="933450"/>
+                    </a:xfrm>
+                    <a:prstGeom prst="rect">
+                      <a:avLst/>
+                    </a:prstGeom>
+                  </pic:spPr>
+                </pic:pic>
+              </a:graphicData>
+            </a:graphic>
+          </wp:inline>
+        </w:drawing>
+      </w:r>
+    </w:p>
+    <w:p>
+      <w:pPr>
+        <w:keepNext/>
+        <w:spacing w:after="20"/>
       </w:pPr>
       <w:r>
         <w:rPr>
@@ -274,7 +436,7 @@
     </w:p>
     <w:p>
       <w:pPr>
-        <w:spacing w:after="60"/>
+        <w:spacing w:after="160"/>
       </w:pPr>
       <w:r>
         <w:rPr>
@@ -282,21 +444,6 @@
           <w:szCs w:val="21"/>
         </w:rPr>
         <w:t xml:space="preserve">All the numbers that make the inequality true.</w:t>
-      </w:r>
-    </w:p>
-    <w:p>
-      <w:pPr>
-        <w:spacing w:after="60"/>
-      </w:pPr>
-      <w:r>
-        <w:rPr>
-          <w:i/>
-          <w:iCs/>
-          <w:color w:val="5F6F80"/>
-          <w:sz w:val="19"/>
-          <w:szCs w:val="19"/>
-        </w:rPr>
-        <w:t xml:space="preserve">For x &gt; 3, the solution set includes 3.1, 4, 5, 10, 100 — any number greater than 3</w:t>
       </w:r>
     </w:p>
     <w:p>

--- a/lessons/7-5/downloads/7-5-notes.docx
+++ b/lessons/7-5/downloads/7-5-notes.docx
@@ -448,6 +448,176 @@
     </w:p>
     <w:p>
       <w:pPr>
+        <w:keepNext/>
+        <w:spacing w:after="20" w:before="120"/>
+        <w:jc w:val="center"/>
+      </w:pPr>
+      <w:r>
+        <w:drawing>
+          <wp:inline distT="0" distB="0" distL="0" distR="0">
+            <wp:extent cx="1238250" cy="933450"/>
+            <wp:effectExtent t="0" r="0" b="0" l="0"/>
+            <wp:docPr id="1" name="" descr="" title=""/>
+            <wp:cNvGraphicFramePr>
+              <a:graphicFrameLocks xmlns:a="http://schemas.openxmlformats.org/drawingml/2006/main" noChangeAspect="1"/>
+            </wp:cNvGraphicFramePr>
+            <a:graphic xmlns:a="http://schemas.openxmlformats.org/drawingml/2006/main">
+              <a:graphicData uri="http://schemas.openxmlformats.org/drawingml/2006/picture">
+                <pic:pic xmlns:pic="http://schemas.openxmlformats.org/drawingml/2006/picture">
+                  <pic:nvPicPr>
+                    <pic:cNvPr id="0" name="" descr=""/>
+                    <pic:cNvPicPr>
+                      <a:picLocks noChangeAspect="1" noChangeArrowheads="1"/>
+                    </pic:cNvPicPr>
+                  </pic:nvPicPr>
+                  <pic:blipFill>
+                    <a:blip r:embed="rId10" cstate="none"/>
+                    <a:srcRect/>
+                    <a:stretch>
+                      <a:fillRect/>
+                    </a:stretch>
+                  </pic:blipFill>
+                  <pic:spPr bwMode="auto">
+                    <a:xfrm>
+                      <a:off x="0" y="0"/>
+                      <a:ext cx="1238250" cy="933450"/>
+                    </a:xfrm>
+                    <a:prstGeom prst="rect">
+                      <a:avLst/>
+                    </a:prstGeom>
+                  </pic:spPr>
+                </pic:pic>
+              </a:graphicData>
+            </a:graphic>
+          </wp:inline>
+        </w:drawing>
+      </w:r>
+    </w:p>
+    <w:p>
+      <w:pPr>
+        <w:keepNext/>
+        <w:spacing w:after="20"/>
+      </w:pPr>
+      <w:r>
+        <w:rPr>
+          <w:b/>
+          <w:bCs/>
+          <w:color w:val="12355B"/>
+          <w:sz w:val="23"/>
+          <w:szCs w:val="23"/>
+        </w:rPr>
+        <w:t xml:space="preserve">Inequality</w:t>
+      </w:r>
+      <w:r>
+        <w:rPr>
+          <w:i/>
+          <w:iCs/>
+          <w:color w:val="5F6F80"/>
+          <w:sz w:val="20"/>
+          <w:szCs w:val="20"/>
+        </w:rPr>
+        <w:t xml:space="preserve">  ·  Desigualdad</w:t>
+      </w:r>
+    </w:p>
+    <w:p>
+      <w:pPr>
+        <w:spacing w:after="160"/>
+      </w:pPr>
+      <w:r>
+        <w:rPr>
+          <w:sz w:val="21"/>
+          <w:szCs w:val="21"/>
+        </w:rPr>
+        <w:t xml:space="preserve">A math sentence comparing two amounts with &lt;, &gt;, ≤, or ≥.</w:t>
+      </w:r>
+    </w:p>
+    <w:p>
+      <w:pPr>
+        <w:keepNext/>
+        <w:spacing w:after="20" w:before="120"/>
+        <w:jc w:val="center"/>
+      </w:pPr>
+      <w:r>
+        <w:drawing>
+          <wp:inline distT="0" distB="0" distL="0" distR="0">
+            <wp:extent cx="1238250" cy="933450"/>
+            <wp:effectExtent t="0" r="0" b="0" l="0"/>
+            <wp:docPr id="1" name="" descr="" title=""/>
+            <wp:cNvGraphicFramePr>
+              <a:graphicFrameLocks xmlns:a="http://schemas.openxmlformats.org/drawingml/2006/main" noChangeAspect="1"/>
+            </wp:cNvGraphicFramePr>
+            <a:graphic xmlns:a="http://schemas.openxmlformats.org/drawingml/2006/main">
+              <a:graphicData uri="http://schemas.openxmlformats.org/drawingml/2006/picture">
+                <pic:pic xmlns:pic="http://schemas.openxmlformats.org/drawingml/2006/picture">
+                  <pic:nvPicPr>
+                    <pic:cNvPr id="0" name="" descr=""/>
+                    <pic:cNvPicPr>
+                      <a:picLocks noChangeAspect="1" noChangeArrowheads="1"/>
+                    </pic:cNvPicPr>
+                  </pic:nvPicPr>
+                  <pic:blipFill>
+                    <a:blip r:embed="rId11" cstate="none"/>
+                    <a:srcRect/>
+                    <a:stretch>
+                      <a:fillRect/>
+                    </a:stretch>
+                  </pic:blipFill>
+                  <pic:spPr bwMode="auto">
+                    <a:xfrm>
+                      <a:off x="0" y="0"/>
+                      <a:ext cx="1238250" cy="933450"/>
+                    </a:xfrm>
+                    <a:prstGeom prst="rect">
+                      <a:avLst/>
+                    </a:prstGeom>
+                  </pic:spPr>
+                </pic:pic>
+              </a:graphicData>
+            </a:graphic>
+          </wp:inline>
+        </w:drawing>
+      </w:r>
+    </w:p>
+    <w:p>
+      <w:pPr>
+        <w:keepNext/>
+        <w:spacing w:after="20"/>
+      </w:pPr>
+      <w:r>
+        <w:rPr>
+          <w:b/>
+          <w:bCs/>
+          <w:color w:val="12355B"/>
+          <w:sz w:val="23"/>
+          <w:szCs w:val="23"/>
+        </w:rPr>
+        <w:t xml:space="preserve">Boundary point</w:t>
+      </w:r>
+      <w:r>
+        <w:rPr>
+          <w:i/>
+          <w:iCs/>
+          <w:color w:val="5F6F80"/>
+          <w:sz w:val="20"/>
+          <w:szCs w:val="20"/>
+        </w:rPr>
+        <w:t xml:space="preserve">  ·  Punto límite</w:t>
+      </w:r>
+    </w:p>
+    <w:p>
+      <w:pPr>
+        <w:spacing w:after="160"/>
+      </w:pPr>
+      <w:r>
+        <w:rPr>
+          <w:sz w:val="21"/>
+          <w:szCs w:val="21"/>
+        </w:rPr>
+        <w:t xml:space="preserve">The number on the number line where the solution set starts.</w:t>
+      </w:r>
+    </w:p>
+    <w:p>
+      <w:pPr>
         <w:pStyle w:val="Heading2"/>
         <w:pBdr>
           <w:left w:val="single" w:color="1FA6A2" w:sz="18" w:space="8"/>
@@ -1239,19 +1409,19 @@
           <w:sz w:val="21"/>
           <w:szCs w:val="21"/>
         </w:rPr>
-        <w:t xml:space="preserve">Number line is a line with numbers in order. You use it to show answers.</w:t>
-      </w:r>
-    </w:p>
-    <w:p>
-      <w:pPr>
-        <w:spacing w:after="60"/>
-      </w:pPr>
-      <w:r>
-        <w:rPr>
-          <w:sz w:val="21"/>
-          <w:szCs w:val="21"/>
-        </w:rPr>
-        <w:t xml:space="preserve">Write a kernel sentence about number line. Use a subject and a verb.</w:t>
+        <w:t xml:space="preserve">Boundary point is the number on the number line where the solution set starts.</w:t>
+      </w:r>
+    </w:p>
+    <w:p>
+      <w:pPr>
+        <w:spacing w:after="60"/>
+      </w:pPr>
+      <w:r>
+        <w:rPr>
+          <w:sz w:val="21"/>
+          <w:szCs w:val="21"/>
+        </w:rPr>
+        <w:t xml:space="preserve">Write a kernel sentence about boundary point. Use a subject and a verb.</w:t>
       </w:r>
       <w:r>
         <w:rPr>
@@ -1263,7 +1433,7 @@
         </w:rPr>
         <w:br/>
         <w:t xml:space="preserve">
-Escribe una oración base sobre recta numérica. Usa un sujeto y un verbo.</w:t>
+Escribe una oración base sobre punto límite. Usa un sujeto y un verbo.</w:t>
       </w:r>
     </w:p>
     <w:p>
@@ -1332,7 +1502,7 @@
           <w:sz w:val="21"/>
           <w:szCs w:val="21"/>
         </w:rPr>
-        <w:t xml:space="preserve">Number line matters in math</w:t>
+        <w:t xml:space="preserve">Boundary point matters in math</w:t>
       </w:r>
     </w:p>
     <w:p>
@@ -1354,7 +1524,7 @@
           <w:sz w:val="21"/>
           <w:szCs w:val="21"/>
         </w:rPr>
-        <w:t xml:space="preserve">Number line matters in math because ___.</w:t>
+        <w:t xml:space="preserve">Boundary point matters in math because ___.</w:t>
       </w:r>
       <w:r>
         <w:rPr>
@@ -1366,7 +1536,7 @@
         </w:rPr>
         <w:br/>
         <w:t xml:space="preserve">
-Recta numérica importa en matemáticas porque ___.</w:t>
+Punto límite importa en matemáticas porque ___.</w:t>
       </w:r>
     </w:p>
     <w:p>
@@ -1399,7 +1569,7 @@
           <w:sz w:val="21"/>
           <w:szCs w:val="21"/>
         </w:rPr>
-        <w:t xml:space="preserve">Number line matters in math, but ___.</w:t>
+        <w:t xml:space="preserve">Boundary point matters in math, but ___.</w:t>
       </w:r>
       <w:r>
         <w:rPr>
@@ -1411,7 +1581,7 @@
         </w:rPr>
         <w:br/>
         <w:t xml:space="preserve">
-Recta numérica importa en matemáticas, pero ___.</w:t>
+Punto límite importa en matemáticas, pero ___.</w:t>
       </w:r>
     </w:p>
     <w:p>
@@ -1444,7 +1614,7 @@
           <w:sz w:val="21"/>
           <w:szCs w:val="21"/>
         </w:rPr>
-        <w:t xml:space="preserve">Number line matters in math, so ___.</w:t>
+        <w:t xml:space="preserve">Boundary point matters in math, so ___.</w:t>
       </w:r>
       <w:r>
         <w:rPr>
@@ -1456,7 +1626,7 @@
         </w:rPr>
         <w:br/>
         <w:t xml:space="preserve">
-Recta numérica importa en matemáticas, entonces ___.</w:t>
+Punto límite importa en matemáticas, entonces ___.</w:t>
       </w:r>
     </w:p>
     <w:p>
@@ -1514,19 +1684,19 @@
           <w:sz w:val="21"/>
           <w:szCs w:val="21"/>
         </w:rPr>
-        <w:t xml:space="preserve">Tell one true fact about number line.</w:t>
-      </w:r>
-    </w:p>
-    <w:p>
-      <w:pPr>
-        <w:spacing w:after="60"/>
-      </w:pPr>
-      <w:r>
-        <w:rPr>
-          <w:sz w:val="21"/>
-          <w:szCs w:val="21"/>
-        </w:rPr>
-        <w:t xml:space="preserve">Number line ___.</w:t>
+        <w:t xml:space="preserve">Tell one true fact about boundary point.</w:t>
+      </w:r>
+    </w:p>
+    <w:p>
+      <w:pPr>
+        <w:spacing w:after="60"/>
+      </w:pPr>
+      <w:r>
+        <w:rPr>
+          <w:sz w:val="21"/>
+          <w:szCs w:val="21"/>
+        </w:rPr>
+        <w:t xml:space="preserve">Boundary point ___.</w:t>
       </w:r>
     </w:p>
     <w:p>
@@ -1559,7 +1729,7 @@
           <w:sz w:val="21"/>
           <w:szCs w:val="21"/>
         </w:rPr>
-        <w:t xml:space="preserve">Ask a question about number line.</w:t>
+        <w:t xml:space="preserve">Ask a question about boundary point.</w:t>
       </w:r>
     </w:p>
     <w:p>
@@ -1616,7 +1786,7 @@
           <w:sz w:val="21"/>
           <w:szCs w:val="21"/>
         </w:rPr>
-        <w:t xml:space="preserve">Show excitement about number line.</w:t>
+        <w:t xml:space="preserve">Show excitement about boundary point.</w:t>
       </w:r>
     </w:p>
     <w:p>
@@ -1673,7 +1843,7 @@
           <w:sz w:val="21"/>
           <w:szCs w:val="21"/>
         </w:rPr>
-        <w:t xml:space="preserve">Tell a partner what to do with number line.</w:t>
+        <w:t xml:space="preserve">Tell a partner what to do with boundary point.</w:t>
       </w:r>
     </w:p>
     <w:p>
@@ -2335,7 +2505,7 @@
           <w:sz w:val="20"/>
           <w:szCs w:val="20"/>
         </w:rPr>
-        <w:t xml:space="preserve">Kernel sentence: a complete sentence needs a subject and a verb. Example: Number line is a line with numbers in order. You use it to show answers.</w:t>
+        <w:t xml:space="preserve">Kernel sentence: a complete sentence needs a subject and a verb. Example: Boundary point is the number on the number line where the solution set starts.</w:t>
       </w:r>
     </w:p>
     <w:p>

--- a/lessons/7-5/downloads/7-5-notes.docx
+++ b/lessons/7-5/downloads/7-5-notes.docx
@@ -1377,7 +1377,7 @@
           <w:sz w:val="24"/>
           <w:szCs w:val="24"/>
         </w:rPr>
-        <w:t xml:space="preserve">Try the Model</w:t>
+        <w:t xml:space="preserve">Solved Example</w:t>
       </w:r>
       <w:r>
         <w:rPr>
@@ -1387,90 +1387,130 @@
           <w:sz w:val="19"/>
           <w:szCs w:val="19"/>
         </w:rPr>
-        <w:t xml:space="preserve">   step through it together</w:t>
-      </w:r>
-    </w:p>
-    <w:p>
-      <w:pPr>
-        <w:spacing w:after="80"/>
-      </w:pPr>
-      <w:r>
-        <w:rPr>
-          <w:sz w:val="21"/>
-          <w:szCs w:val="21"/>
-        </w:rPr>
-        <w:t xml:space="preserve">Graph each inequality on the number line. Decide whether to use an open or closed circle, then shade in the correct direction.</w:t>
-      </w:r>
-    </w:p>
-    <w:p>
-      <w:pPr>
+        <w:t xml:space="preserve">   I Do — watch each step</w:t>
+      </w:r>
+    </w:p>
+    <w:p>
+      <w:pPr>
+        <w:keepNext/>
         <w:spacing w:after="40"/>
       </w:pPr>
       <w:r>
-        <w:t xml:space="preserve"/>
-      </w:r>
-    </w:p>
-    <w:tbl>
-      <w:tblPr>
-        <w:tblW w:type="pct" w:w="100%"/>
-        <w:tblBorders>
-          <w:top w:val="single" w:color="C7D2DD" w:sz="6"/>
-          <w:left w:val="single" w:color="C7D2DD" w:sz="6"/>
-          <w:bottom w:val="single" w:color="C7D2DD" w:sz="6"/>
-          <w:right w:val="single" w:color="C7D2DD" w:sz="6"/>
-          <w:insideH w:val="single" w:color="auto" w:sz="4"/>
-          <w:insideV w:val="single" w:color="auto" w:sz="4"/>
-        </w:tblBorders>
-      </w:tblPr>
-      <w:tblGrid>
-        <w:gridCol w:w="100"/>
-      </w:tblGrid>
-      <w:tr>
-        <w:tc>
-          <w:tcPr>
-            <w:shd w:fill="E6F4F3" w:color="auto" w:val="clear"/>
-            <w:tcMar>
-              <w:top w:type="dxa" w:w="60"/>
-              <w:left w:type="dxa" w:w="120"/>
-              <w:bottom w:type="dxa" w:w="60"/>
-              <w:right w:type="dxa" w:w="120"/>
-            </w:tcMar>
-          </w:tcPr>
-          <w:p>
-            <w:pPr>
-              <w:spacing w:after="0" w:line="320"/>
-            </w:pPr>
-            <w:r>
-              <w:t xml:space="preserve"/>
-            </w:r>
-          </w:p>
-          <w:p>
-            <w:pPr>
-              <w:spacing w:after="0" w:line="320"/>
-            </w:pPr>
-            <w:r>
-              <w:t xml:space="preserve"/>
-            </w:r>
-          </w:p>
-          <w:p>
-            <w:pPr>
-              <w:spacing w:after="0" w:line="320"/>
-            </w:pPr>
-            <w:r>
-              <w:t xml:space="preserve"/>
-            </w:r>
-          </w:p>
-          <w:p>
-            <w:pPr>
-              <w:spacing w:after="0" w:line="320"/>
-            </w:pPr>
-            <w:r>
-              <w:t xml:space="preserve"/>
-            </w:r>
-          </w:p>
-        </w:tc>
-      </w:tr>
-    </w:tbl>
+        <w:rPr>
+          <w:b/>
+          <w:bCs/>
+          <w:color w:val="12355B"/>
+          <w:sz w:val="21"/>
+          <w:szCs w:val="21"/>
+        </w:rPr>
+        <w:t xml:space="preserve">Problem:  </w:t>
+      </w:r>
+      <w:r>
+        <w:rPr>
+          <w:sz w:val="21"/>
+          <w:szCs w:val="21"/>
+        </w:rPr>
+        <w:t xml:space="preserve">Which graph represents x &lt; 5?</w:t>
+      </w:r>
+    </w:p>
+    <w:p>
+      <w:pPr>
+        <w:spacing w:after="30"/>
+        <w:ind w:left="420"/>
+      </w:pPr>
+      <w:r>
+        <w:rPr>
+          <w:sz w:val="20"/>
+          <w:szCs w:val="20"/>
+        </w:rPr>
+        <w:t xml:space="preserve">A)  Open circle at 5, shaded left</w:t>
+      </w:r>
+    </w:p>
+    <w:p>
+      <w:pPr>
+        <w:spacing w:after="30"/>
+        <w:ind w:left="420"/>
+      </w:pPr>
+      <w:r>
+        <w:rPr>
+          <w:sz w:val="20"/>
+          <w:szCs w:val="20"/>
+        </w:rPr>
+        <w:t xml:space="preserve">B)  Closed circle at 5, shaded left</w:t>
+      </w:r>
+    </w:p>
+    <w:p>
+      <w:pPr>
+        <w:spacing w:after="30"/>
+        <w:ind w:left="420"/>
+      </w:pPr>
+      <w:r>
+        <w:rPr>
+          <w:sz w:val="20"/>
+          <w:szCs w:val="20"/>
+        </w:rPr>
+        <w:t xml:space="preserve">C)  Open circle at 5, shaded right</w:t>
+      </w:r>
+    </w:p>
+    <w:p>
+      <w:pPr>
+        <w:spacing w:after="30"/>
+        <w:ind w:left="420"/>
+      </w:pPr>
+      <w:r>
+        <w:rPr>
+          <w:sz w:val="20"/>
+          <w:szCs w:val="20"/>
+        </w:rPr>
+        <w:t xml:space="preserve">D)  Closed circle at 5, shaded right</w:t>
+      </w:r>
+    </w:p>
+    <w:p>
+      <w:pPr>
+        <w:spacing w:after="20" w:before="50"/>
+      </w:pPr>
+      <w:r>
+        <w:rPr>
+          <w:b/>
+          <w:bCs/>
+          <w:color w:val="1FA6A2"/>
+          <w:sz w:val="21"/>
+          <w:szCs w:val="21"/>
+        </w:rPr>
+        <w:t xml:space="preserve">Step 1:  </w:t>
+      </w:r>
+      <w:r>
+        <w:rPr>
+          <w:sz w:val="21"/>
+          <w:szCs w:val="21"/>
+        </w:rPr>
+        <w:t xml:space="preserve">x &lt; 5 means 5 is NOT included (open circle) and values less than 5 are shaded (left).</w:t>
+      </w:r>
+    </w:p>
+    <w:p>
+      <w:pPr>
+        <w:spacing w:after="40" w:before="60"/>
+      </w:pPr>
+      <w:r>
+        <w:rPr>
+          <w:b/>
+          <w:bCs/>
+          <w:color w:val="12355B"/>
+          <w:sz w:val="21"/>
+          <w:szCs w:val="21"/>
+        </w:rPr>
+        <w:t xml:space="preserve">Answer:  </w:t>
+      </w:r>
+      <w:r>
+        <w:rPr>
+          <w:b/>
+          <w:bCs/>
+          <w:sz w:val="21"/>
+          <w:szCs w:val="21"/>
+        </w:rPr>
+        <w:t xml:space="preserve">A. Open circle at 5, shaded left</w:t>
+      </w:r>
+    </w:p>
     <w:p>
       <w:pPr>
         <w:pStyle w:val="Heading1"/>
@@ -1515,6 +1555,170 @@
           <w:szCs w:val="19"/>
         </w:rPr>
         <w:t xml:space="preserve">   We Do — work with your class</w:t>
+      </w:r>
+    </w:p>
+    <w:p>
+      <w:pPr>
+        <w:keepNext/>
+        <w:spacing w:after="40" w:before="40"/>
+      </w:pPr>
+      <w:r>
+        <w:rPr>
+          <w:b/>
+          <w:bCs/>
+          <w:color w:val="12355B"/>
+          <w:sz w:val="21"/>
+          <w:szCs w:val="21"/>
+        </w:rPr>
+        <w:t xml:space="preserve">Problem:  </w:t>
+      </w:r>
+      <w:r>
+        <w:rPr>
+          <w:sz w:val="21"/>
+          <w:szCs w:val="21"/>
+        </w:rPr>
+        <w:t xml:space="preserve">Which graph represents x ≥ 3?</w:t>
+      </w:r>
+    </w:p>
+    <w:p>
+      <w:pPr>
+        <w:spacing w:after="30"/>
+        <w:ind w:left="420"/>
+      </w:pPr>
+      <w:r>
+        <w:rPr>
+          <w:sz w:val="20"/>
+          <w:szCs w:val="20"/>
+        </w:rPr>
+        <w:t xml:space="preserve">A)  Closed circle at 3, shaded right</w:t>
+      </w:r>
+    </w:p>
+    <w:p>
+      <w:pPr>
+        <w:spacing w:after="30"/>
+        <w:ind w:left="420"/>
+      </w:pPr>
+      <w:r>
+        <w:rPr>
+          <w:sz w:val="20"/>
+          <w:szCs w:val="20"/>
+        </w:rPr>
+        <w:t xml:space="preserve">B)  Open circle at 3, shaded right</w:t>
+      </w:r>
+    </w:p>
+    <w:p>
+      <w:pPr>
+        <w:spacing w:after="30"/>
+        <w:ind w:left="420"/>
+      </w:pPr>
+      <w:r>
+        <w:rPr>
+          <w:sz w:val="20"/>
+          <w:szCs w:val="20"/>
+        </w:rPr>
+        <w:t xml:space="preserve">C)  Closed circle at 3, shaded left</w:t>
+      </w:r>
+    </w:p>
+    <w:p>
+      <w:pPr>
+        <w:spacing w:after="30"/>
+        <w:ind w:left="420"/>
+      </w:pPr>
+      <w:r>
+        <w:rPr>
+          <w:sz w:val="20"/>
+          <w:szCs w:val="20"/>
+        </w:rPr>
+        <w:t xml:space="preserve">D)  Open circle at 3, shaded left</w:t>
+      </w:r>
+    </w:p>
+    <w:p>
+      <w:pPr>
+        <w:keepNext/>
+        <w:spacing w:after="0" w:before="50"/>
+      </w:pPr>
+      <w:r>
+        <w:rPr>
+          <w:b/>
+          <w:bCs/>
+          <w:color w:val="6B4FA0"/>
+          <w:sz w:val="21"/>
+          <w:szCs w:val="21"/>
+        </w:rPr>
+        <w:t xml:space="preserve">Step 1:</w:t>
+      </w:r>
+    </w:p>
+    <w:p>
+      <w:pPr>
+        <w:pBdr>
+          <w:bottom w:val="single" w:color="AFBECC" w:sz="6"/>
+        </w:pBdr>
+        <w:spacing w:after="30" w:before="150"/>
+      </w:pPr>
+      <w:r>
+        <w:t xml:space="preserve"/>
+      </w:r>
+    </w:p>
+    <w:p>
+      <w:pPr>
+        <w:keepNext/>
+        <w:spacing w:after="0" w:before="50"/>
+      </w:pPr>
+      <w:r>
+        <w:rPr>
+          <w:b/>
+          <w:bCs/>
+          <w:color w:val="6B4FA0"/>
+          <w:sz w:val="21"/>
+          <w:szCs w:val="21"/>
+        </w:rPr>
+        <w:t xml:space="preserve">Step 2:</w:t>
+      </w:r>
+    </w:p>
+    <w:p>
+      <w:pPr>
+        <w:pBdr>
+          <w:bottom w:val="single" w:color="AFBECC" w:sz="6"/>
+        </w:pBdr>
+        <w:spacing w:after="30" w:before="150"/>
+      </w:pPr>
+      <w:r>
+        <w:t xml:space="preserve"/>
+      </w:r>
+    </w:p>
+    <w:p>
+      <w:pPr>
+        <w:keepNext/>
+        <w:spacing w:after="0" w:before="60"/>
+      </w:pPr>
+      <w:r>
+        <w:rPr>
+          <w:b/>
+          <w:bCs/>
+          <w:color w:val="12355B"/>
+          <w:sz w:val="21"/>
+          <w:szCs w:val="21"/>
+        </w:rPr>
+        <w:t xml:space="preserve">Answer:</w:t>
+      </w:r>
+    </w:p>
+    <w:p>
+      <w:pPr>
+        <w:pBdr>
+          <w:bottom w:val="single" w:color="AFBECC" w:sz="6"/>
+        </w:pBdr>
+        <w:spacing w:after="30" w:before="150"/>
+      </w:pPr>
+      <w:r>
+        <w:t xml:space="preserve"/>
+      </w:r>
+    </w:p>
+    <w:p>
+      <w:pPr>
+        <w:spacing w:after="80"/>
+      </w:pPr>
+      <w:r>
+        <w:t xml:space="preserve"/>
       </w:r>
     </w:p>
     <w:tbl>
@@ -2034,7 +2238,7 @@
           <w:sz w:val="21"/>
           <w:szCs w:val="21"/>
         </w:rPr>
-        <w:t xml:space="preserve">Which graph represents x &lt; 5?</w:t>
+        <w:t xml:space="preserve">Which graph represents x &gt; 8?</w:t>
       </w:r>
     </w:p>
     <w:p>
@@ -2047,7 +2251,7 @@
           <w:sz w:val="20"/>
           <w:szCs w:val="20"/>
         </w:rPr>
-        <w:t xml:space="preserve">A)  Open circle at 5, shaded left</w:t>
+        <w:t xml:space="preserve">A)  Open circle at 8, shaded right</w:t>
       </w:r>
     </w:p>
     <w:p>
@@ -2060,7 +2264,7 @@
           <w:sz w:val="20"/>
           <w:szCs w:val="20"/>
         </w:rPr>
-        <w:t xml:space="preserve">B)  Closed circle at 5, shaded left</w:t>
+        <w:t xml:space="preserve">B)  Closed circle at 8, shaded right</w:t>
       </w:r>
     </w:p>
     <w:p>
@@ -2073,7 +2277,7 @@
           <w:sz w:val="20"/>
           <w:szCs w:val="20"/>
         </w:rPr>
-        <w:t xml:space="preserve">C)  Open circle at 5, shaded right</w:t>
+        <w:t xml:space="preserve">C)  Open circle at 8, shaded left</w:t>
       </w:r>
     </w:p>
     <w:p>
@@ -2086,7 +2290,7 @@
           <w:sz w:val="20"/>
           <w:szCs w:val="20"/>
         </w:rPr>
-        <w:t xml:space="preserve">D)  Closed circle at 5, shaded right</w:t>
+        <w:t xml:space="preserve">D)  Closed circle at 8, shaded left</w:t>
       </w:r>
     </w:p>
     <w:p>
@@ -2164,7 +2368,7 @@
           <w:sz w:val="21"/>
           <w:szCs w:val="21"/>
         </w:rPr>
-        <w:t xml:space="preserve">Which graph represents x ≥ 3?</w:t>
+        <w:t xml:space="preserve">Which graph represents x ≤ 10?</w:t>
       </w:r>
     </w:p>
     <w:p>
@@ -2177,7 +2381,7 @@
           <w:sz w:val="20"/>
           <w:szCs w:val="20"/>
         </w:rPr>
-        <w:t xml:space="preserve">A)  Closed circle at 3, shaded right</w:t>
+        <w:t xml:space="preserve">A)  Closed circle at 10, shaded left</w:t>
       </w:r>
     </w:p>
     <w:p>
@@ -2190,7 +2394,7 @@
           <w:sz w:val="20"/>
           <w:szCs w:val="20"/>
         </w:rPr>
-        <w:t xml:space="preserve">B)  Open circle at 3, shaded right</w:t>
+        <w:t xml:space="preserve">B)  Open circle at 10, shaded left</w:t>
       </w:r>
     </w:p>
     <w:p>
@@ -2203,7 +2407,7 @@
           <w:sz w:val="20"/>
           <w:szCs w:val="20"/>
         </w:rPr>
-        <w:t xml:space="preserve">C)  Closed circle at 3, shaded left</w:t>
+        <w:t xml:space="preserve">C)  Closed circle at 10, shaded right</w:t>
       </w:r>
     </w:p>
     <w:p>
@@ -2216,7 +2420,7 @@
           <w:sz w:val="20"/>
           <w:szCs w:val="20"/>
         </w:rPr>
-        <w:t xml:space="preserve">D)  Open circle at 3, shaded left</w:t>
+        <w:t xml:space="preserve">D)  Open circle at 10, shaded right</w:t>
       </w:r>
     </w:p>
     <w:p>
@@ -2294,7 +2498,7 @@
           <w:sz w:val="21"/>
           <w:szCs w:val="21"/>
         </w:rPr>
-        <w:t xml:space="preserve">Which graph represents x &gt; 8?</w:t>
+        <w:t xml:space="preserve">A number line shows a closed circle at 8 and is shaded to the left. Which inequality does this represent?</w:t>
       </w:r>
     </w:p>
     <w:p>
@@ -2307,7 +2511,7 @@
           <w:sz w:val="20"/>
           <w:szCs w:val="20"/>
         </w:rPr>
-        <w:t xml:space="preserve">A)  Open circle at 8, shaded right</w:t>
+        <w:t xml:space="preserve">A)  x ≤ 8</w:t>
       </w:r>
     </w:p>
     <w:p>
@@ -2320,7 +2524,7 @@
           <w:sz w:val="20"/>
           <w:szCs w:val="20"/>
         </w:rPr>
-        <w:t xml:space="preserve">B)  Closed circle at 8, shaded right</w:t>
+        <w:t xml:space="preserve">B)  x &lt; 8</w:t>
       </w:r>
     </w:p>
     <w:p>
@@ -2333,7 +2537,7 @@
           <w:sz w:val="20"/>
           <w:szCs w:val="20"/>
         </w:rPr>
-        <w:t xml:space="preserve">C)  Open circle at 8, shaded left</w:t>
+        <w:t xml:space="preserve">C)  x ≥ 8</w:t>
       </w:r>
     </w:p>
     <w:p>
@@ -2346,7 +2550,7 @@
           <w:sz w:val="20"/>
           <w:szCs w:val="20"/>
         </w:rPr>
-        <w:t xml:space="preserve">D)  Closed circle at 8, shaded left</w:t>
+        <w:t xml:space="preserve">D)  x &gt; 8</w:t>
       </w:r>
     </w:p>
     <w:p>
@@ -2424,7 +2628,7 @@
           <w:sz w:val="21"/>
           <w:szCs w:val="21"/>
         </w:rPr>
-        <w:t xml:space="preserve">Which graph represents x ≤ 10?</w:t>
+        <w:t xml:space="preserve">On a number line, x &gt; 3 is shown with...</w:t>
       </w:r>
     </w:p>
     <w:p>
@@ -2437,7 +2641,7 @@
           <w:sz w:val="20"/>
           <w:szCs w:val="20"/>
         </w:rPr>
-        <w:t xml:space="preserve">A)  Closed circle at 10, shaded left</w:t>
+        <w:t xml:space="preserve">A)  An open circle at 3, shaded to the right</w:t>
       </w:r>
     </w:p>
     <w:p>
@@ -2450,7 +2654,7 @@
           <w:sz w:val="20"/>
           <w:szCs w:val="20"/>
         </w:rPr>
-        <w:t xml:space="preserve">B)  Open circle at 10, shaded left</w:t>
+        <w:t xml:space="preserve">B)  A closed circle at 3, shaded left</w:t>
       </w:r>
     </w:p>
     <w:p>
@@ -2463,7 +2667,7 @@
           <w:sz w:val="20"/>
           <w:szCs w:val="20"/>
         </w:rPr>
-        <w:t xml:space="preserve">C)  Closed circle at 10, shaded right</w:t>
+        <w:t xml:space="preserve">C)  A closed circle at 3, shaded right</w:t>
       </w:r>
     </w:p>
     <w:p>
@@ -2476,7 +2680,7 @@
           <w:sz w:val="20"/>
           <w:szCs w:val="20"/>
         </w:rPr>
-        <w:t xml:space="preserve">D)  Open circle at 10, shaded right</w:t>
+        <w:t xml:space="preserve">D)  An open circle at 3, shaded left</w:t>
       </w:r>
     </w:p>
     <w:p>
@@ -3189,6 +3393,64 @@
           <w:sz w:val="24"/>
           <w:szCs w:val="24"/>
         </w:rPr>
+        <w:t xml:space="preserve">Worked Notes (I Do / We Do)</w:t>
+      </w:r>
+    </w:p>
+    <w:p>
+      <w:pPr>
+        <w:spacing w:after="80"/>
+      </w:pPr>
+      <w:r>
+        <w:rPr>
+          <w:b/>
+          <w:bCs/>
+          <w:sz w:val="21"/>
+          <w:szCs w:val="21"/>
+        </w:rPr>
+        <w:t xml:space="preserve">I Do:  </w:t>
+      </w:r>
+      <w:r>
+        <w:rPr>
+          <w:sz w:val="21"/>
+          <w:szCs w:val="21"/>
+        </w:rPr>
+        <w:t xml:space="preserve">A. Open circle at 5, shaded left</w:t>
+      </w:r>
+    </w:p>
+    <w:p>
+      <w:pPr>
+        <w:spacing w:after="80"/>
+      </w:pPr>
+      <w:r>
+        <w:rPr>
+          <w:b/>
+          <w:bCs/>
+          <w:sz w:val="21"/>
+          <w:szCs w:val="21"/>
+        </w:rPr>
+        <w:t xml:space="preserve">We Do:  </w:t>
+      </w:r>
+      <w:r>
+        <w:rPr>
+          <w:sz w:val="21"/>
+          <w:szCs w:val="21"/>
+        </w:rPr>
+        <w:t xml:space="preserve">A. Closed circle at 3, shaded right</w:t>
+      </w:r>
+    </w:p>
+    <w:p>
+      <w:pPr>
+        <w:pStyle w:val="Heading2"/>
+        <w:spacing w:after="80" w:before="180"/>
+      </w:pPr>
+      <w:r>
+        <w:rPr>
+          <w:b/>
+          <w:bCs/>
+          <w:color w:val="12355B"/>
+          <w:sz w:val="24"/>
+          <w:szCs w:val="24"/>
+        </w:rPr>
         <w:t xml:space="preserve">Independent Practice</w:t>
       </w:r>
     </w:p>
@@ -3210,7 +3472,7 @@
           <w:sz w:val="21"/>
           <w:szCs w:val="21"/>
         </w:rPr>
-        <w:t xml:space="preserve">A)  Open circle at 5, shaded left</w:t>
+        <w:t xml:space="preserve">A)  Open circle at 8, shaded right</w:t>
       </w:r>
       <w:r>
         <w:rPr>
@@ -3220,7 +3482,7 @@
           <w:sz w:val="19"/>
           <w:szCs w:val="19"/>
         </w:rPr>
-        <w:t xml:space="preserve">  — x &lt; 5 means 5 is NOT included (open circle) and values less than 5 are shaded (left).</w:t>
+        <w:t xml:space="preserve">  — x &gt; 8 means 8 is NOT included (open circle) and values greater than 8 are shaded to the right.</w:t>
       </w:r>
     </w:p>
     <w:p>
@@ -3241,7 +3503,7 @@
           <w:sz w:val="21"/>
           <w:szCs w:val="21"/>
         </w:rPr>
-        <w:t xml:space="preserve">A)  Closed circle at 3, shaded right</w:t>
+        <w:t xml:space="preserve">A)  Closed circle at 10, shaded left</w:t>
       </w:r>
       <w:r>
         <w:rPr>
@@ -3251,7 +3513,7 @@
           <w:sz w:val="19"/>
           <w:szCs w:val="19"/>
         </w:rPr>
-        <w:t xml:space="preserve">  — x ≥ 3 means 3 IS included (closed circle) and values greater than or equal to 3 are shaded (right).</w:t>
+        <w:t xml:space="preserve">  — x ≤ 10 means 10 IS included (closed circle) and values less than or equal to 10 are shaded (left).</w:t>
       </w:r>
     </w:p>
     <w:p>
@@ -3272,7 +3534,7 @@
           <w:sz w:val="21"/>
           <w:szCs w:val="21"/>
         </w:rPr>
-        <w:t xml:space="preserve">A)  Open circle at 8, shaded right</w:t>
+        <w:t xml:space="preserve">A)  x ≤ 8</w:t>
       </w:r>
       <w:r>
         <w:rPr>
@@ -3282,7 +3544,7 @@
           <w:sz w:val="19"/>
           <w:szCs w:val="19"/>
         </w:rPr>
-        <w:t xml:space="preserve">  — x &gt; 8 means 8 is NOT included (open circle) and values greater than 8 are shaded to the right.</w:t>
+        <w:t xml:space="preserve">  — Closed circle means the value is included (≤ or ≥). Shaded left means less than or equal to: x ≤ 8.</w:t>
       </w:r>
     </w:p>
     <w:p>
@@ -3303,7 +3565,7 @@
           <w:sz w:val="21"/>
           <w:szCs w:val="21"/>
         </w:rPr>
-        <w:t xml:space="preserve">A)  Closed circle at 10, shaded left</w:t>
+        <w:t xml:space="preserve">A)  An open circle at 3, shaded to the right</w:t>
       </w:r>
       <w:r>
         <w:rPr>
@@ -3313,7 +3575,7 @@
           <w:sz w:val="19"/>
           <w:szCs w:val="19"/>
         </w:rPr>
-        <w:t xml:space="preserve">  — x ≤ 10 means 10 IS included (closed circle) and values less than or equal to 10 are shaded (left).</w:t>
+        <w:t xml:space="preserve">  — 'Greater than' uses an open circle and shades right (larger values).</w:t>
       </w:r>
     </w:p>
     <w:p>

--- a/lessons/7-5/downloads/7-5-notes.docx
+++ b/lessons/7-5/downloads/7-5-notes.docx
@@ -1177,6 +1177,238 @@
     <w:p>
       <w:pPr>
         <w:pStyle w:val="Heading1"/>
+        <w:pBdr>
+          <w:bottom w:val="single" w:color="1FA6A2" w:sz="14" w:space="6"/>
+        </w:pBdr>
+        <w:spacing w:after="140" w:before="260"/>
+      </w:pPr>
+      <w:r>
+        <w:rPr>
+          <w:b/>
+          <w:bCs/>
+          <w:color w:val="12355B"/>
+          <w:sz w:val="30"/>
+          <w:szCs w:val="30"/>
+        </w:rPr>
+        <w:t xml:space="preserve">Guided Notes</w:t>
+      </w:r>
+    </w:p>
+    <w:p>
+      <w:pPr>
+        <w:spacing w:after="100"/>
+      </w:pPr>
+      <w:r>
+        <w:rPr>
+          <w:i/>
+          <w:iCs/>
+          <w:color w:val="5F6F80"/>
+          <w:sz w:val="19"/>
+          <w:szCs w:val="19"/>
+        </w:rPr>
+        <w:t xml:space="preserve">Fill in each blank as we go. Use the Word Bank to help you.</w:t>
+      </w:r>
+    </w:p>
+    <w:tbl>
+      <w:tblPr>
+        <w:tblW w:type="pct" w:w="100%"/>
+        <w:tblBorders>
+          <w:top w:val="single" w:color="BBD0DE" w:sz="8"/>
+          <w:left w:val="single" w:color="BBD0DE" w:sz="8"/>
+          <w:bottom w:val="single" w:color="BBD0DE" w:sz="8"/>
+          <w:right w:val="single" w:color="BBD0DE" w:sz="8"/>
+          <w:insideH w:val="single" w:color="auto" w:sz="4"/>
+          <w:insideV w:val="single" w:color="auto" w:sz="4"/>
+        </w:tblBorders>
+      </w:tblPr>
+      <w:tblGrid>
+        <w:gridCol w:w="100"/>
+      </w:tblGrid>
+      <w:tr>
+        <w:tc>
+          <w:tcPr>
+            <w:shd w:fill="EEF4F8" w:color="auto" w:val="clear"/>
+            <w:tcMar>
+              <w:top w:type="dxa" w:w="120"/>
+              <w:left w:type="dxa" w:w="180"/>
+              <w:bottom w:type="dxa" w:w="120"/>
+              <w:right w:type="dxa" w:w="180"/>
+            </w:tcMar>
+          </w:tcPr>
+          <w:p>
+            <w:pPr>
+              <w:spacing w:after="40"/>
+            </w:pPr>
+            <w:r>
+              <w:rPr>
+                <w:b/>
+                <w:bCs/>
+                <w:color w:val="1FA6A2"/>
+                <w:sz w:val="18"/>
+                <w:szCs w:val="18"/>
+              </w:rPr>
+              <w:t xml:space="preserve">WORD BANK</w:t>
+            </w:r>
+          </w:p>
+          <w:p>
+            <w:pPr>
+              <w:spacing w:after="80"/>
+            </w:pPr>
+            <w:r>
+              <w:rPr>
+                <w:b/>
+                <w:bCs/>
+                <w:sz w:val="21"/>
+                <w:szCs w:val="21"/>
+              </w:rPr>
+              <w:t xml:space="preserve">Number line      •      Open circle      •      Closed circle      •      Solution set      •      Inequality      •      Boundary point</w:t>
+            </w:r>
+          </w:p>
+        </w:tc>
+      </w:tr>
+    </w:tbl>
+    <w:p>
+      <w:pPr>
+        <w:spacing w:after="80"/>
+      </w:pPr>
+      <w:r>
+        <w:t xml:space="preserve"/>
+      </w:r>
+    </w:p>
+    <w:p>
+      <w:pPr>
+        <w:spacing w:after="120" w:before="80"/>
+      </w:pPr>
+      <w:r>
+        <w:rPr>
+          <w:b/>
+          <w:bCs/>
+          <w:color w:val="12355B"/>
+          <w:sz w:val="22"/>
+          <w:szCs w:val="22"/>
+        </w:rPr>
+        <w:t xml:space="preserve">1.  </w:t>
+      </w:r>
+      <w:r>
+        <w:rPr>
+          <w:sz w:val="22"/>
+          <w:szCs w:val="22"/>
+        </w:rPr>
+        <w:t xml:space="preserve">A line with numbers in order used to show values and solutions is a ___.</w:t>
+      </w:r>
+    </w:p>
+    <w:p>
+      <w:pPr>
+        <w:spacing w:after="120" w:before="80"/>
+      </w:pPr>
+      <w:r>
+        <w:rPr>
+          <w:b/>
+          <w:bCs/>
+          <w:color w:val="12355B"/>
+          <w:sz w:val="22"/>
+          <w:szCs w:val="22"/>
+        </w:rPr>
+        <w:t xml:space="preserve">2.  </w:t>
+      </w:r>
+      <w:r>
+        <w:rPr>
+          <w:sz w:val="22"/>
+          <w:szCs w:val="22"/>
+        </w:rPr>
+        <w:t xml:space="preserve">A hollow circle that shows a value is NOT included, used for &lt; or &gt;, is an ___.</w:t>
+      </w:r>
+    </w:p>
+    <w:p>
+      <w:pPr>
+        <w:spacing w:after="120" w:before="80"/>
+      </w:pPr>
+      <w:r>
+        <w:rPr>
+          <w:b/>
+          <w:bCs/>
+          <w:color w:val="12355B"/>
+          <w:sz w:val="22"/>
+          <w:szCs w:val="22"/>
+        </w:rPr>
+        <w:t xml:space="preserve">3.  </w:t>
+      </w:r>
+      <w:r>
+        <w:rPr>
+          <w:sz w:val="22"/>
+          <w:szCs w:val="22"/>
+        </w:rPr>
+        <w:t xml:space="preserve">A filled-in circle that shows a value IS included, used for ≤ or ≥, is a ___.</w:t>
+      </w:r>
+    </w:p>
+    <w:p>
+      <w:pPr>
+        <w:spacing w:after="120" w:before="80"/>
+      </w:pPr>
+      <w:r>
+        <w:rPr>
+          <w:b/>
+          <w:bCs/>
+          <w:color w:val="12355B"/>
+          <w:sz w:val="22"/>
+          <w:szCs w:val="22"/>
+        </w:rPr>
+        <w:t xml:space="preserve">4.  </w:t>
+      </w:r>
+      <w:r>
+        <w:rPr>
+          <w:sz w:val="22"/>
+          <w:szCs w:val="22"/>
+        </w:rPr>
+        <w:t xml:space="preserve">All the values that make an inequality true form the ___.</w:t>
+      </w:r>
+    </w:p>
+    <w:p>
+      <w:pPr>
+        <w:spacing w:after="120" w:before="80"/>
+      </w:pPr>
+      <w:r>
+        <w:rPr>
+          <w:b/>
+          <w:bCs/>
+          <w:color w:val="12355B"/>
+          <w:sz w:val="22"/>
+          <w:szCs w:val="22"/>
+        </w:rPr>
+        <w:t xml:space="preserve">5.  </w:t>
+      </w:r>
+      <w:r>
+        <w:rPr>
+          <w:sz w:val="22"/>
+          <w:szCs w:val="22"/>
+        </w:rPr>
+        <w:t xml:space="preserve">A math sentence comparing two amounts with &lt;, &gt;, ≤, or ≥ is an ___.</w:t>
+      </w:r>
+    </w:p>
+    <w:p>
+      <w:pPr>
+        <w:spacing w:after="120" w:before="80"/>
+      </w:pPr>
+      <w:r>
+        <w:rPr>
+          <w:b/>
+          <w:bCs/>
+          <w:color w:val="12355B"/>
+          <w:sz w:val="22"/>
+          <w:szCs w:val="22"/>
+        </w:rPr>
+        <w:t xml:space="preserve">6.  </w:t>
+      </w:r>
+      <w:r>
+        <w:rPr>
+          <w:sz w:val="22"/>
+          <w:szCs w:val="22"/>
+        </w:rPr>
+        <w:t xml:space="preserve">The number where the solution set begins on the number line is the ___.</w:t>
+      </w:r>
+    </w:p>
+    <w:p>
+      <w:pPr>
+        <w:pStyle w:val="Heading1"/>
         <w:pageBreakBefore/>
         <w:pBdr>
           <w:bottom w:val="single" w:color="1FA6A2" w:sz="14" w:space="6"/>
@@ -2157,6 +2389,87 @@
     </w:p>
     <w:p>
       <w:pPr>
+        <w:spacing w:after="40" w:before="80"/>
+      </w:pPr>
+      <w:r>
+        <w:rPr>
+          <w:b/>
+          <w:bCs/>
+          <w:color w:val="12355B"/>
+          <w:sz w:val="21"/>
+          <w:szCs w:val="21"/>
+        </w:rPr>
+        <w:t xml:space="preserve">4. </w:t>
+      </w:r>
+      <w:r>
+        <w:rPr>
+          <w:b/>
+          <w:bCs/>
+          <w:color w:val="6B4FA0"/>
+          <w:sz w:val="19"/>
+          <w:szCs w:val="19"/>
+        </w:rPr>
+        <w:t xml:space="preserve">[Practice] </w:t>
+      </w:r>
+      <w:r>
+        <w:rPr>
+          <w:b/>
+          <w:bCs/>
+          <w:sz w:val="21"/>
+          <w:szCs w:val="21"/>
+        </w:rPr>
+        <w:t xml:space="preserve">During practice on Graph Inequalities, what strategy did you use when a problem felt tricky?</w:t>
+      </w:r>
+    </w:p>
+    <w:p>
+      <w:pPr>
+        <w:spacing w:after="60"/>
+      </w:pPr>
+      <w:r>
+        <w:rPr>
+          <w:color w:val="1A2733"/>
+          <w:sz w:val="21"/>
+          <w:szCs w:val="21"/>
+        </w:rPr>
+        <w:t xml:space="preserve">Start with:  I used a ___ circle because the symbol ___ means the boundary is ___.</w:t>
+      </w:r>
+      <w:r>
+        <w:rPr>
+          <w:i/>
+          <w:iCs/>
+          <w:color w:val="5F6F80"/>
+          <w:sz w:val="19"/>
+          <w:szCs w:val="19"/>
+        </w:rPr>
+        <w:br/>
+        <w:t xml:space="preserve">Usé un círculo ___ porque el símbolo ___ significa que el límite ___.</w:t>
+      </w:r>
+    </w:p>
+    <w:p>
+      <w:pPr>
+        <w:spacing w:after="80"/>
+      </w:pPr>
+      <w:r>
+        <w:rPr>
+          <w:b/>
+          <w:bCs/>
+          <w:color w:val="12355B"/>
+          <w:sz w:val="19"/>
+          <w:szCs w:val="19"/>
+        </w:rPr>
+        <w:t xml:space="preserve">Word bank:  </w:t>
+      </w:r>
+      <w:r>
+        <w:rPr>
+          <w:color w:val="1FA6A2"/>
+          <w:sz w:val="19"/>
+          <w:szCs w:val="19"/>
+        </w:rPr>
+        <w:t xml:space="preserve">Number line,  Open circle,  Closed circle,  Solution set</w:t>
+      </w:r>
+    </w:p>
+    <w:p>
+      <w:pPr>
         <w:pStyle w:val="Heading1"/>
         <w:pageBreakBefore/>
         <w:pBdr>
@@ -2628,7 +2941,7 @@
           <w:sz w:val="21"/>
           <w:szCs w:val="21"/>
         </w:rPr>
-        <w:t xml:space="preserve">On a number line, x &gt; 3 is shown with...</w:t>
+        <w:t xml:space="preserve">Clue: the witness ran more than 15 feet, so d &gt; 15. On the number line, what do you draw?</w:t>
       </w:r>
     </w:p>
     <w:p>
@@ -2641,7 +2954,7 @@
           <w:sz w:val="20"/>
           <w:szCs w:val="20"/>
         </w:rPr>
-        <w:t xml:space="preserve">A)  An open circle at 3, shaded to the right</w:t>
+        <w:t xml:space="preserve">A)  Open circle at 15, shade right</w:t>
       </w:r>
     </w:p>
     <w:p>
@@ -2654,7 +2967,7 @@
           <w:sz w:val="20"/>
           <w:szCs w:val="20"/>
         </w:rPr>
-        <w:t xml:space="preserve">B)  A closed circle at 3, shaded left</w:t>
+        <w:t xml:space="preserve">B)  Closed circle at 15, shade right</w:t>
       </w:r>
     </w:p>
     <w:p>
@@ -2667,7 +2980,7 @@
           <w:sz w:val="20"/>
           <w:szCs w:val="20"/>
         </w:rPr>
-        <w:t xml:space="preserve">C)  A closed circle at 3, shaded right</w:t>
+        <w:t xml:space="preserve">C)  Open circle at 15, shade left</w:t>
       </w:r>
     </w:p>
     <w:p>
@@ -2680,7 +2993,7 @@
           <w:sz w:val="20"/>
           <w:szCs w:val="20"/>
         </w:rPr>
-        <w:t xml:space="preserve">D)  An open circle at 3, shaded left</w:t>
+        <w:t xml:space="preserve">D)  Closed circle at 15, shade left</w:t>
       </w:r>
     </w:p>
     <w:p>
@@ -2753,33 +3066,7 @@
           <w:sz w:val="30"/>
           <w:szCs w:val="30"/>
         </w:rPr>
-        <w:t xml:space="preserve">Write About the Math</w:t>
-      </w:r>
-    </w:p>
-    <w:p>
-      <w:pPr>
-        <w:pStyle w:val="Heading2"/>
-        <w:spacing w:after="80" w:before="180"/>
-      </w:pPr>
-      <w:r>
-        <w:rPr>
-          <w:b/>
-          <w:bCs/>
-          <w:color w:val="12355B"/>
-          <w:sz w:val="24"/>
-          <w:szCs w:val="24"/>
-        </w:rPr>
-        <w:t xml:space="preserve">Build Strong Sentences</w:t>
-      </w:r>
-      <w:r>
-        <w:rPr>
-          <w:i/>
-          <w:iCs/>
-          <w:color w:val="B97A12"/>
-          <w:sz w:val="19"/>
-          <w:szCs w:val="19"/>
-        </w:rPr>
-        <w:t xml:space="preserve">   The Writing Revolution</w:t>
+        <w:t xml:space="preserve">Exit Ticket</w:t>
       </w:r>
     </w:p>
     <w:p>
@@ -2794,435 +3081,86 @@
           <w:sz w:val="19"/>
           <w:szCs w:val="19"/>
         </w:rPr>
-        <w:t xml:space="preserve">I can explain my graph using the words number line, open circle, closed circle, and solution set.</w:t>
-      </w:r>
-    </w:p>
-    <w:p>
-      <w:pPr>
-        <w:pStyle w:val="Heading2"/>
-        <w:spacing w:after="80" w:before="180"/>
-      </w:pPr>
-      <w:r>
-        <w:rPr>
-          <w:b/>
-          <w:bCs/>
-          <w:color w:val="12355B"/>
-          <w:sz w:val="24"/>
-          <w:szCs w:val="24"/>
-        </w:rPr>
-        <w:t xml:space="preserve">1. Kernel Sentence</w:t>
-      </w:r>
-      <w:r>
-        <w:rPr>
-          <w:i/>
-          <w:iCs/>
-          <w:color w:val="1FA6A2"/>
-          <w:sz w:val="19"/>
-          <w:szCs w:val="19"/>
-        </w:rPr>
-        <w:t xml:space="preserve">   subject + verb</w:t>
-      </w:r>
-    </w:p>
-    <w:tbl>
-      <w:tblPr>
-        <w:tblW w:type="pct" w:w="100%"/>
-        <w:tblBorders>
-          <w:top w:val="single" w:color="B97A12" w:sz="8"/>
-          <w:left w:val="single" w:color="B97A12" w:sz="8"/>
-          <w:bottom w:val="single" w:color="B97A12" w:sz="8"/>
-          <w:right w:val="single" w:color="B97A12" w:sz="8"/>
-          <w:insideH w:val="single" w:color="auto" w:sz="4"/>
-          <w:insideV w:val="single" w:color="auto" w:sz="4"/>
-        </w:tblBorders>
-      </w:tblPr>
-      <w:tblGrid>
-        <w:gridCol w:w="100"/>
-      </w:tblGrid>
-      <w:tr>
-        <w:tc>
-          <w:tcPr>
-            <w:shd w:fill="FBF3E2" w:color="auto" w:val="clear"/>
-            <w:tcMar>
-              <w:top w:type="dxa" w:w="120"/>
-              <w:left w:type="dxa" w:w="180"/>
-              <w:bottom w:type="dxa" w:w="120"/>
-              <w:right w:type="dxa" w:w="180"/>
-            </w:tcMar>
-          </w:tcPr>
-          <w:p>
-            <w:pPr>
-              <w:spacing w:after="0"/>
-            </w:pPr>
-            <w:r>
-              <w:rPr>
-                <w:b/>
-                <w:bCs/>
-                <w:color w:val="1FA6A2"/>
-                <w:sz w:val="20"/>
-                <w:szCs w:val="20"/>
-              </w:rPr>
-              <w:t xml:space="preserve">Model:  </w:t>
-            </w:r>
-            <w:r>
-              <w:rPr>
-                <w:sz w:val="20"/>
-                <w:szCs w:val="20"/>
-              </w:rPr>
-              <w:t xml:space="preserve">Boundary point is the number on the number line where the solution set starts.</w:t>
-            </w:r>
-          </w:p>
-        </w:tc>
-      </w:tr>
-    </w:tbl>
+        <w:t xml:space="preserve">Answer on your own. This shows what you learned today.</w:t>
+      </w:r>
+    </w:p>
+    <w:p>
+      <w:pPr>
+        <w:spacing w:after="80" w:before="80"/>
+      </w:pPr>
+      <w:r>
+        <w:rPr>
+          <w:color w:val="B97A12"/>
+          <w:sz w:val="22"/>
+          <w:szCs w:val="22"/>
+        </w:rPr>
+        <w:t xml:space="preserve">★  </w:t>
+      </w:r>
+      <w:r>
+        <w:rPr>
+          <w:b/>
+          <w:bCs/>
+          <w:sz w:val="22"/>
+          <w:szCs w:val="22"/>
+        </w:rPr>
+        <w:t xml:space="preserve">How would you graph the inequality x ≥ 9?</w:t>
+      </w:r>
+    </w:p>
+    <w:p>
+      <w:pPr>
+        <w:spacing w:after="60"/>
+        <w:ind w:left="420"/>
+      </w:pPr>
+      <w:r>
+        <w:rPr>
+          <w:sz w:val="21"/>
+          <w:szCs w:val="21"/>
+        </w:rPr>
+        <w:t xml:space="preserve">A)  Closed circle at 9, shaded right</w:t>
+      </w:r>
+    </w:p>
+    <w:p>
+      <w:pPr>
+        <w:spacing w:after="60"/>
+        <w:ind w:left="420"/>
+      </w:pPr>
+      <w:r>
+        <w:rPr>
+          <w:sz w:val="21"/>
+          <w:szCs w:val="21"/>
+        </w:rPr>
+        <w:t xml:space="preserve">B)  Open circle at 9, shaded right</w:t>
+      </w:r>
+    </w:p>
+    <w:p>
+      <w:pPr>
+        <w:spacing w:after="60"/>
+        <w:ind w:left="420"/>
+      </w:pPr>
+      <w:r>
+        <w:rPr>
+          <w:sz w:val="21"/>
+          <w:szCs w:val="21"/>
+        </w:rPr>
+        <w:t xml:space="preserve">C)  Closed circle at 9, shaded left</w:t>
+      </w:r>
+    </w:p>
+    <w:p>
+      <w:pPr>
+        <w:spacing w:after="60"/>
+        <w:ind w:left="420"/>
+      </w:pPr>
+      <w:r>
+        <w:rPr>
+          <w:sz w:val="21"/>
+          <w:szCs w:val="21"/>
+        </w:rPr>
+        <w:t xml:space="preserve">D)  Open circle at 9, shaded left</w:t>
+      </w:r>
+    </w:p>
     <w:p>
       <w:pPr>
         <w:spacing w:after="40"/>
-      </w:pPr>
-      <w:r>
-        <w:t xml:space="preserve"/>
-      </w:r>
-    </w:p>
-    <w:p>
-      <w:pPr>
-        <w:spacing w:after="60"/>
-      </w:pPr>
-      <w:r>
-        <w:rPr>
-          <w:color w:val="1A2733"/>
-          <w:sz w:val="21"/>
-          <w:szCs w:val="21"/>
-        </w:rPr>
-        <w:t xml:space="preserve">Write a kernel sentence about boundary point. Use a subject and a verb.</w:t>
-      </w:r>
-      <w:r>
-        <w:rPr>
-          <w:i/>
-          <w:iCs/>
-          <w:color w:val="5F6F80"/>
-          <w:sz w:val="19"/>
-          <w:szCs w:val="19"/>
-        </w:rPr>
-        <w:br/>
-        <w:t xml:space="preserve">Escribe una oración base sobre punto límite. Usa un sujeto y un verbo.</w:t>
-      </w:r>
-    </w:p>
-    <w:p>
-      <w:pPr>
-        <w:pBdr>
-          <w:bottom w:val="single" w:color="AFBECC" w:sz="6"/>
-        </w:pBdr>
-        <w:spacing w:after="30" w:before="150"/>
-      </w:pPr>
-      <w:r>
-        <w:t xml:space="preserve"/>
-      </w:r>
-    </w:p>
-    <w:p>
-      <w:pPr>
-        <w:pBdr>
-          <w:bottom w:val="single" w:color="AFBECC" w:sz="6"/>
-        </w:pBdr>
-        <w:spacing w:after="30" w:before="150"/>
-      </w:pPr>
-      <w:r>
-        <w:t xml:space="preserve"/>
-      </w:r>
-    </w:p>
-    <w:p>
-      <w:pPr>
-        <w:pStyle w:val="Heading2"/>
-        <w:spacing w:after="80" w:before="180"/>
-      </w:pPr>
-      <w:r>
-        <w:rPr>
-          <w:b/>
-          <w:bCs/>
-          <w:color w:val="12355B"/>
-          <w:sz w:val="24"/>
-          <w:szCs w:val="24"/>
-        </w:rPr>
-        <w:t xml:space="preserve">2. Sentence Expansion</w:t>
-      </w:r>
-      <w:r>
-        <w:rPr>
-          <w:i/>
-          <w:iCs/>
-          <w:color w:val="1FA6A2"/>
-          <w:sz w:val="19"/>
-          <w:szCs w:val="19"/>
-        </w:rPr>
-        <w:t xml:space="preserve">   because · but · so</w:t>
-      </w:r>
-    </w:p>
-    <w:p>
-      <w:pPr>
-        <w:spacing w:after="80"/>
-      </w:pPr>
-      <w:r>
-        <w:rPr>
-          <w:b/>
-          <w:bCs/>
-          <w:color w:val="1FA6A2"/>
-          <w:sz w:val="20"/>
-          <w:szCs w:val="20"/>
-        </w:rPr>
-        <w:t xml:space="preserve">Kernel:  </w:t>
-      </w:r>
-      <w:r>
-        <w:rPr>
-          <w:sz w:val="20"/>
-          <w:szCs w:val="20"/>
-        </w:rPr>
-        <w:t xml:space="preserve">Boundary point matters in math</w:t>
-      </w:r>
-    </w:p>
-    <w:p>
-      <w:pPr>
-        <w:spacing w:after="80"/>
-      </w:pPr>
-      <w:r>
-        <w:rPr>
-          <w:b/>
-          <w:bCs/>
-          <w:color w:val="12355B"/>
-          <w:sz w:val="21"/>
-          <w:szCs w:val="21"/>
-        </w:rPr>
-        <w:t xml:space="preserve">because  </w:t>
-      </w:r>
-      <w:r>
-        <w:rPr>
-          <w:sz w:val="21"/>
-          <w:szCs w:val="21"/>
-        </w:rPr>
-        <w:t xml:space="preserve">Boundary point matters in math because ___.</w:t>
-      </w:r>
-      <w:r>
-        <w:rPr>
-          <w:i/>
-          <w:iCs/>
-          <w:color w:val="5F6F80"/>
-          <w:sz w:val="19"/>
-          <w:szCs w:val="19"/>
-        </w:rPr>
-        <w:br/>
-        <w:t xml:space="preserve">Punto límite importa en matemáticas porque ___.</w:t>
-      </w:r>
-    </w:p>
-    <w:p>
-      <w:pPr>
-        <w:pBdr>
-          <w:bottom w:val="single" w:color="AFBECC" w:sz="6"/>
-        </w:pBdr>
-        <w:spacing w:after="30" w:before="150"/>
-      </w:pPr>
-      <w:r>
-        <w:t xml:space="preserve"/>
-      </w:r>
-    </w:p>
-    <w:p>
-      <w:pPr>
-        <w:spacing w:after="80"/>
-      </w:pPr>
-      <w:r>
-        <w:rPr>
-          <w:b/>
-          <w:bCs/>
-          <w:color w:val="12355B"/>
-          <w:sz w:val="21"/>
-          <w:szCs w:val="21"/>
-        </w:rPr>
-        <w:t xml:space="preserve">but  </w:t>
-      </w:r>
-      <w:r>
-        <w:rPr>
-          <w:sz w:val="21"/>
-          <w:szCs w:val="21"/>
-        </w:rPr>
-        <w:t xml:space="preserve">Boundary point matters in math, but ___.</w:t>
-      </w:r>
-      <w:r>
-        <w:rPr>
-          <w:i/>
-          <w:iCs/>
-          <w:color w:val="5F6F80"/>
-          <w:sz w:val="19"/>
-          <w:szCs w:val="19"/>
-        </w:rPr>
-        <w:br/>
-        <w:t xml:space="preserve">Punto límite importa en matemáticas, pero ___.</w:t>
-      </w:r>
-    </w:p>
-    <w:p>
-      <w:pPr>
-        <w:pBdr>
-          <w:bottom w:val="single" w:color="AFBECC" w:sz="6"/>
-        </w:pBdr>
-        <w:spacing w:after="30" w:before="150"/>
-      </w:pPr>
-      <w:r>
-        <w:t xml:space="preserve"/>
-      </w:r>
-    </w:p>
-    <w:p>
-      <w:pPr>
-        <w:spacing w:after="80"/>
-      </w:pPr>
-      <w:r>
-        <w:rPr>
-          <w:b/>
-          <w:bCs/>
-          <w:color w:val="12355B"/>
-          <w:sz w:val="21"/>
-          <w:szCs w:val="21"/>
-        </w:rPr>
-        <w:t xml:space="preserve">so  </w:t>
-      </w:r>
-      <w:r>
-        <w:rPr>
-          <w:sz w:val="21"/>
-          <w:szCs w:val="21"/>
-        </w:rPr>
-        <w:t xml:space="preserve">Boundary point matters in math, so ___.</w:t>
-      </w:r>
-      <w:r>
-        <w:rPr>
-          <w:i/>
-          <w:iCs/>
-          <w:color w:val="5F6F80"/>
-          <w:sz w:val="19"/>
-          <w:szCs w:val="19"/>
-        </w:rPr>
-        <w:br/>
-        <w:t xml:space="preserve">Punto límite importa en matemáticas, entonces ___.</w:t>
-      </w:r>
-    </w:p>
-    <w:p>
-      <w:pPr>
-        <w:pBdr>
-          <w:bottom w:val="single" w:color="AFBECC" w:sz="6"/>
-        </w:pBdr>
-        <w:spacing w:after="30" w:before="150"/>
-      </w:pPr>
-      <w:r>
-        <w:t xml:space="preserve"/>
-      </w:r>
-    </w:p>
-    <w:p>
-      <w:pPr>
-        <w:pStyle w:val="Heading2"/>
-        <w:spacing w:after="80" w:before="180"/>
-      </w:pPr>
-      <w:r>
-        <w:rPr>
-          <w:b/>
-          <w:bCs/>
-          <w:color w:val="12355B"/>
-          <w:sz w:val="24"/>
-          <w:szCs w:val="24"/>
-        </w:rPr>
-        <w:t xml:space="preserve">3. Explain Your Reasoning</w:t>
-      </w:r>
-      <w:r>
-        <w:rPr>
-          <w:i/>
-          <w:iCs/>
-          <w:color w:val="1FA6A2"/>
-          <w:sz w:val="19"/>
-          <w:szCs w:val="19"/>
-        </w:rPr>
-        <w:t xml:space="preserve">   use a sentence starter</w:t>
-      </w:r>
-    </w:p>
-    <w:p>
-      <w:pPr>
-        <w:spacing w:after="60"/>
-      </w:pPr>
-      <w:r>
-        <w:rPr>
-          <w:color w:val="1A2733"/>
-          <w:sz w:val="21"/>
-          <w:szCs w:val="21"/>
-        </w:rPr>
-        <w:t xml:space="preserve">I use a ___ circle at 2 because 2:00 ___ included.</w:t>
-      </w:r>
-      <w:r>
-        <w:rPr>
-          <w:i/>
-          <w:iCs/>
-          <w:color w:val="5F6F80"/>
-          <w:sz w:val="19"/>
-          <w:szCs w:val="19"/>
-        </w:rPr>
-        <w:br/>
-        <w:t xml:space="preserve">Uso un círculo ___ en 2 porque las 2:00 ___ incluidas.</w:t>
-      </w:r>
-    </w:p>
-    <w:p>
-      <w:pPr>
-        <w:spacing w:after="60"/>
-      </w:pPr>
-      <w:r>
-        <w:rPr>
-          <w:color w:val="1A2733"/>
-          <w:sz w:val="21"/>
-          <w:szCs w:val="21"/>
-        </w:rPr>
-        <w:t xml:space="preserve">I shade ___ because the times can be ___.</w:t>
-      </w:r>
-      <w:r>
-        <w:rPr>
-          <w:i/>
-          <w:iCs/>
-          <w:color w:val="5F6F80"/>
-          <w:sz w:val="19"/>
-          <w:szCs w:val="19"/>
-        </w:rPr>
-        <w:br/>
-        <w:t xml:space="preserve">Sombreo ___ porque las horas pueden ser ___.</w:t>
-      </w:r>
-    </w:p>
-    <w:p>
-      <w:pPr>
-        <w:spacing w:after="60"/>
-      </w:pPr>
-      <w:r>
-        <w:rPr>
-          <w:color w:val="1A2733"/>
-          <w:sz w:val="21"/>
-          <w:szCs w:val="21"/>
-        </w:rPr>
-        <w:t xml:space="preserve">I used a ___ circle because the symbol ___ means the boundary is ___.</w:t>
-      </w:r>
-      <w:r>
-        <w:rPr>
-          <w:i/>
-          <w:iCs/>
-          <w:color w:val="5F6F80"/>
-          <w:sz w:val="19"/>
-          <w:szCs w:val="19"/>
-        </w:rPr>
-        <w:br/>
-        <w:t xml:space="preserve">Usé un círculo ___ porque el símbolo ___ significa que el límite ___.</w:t>
-      </w:r>
-    </w:p>
-    <w:p>
-      <w:pPr>
-        <w:pBdr>
-          <w:bottom w:val="single" w:color="AFBECC" w:sz="6"/>
-        </w:pBdr>
-        <w:spacing w:after="30" w:before="150"/>
-      </w:pPr>
-      <w:r>
-        <w:t xml:space="preserve"/>
-      </w:r>
-    </w:p>
-    <w:p>
-      <w:pPr>
-        <w:pBdr>
-          <w:bottom w:val="single" w:color="AFBECC" w:sz="6"/>
-        </w:pBdr>
-        <w:spacing w:after="30" w:before="150"/>
       </w:pPr>
       <w:r>
         <w:t xml:space="preserve"/>
@@ -3245,7 +3183,7 @@
           <w:sz w:val="30"/>
           <w:szCs w:val="30"/>
         </w:rPr>
-        <w:t xml:space="preserve">Exit Ticket</w:t>
+        <w:t xml:space="preserve">Answer Key &amp; Teacher Guide</w:t>
       </w:r>
     </w:p>
     <w:p>
@@ -3260,115 +3198,245 @@
           <w:sz w:val="19"/>
           <w:szCs w:val="19"/>
         </w:rPr>
-        <w:t xml:space="preserve">Answer on your own. This shows what you learned today.</w:t>
-      </w:r>
-    </w:p>
-    <w:p>
-      <w:pPr>
-        <w:spacing w:after="80" w:before="80"/>
-      </w:pPr>
-      <w:r>
-        <w:rPr>
-          <w:color w:val="B97A12"/>
-          <w:sz w:val="22"/>
-          <w:szCs w:val="22"/>
-        </w:rPr>
-        <w:t xml:space="preserve">★  </w:t>
-      </w:r>
-      <w:r>
-        <w:rPr>
-          <w:b/>
-          <w:bCs/>
-          <w:sz w:val="22"/>
-          <w:szCs w:val="22"/>
-        </w:rPr>
-        <w:t xml:space="preserve">How would you graph the inequality x ≥ 9?</w:t>
-      </w:r>
-    </w:p>
-    <w:p>
-      <w:pPr>
-        <w:spacing w:after="60"/>
-        <w:ind w:left="420"/>
-      </w:pPr>
-      <w:r>
-        <w:rPr>
-          <w:sz w:val="21"/>
-          <w:szCs w:val="21"/>
-        </w:rPr>
-        <w:t xml:space="preserve">A)  Closed circle at 9, shaded right</w:t>
-      </w:r>
-    </w:p>
-    <w:p>
-      <w:pPr>
-        <w:spacing w:after="60"/>
-        <w:ind w:left="420"/>
-      </w:pPr>
-      <w:r>
-        <w:rPr>
-          <w:sz w:val="21"/>
-          <w:szCs w:val="21"/>
-        </w:rPr>
-        <w:t xml:space="preserve">B)  Open circle at 9, shaded right</w:t>
-      </w:r>
-    </w:p>
-    <w:p>
-      <w:pPr>
-        <w:spacing w:after="60"/>
-        <w:ind w:left="420"/>
-      </w:pPr>
-      <w:r>
-        <w:rPr>
-          <w:sz w:val="21"/>
-          <w:szCs w:val="21"/>
-        </w:rPr>
-        <w:t xml:space="preserve">C)  Closed circle at 9, shaded left</w:t>
-      </w:r>
-    </w:p>
-    <w:p>
-      <w:pPr>
-        <w:spacing w:after="60"/>
-        <w:ind w:left="420"/>
-      </w:pPr>
-      <w:r>
-        <w:rPr>
-          <w:sz w:val="21"/>
-          <w:szCs w:val="21"/>
-        </w:rPr>
-        <w:t xml:space="preserve">D)  Open circle at 9, shaded left</w:t>
-      </w:r>
-    </w:p>
-    <w:p>
-      <w:pPr>
-        <w:spacing w:after="40"/>
-      </w:pPr>
-      <w:r>
-        <w:t xml:space="preserve"/>
-      </w:r>
-    </w:p>
-    <w:p>
-      <w:pPr>
-        <w:pStyle w:val="Heading1"/>
-        <w:pageBreakBefore/>
-        <w:pBdr>
-          <w:bottom w:val="single" w:color="1FA6A2" w:sz="14" w:space="6"/>
-        </w:pBdr>
-        <w:spacing w:after="140" w:before="0"/>
-      </w:pPr>
-      <w:r>
-        <w:rPr>
-          <w:b/>
-          <w:bCs/>
-          <w:color w:val="12355B"/>
-          <w:sz w:val="30"/>
-          <w:szCs w:val="30"/>
-        </w:rPr>
-        <w:t xml:space="preserve">Answer Key &amp; Teacher Guide</w:t>
-      </w:r>
-    </w:p>
-    <w:p>
-      <w:pPr>
-        <w:spacing w:after="100"/>
-      </w:pPr>
+        <w:t xml:space="preserve">Teacher reference — remove or fold back before distributing to students.</w:t>
+      </w:r>
+    </w:p>
+    <w:p>
+      <w:pPr>
+        <w:pStyle w:val="Heading2"/>
+        <w:spacing w:after="80" w:before="180"/>
+      </w:pPr>
+      <w:r>
+        <w:rPr>
+          <w:b/>
+          <w:bCs/>
+          <w:color w:val="12355B"/>
+          <w:sz w:val="24"/>
+          <w:szCs w:val="24"/>
+        </w:rPr>
+        <w:t xml:space="preserve">Guided Notes (Fill-in)</w:t>
+      </w:r>
+    </w:p>
+    <w:p>
+      <w:pPr>
+        <w:spacing w:after="80"/>
+      </w:pPr>
+      <w:r>
+        <w:rPr>
+          <w:b/>
+          <w:bCs/>
+          <w:sz w:val="21"/>
+          <w:szCs w:val="21"/>
+        </w:rPr>
+        <w:t xml:space="preserve">Notes 1:  </w:t>
+      </w:r>
+      <w:r>
+        <w:rPr>
+          <w:sz w:val="21"/>
+          <w:szCs w:val="21"/>
+        </w:rPr>
+        <w:t xml:space="preserve">Number line</w:t>
+      </w:r>
+    </w:p>
+    <w:p>
+      <w:pPr>
+        <w:spacing w:after="80"/>
+      </w:pPr>
+      <w:r>
+        <w:rPr>
+          <w:b/>
+          <w:bCs/>
+          <w:sz w:val="21"/>
+          <w:szCs w:val="21"/>
+        </w:rPr>
+        <w:t xml:space="preserve">Notes 2:  </w:t>
+      </w:r>
+      <w:r>
+        <w:rPr>
+          <w:sz w:val="21"/>
+          <w:szCs w:val="21"/>
+        </w:rPr>
+        <w:t xml:space="preserve">Open circle</w:t>
+      </w:r>
+    </w:p>
+    <w:p>
+      <w:pPr>
+        <w:spacing w:after="80"/>
+      </w:pPr>
+      <w:r>
+        <w:rPr>
+          <w:b/>
+          <w:bCs/>
+          <w:sz w:val="21"/>
+          <w:szCs w:val="21"/>
+        </w:rPr>
+        <w:t xml:space="preserve">Notes 3:  </w:t>
+      </w:r>
+      <w:r>
+        <w:rPr>
+          <w:sz w:val="21"/>
+          <w:szCs w:val="21"/>
+        </w:rPr>
+        <w:t xml:space="preserve">Closed circle</w:t>
+      </w:r>
+    </w:p>
+    <w:p>
+      <w:pPr>
+        <w:spacing w:after="80"/>
+      </w:pPr>
+      <w:r>
+        <w:rPr>
+          <w:b/>
+          <w:bCs/>
+          <w:sz w:val="21"/>
+          <w:szCs w:val="21"/>
+        </w:rPr>
+        <w:t xml:space="preserve">Notes 4:  </w:t>
+      </w:r>
+      <w:r>
+        <w:rPr>
+          <w:sz w:val="21"/>
+          <w:szCs w:val="21"/>
+        </w:rPr>
+        <w:t xml:space="preserve">Solution set</w:t>
+      </w:r>
+    </w:p>
+    <w:p>
+      <w:pPr>
+        <w:spacing w:after="80"/>
+      </w:pPr>
+      <w:r>
+        <w:rPr>
+          <w:b/>
+          <w:bCs/>
+          <w:sz w:val="21"/>
+          <w:szCs w:val="21"/>
+        </w:rPr>
+        <w:t xml:space="preserve">Notes 5:  </w:t>
+      </w:r>
+      <w:r>
+        <w:rPr>
+          <w:sz w:val="21"/>
+          <w:szCs w:val="21"/>
+        </w:rPr>
+        <w:t xml:space="preserve">Inequality</w:t>
+      </w:r>
+    </w:p>
+    <w:p>
+      <w:pPr>
+        <w:spacing w:after="80"/>
+      </w:pPr>
+      <w:r>
+        <w:rPr>
+          <w:b/>
+          <w:bCs/>
+          <w:sz w:val="21"/>
+          <w:szCs w:val="21"/>
+        </w:rPr>
+        <w:t xml:space="preserve">Notes 6:  </w:t>
+      </w:r>
+      <w:r>
+        <w:rPr>
+          <w:sz w:val="21"/>
+          <w:szCs w:val="21"/>
+        </w:rPr>
+        <w:t xml:space="preserve">Boundary point</w:t>
+      </w:r>
+    </w:p>
+    <w:p>
+      <w:pPr>
+        <w:pStyle w:val="Heading2"/>
+        <w:spacing w:after="80" w:before="180"/>
+      </w:pPr>
+      <w:r>
+        <w:rPr>
+          <w:b/>
+          <w:bCs/>
+          <w:color w:val="12355B"/>
+          <w:sz w:val="24"/>
+          <w:szCs w:val="24"/>
+        </w:rPr>
+        <w:t xml:space="preserve">Worked Notes (I Do / We Do)</w:t>
+      </w:r>
+    </w:p>
+    <w:p>
+      <w:pPr>
+        <w:spacing w:after="80"/>
+      </w:pPr>
+      <w:r>
+        <w:rPr>
+          <w:b/>
+          <w:bCs/>
+          <w:sz w:val="21"/>
+          <w:szCs w:val="21"/>
+        </w:rPr>
+        <w:t xml:space="preserve">I Do:  </w:t>
+      </w:r>
+      <w:r>
+        <w:rPr>
+          <w:sz w:val="21"/>
+          <w:szCs w:val="21"/>
+        </w:rPr>
+        <w:t xml:space="preserve">A. Open circle at 5, shaded left</w:t>
+      </w:r>
+    </w:p>
+    <w:p>
+      <w:pPr>
+        <w:spacing w:after="80"/>
+      </w:pPr>
+      <w:r>
+        <w:rPr>
+          <w:b/>
+          <w:bCs/>
+          <w:sz w:val="21"/>
+          <w:szCs w:val="21"/>
+        </w:rPr>
+        <w:t xml:space="preserve">We Do:  </w:t>
+      </w:r>
+      <w:r>
+        <w:rPr>
+          <w:sz w:val="21"/>
+          <w:szCs w:val="21"/>
+        </w:rPr>
+        <w:t xml:space="preserve">A. Closed circle at 3, shaded right</w:t>
+      </w:r>
+    </w:p>
+    <w:p>
+      <w:pPr>
+        <w:pStyle w:val="Heading2"/>
+        <w:spacing w:after="80" w:before="180"/>
+      </w:pPr>
+      <w:r>
+        <w:rPr>
+          <w:b/>
+          <w:bCs/>
+          <w:color w:val="12355B"/>
+          <w:sz w:val="24"/>
+          <w:szCs w:val="24"/>
+        </w:rPr>
+        <w:t xml:space="preserve">Independent Practice</w:t>
+      </w:r>
+    </w:p>
+    <w:p>
+      <w:pPr>
+        <w:spacing w:after="80"/>
+      </w:pPr>
+      <w:r>
+        <w:rPr>
+          <w:b/>
+          <w:bCs/>
+          <w:sz w:val="21"/>
+          <w:szCs w:val="21"/>
+        </w:rPr>
+        <w:t xml:space="preserve">1.  </w:t>
+      </w:r>
+      <w:r>
+        <w:rPr>
+          <w:sz w:val="21"/>
+          <w:szCs w:val="21"/>
+        </w:rPr>
+        <w:t xml:space="preserve">A)  Open circle at 8, shaded right</w:t>
+      </w:r>
       <w:r>
         <w:rPr>
           <w:i/>
@@ -3377,23 +3445,7 @@
           <w:sz w:val="19"/>
           <w:szCs w:val="19"/>
         </w:rPr>
-        <w:t xml:space="preserve">Teacher reference — remove or fold back before distributing to students.</w:t>
-      </w:r>
-    </w:p>
-    <w:p>
-      <w:pPr>
-        <w:pStyle w:val="Heading2"/>
-        <w:spacing w:after="80" w:before="180"/>
-      </w:pPr>
-      <w:r>
-        <w:rPr>
-          <w:b/>
-          <w:bCs/>
-          <w:color w:val="12355B"/>
-          <w:sz w:val="24"/>
-          <w:szCs w:val="24"/>
-        </w:rPr>
-        <w:t xml:space="preserve">Worked Notes (I Do / We Do)</w:t>
+        <w:t xml:space="preserve">  — x &gt; 8 means 8 is NOT included (open circle) and values greater than 8 are shaded to the right.</w:t>
       </w:r>
     </w:p>
     <w:p>
@@ -3407,72 +3459,14 @@
           <w:sz w:val="21"/>
           <w:szCs w:val="21"/>
         </w:rPr>
-        <w:t xml:space="preserve">I Do:  </w:t>
-      </w:r>
-      <w:r>
-        <w:rPr>
-          <w:sz w:val="21"/>
-          <w:szCs w:val="21"/>
-        </w:rPr>
-        <w:t xml:space="preserve">A. Open circle at 5, shaded left</w:t>
-      </w:r>
-    </w:p>
-    <w:p>
-      <w:pPr>
-        <w:spacing w:after="80"/>
-      </w:pPr>
-      <w:r>
-        <w:rPr>
-          <w:b/>
-          <w:bCs/>
-          <w:sz w:val="21"/>
-          <w:szCs w:val="21"/>
-        </w:rPr>
-        <w:t xml:space="preserve">We Do:  </w:t>
-      </w:r>
-      <w:r>
-        <w:rPr>
-          <w:sz w:val="21"/>
-          <w:szCs w:val="21"/>
-        </w:rPr>
-        <w:t xml:space="preserve">A. Closed circle at 3, shaded right</w:t>
-      </w:r>
-    </w:p>
-    <w:p>
-      <w:pPr>
-        <w:pStyle w:val="Heading2"/>
-        <w:spacing w:after="80" w:before="180"/>
-      </w:pPr>
-      <w:r>
-        <w:rPr>
-          <w:b/>
-          <w:bCs/>
-          <w:color w:val="12355B"/>
-          <w:sz w:val="24"/>
-          <w:szCs w:val="24"/>
-        </w:rPr>
-        <w:t xml:space="preserve">Independent Practice</w:t>
-      </w:r>
-    </w:p>
-    <w:p>
-      <w:pPr>
-        <w:spacing w:after="80"/>
-      </w:pPr>
-      <w:r>
-        <w:rPr>
-          <w:b/>
-          <w:bCs/>
-          <w:sz w:val="21"/>
-          <w:szCs w:val="21"/>
-        </w:rPr>
-        <w:t xml:space="preserve">1.  </w:t>
-      </w:r>
-      <w:r>
-        <w:rPr>
-          <w:sz w:val="21"/>
-          <w:szCs w:val="21"/>
-        </w:rPr>
-        <w:t xml:space="preserve">A)  Open circle at 8, shaded right</w:t>
+        <w:t xml:space="preserve">2.  </w:t>
+      </w:r>
+      <w:r>
+        <w:rPr>
+          <w:sz w:val="21"/>
+          <w:szCs w:val="21"/>
+        </w:rPr>
+        <w:t xml:space="preserve">A)  Closed circle at 10, shaded left</w:t>
       </w:r>
       <w:r>
         <w:rPr>
@@ -3482,7 +3476,7 @@
           <w:sz w:val="19"/>
           <w:szCs w:val="19"/>
         </w:rPr>
-        <w:t xml:space="preserve">  — x &gt; 8 means 8 is NOT included (open circle) and values greater than 8 are shaded to the right.</w:t>
+        <w:t xml:space="preserve">  — x ≤ 10 means 10 IS included (closed circle) and values less than or equal to 10 are shaded (left).</w:t>
       </w:r>
     </w:p>
     <w:p>
@@ -3496,14 +3490,14 @@
           <w:sz w:val="21"/>
           <w:szCs w:val="21"/>
         </w:rPr>
-        <w:t xml:space="preserve">2.  </w:t>
-      </w:r>
-      <w:r>
-        <w:rPr>
-          <w:sz w:val="21"/>
-          <w:szCs w:val="21"/>
-        </w:rPr>
-        <w:t xml:space="preserve">A)  Closed circle at 10, shaded left</w:t>
+        <w:t xml:space="preserve">3.  </w:t>
+      </w:r>
+      <w:r>
+        <w:rPr>
+          <w:sz w:val="21"/>
+          <w:szCs w:val="21"/>
+        </w:rPr>
+        <w:t xml:space="preserve">A)  x ≤ 8</w:t>
       </w:r>
       <w:r>
         <w:rPr>
@@ -3513,7 +3507,7 @@
           <w:sz w:val="19"/>
           <w:szCs w:val="19"/>
         </w:rPr>
-        <w:t xml:space="preserve">  — x ≤ 10 means 10 IS included (closed circle) and values less than or equal to 10 are shaded (left).</w:t>
+        <w:t xml:space="preserve">  — Closed circle means the value is included (≤ or ≥). Shaded left means less than or equal to: x ≤ 8.</w:t>
       </w:r>
     </w:p>
     <w:p>
@@ -3527,14 +3521,14 @@
           <w:sz w:val="21"/>
           <w:szCs w:val="21"/>
         </w:rPr>
-        <w:t xml:space="preserve">3.  </w:t>
-      </w:r>
-      <w:r>
-        <w:rPr>
-          <w:sz w:val="21"/>
-          <w:szCs w:val="21"/>
-        </w:rPr>
-        <w:t xml:space="preserve">A)  x ≤ 8</w:t>
+        <w:t xml:space="preserve">4.  </w:t>
+      </w:r>
+      <w:r>
+        <w:rPr>
+          <w:sz w:val="21"/>
+          <w:szCs w:val="21"/>
+        </w:rPr>
+        <w:t xml:space="preserve">A)  Open circle at 15, shade right</w:t>
       </w:r>
       <w:r>
         <w:rPr>
@@ -3544,7 +3538,23 @@
           <w:sz w:val="19"/>
           <w:szCs w:val="19"/>
         </w:rPr>
-        <w:t xml:space="preserve">  — Closed circle means the value is included (≤ or ≥). Shaded left means less than or equal to: x ≤ 8.</w:t>
+        <w:t xml:space="preserve">  — 'Greater than' (&gt;) is a strict symbol, so 15 is NOT included — open circle. Larger values work, so shade right.</w:t>
+      </w:r>
+    </w:p>
+    <w:p>
+      <w:pPr>
+        <w:pStyle w:val="Heading2"/>
+        <w:spacing w:after="80" w:before="180"/>
+      </w:pPr>
+      <w:r>
+        <w:rPr>
+          <w:b/>
+          <w:bCs/>
+          <w:color w:val="12355B"/>
+          <w:sz w:val="24"/>
+          <w:szCs w:val="24"/>
+        </w:rPr>
+        <w:t xml:space="preserve">Exit Ticket</w:t>
       </w:r>
     </w:p>
     <w:p>
@@ -3553,19 +3563,10 @@
       </w:pPr>
       <w:r>
         <w:rPr>
-          <w:b/>
-          <w:bCs/>
-          <w:sz w:val="21"/>
-          <w:szCs w:val="21"/>
-        </w:rPr>
-        <w:t xml:space="preserve">4.  </w:t>
-      </w:r>
-      <w:r>
-        <w:rPr>
-          <w:sz w:val="21"/>
-          <w:szCs w:val="21"/>
-        </w:rPr>
-        <w:t xml:space="preserve">A)  An open circle at 3, shaded to the right</w:t>
+          <w:sz w:val="21"/>
+          <w:szCs w:val="21"/>
+        </w:rPr>
+        <w:t xml:space="preserve">A)  Closed circle at 9, shaded right</w:t>
       </w:r>
       <w:r>
         <w:rPr>
@@ -3575,173 +3576,7 @@
           <w:sz w:val="19"/>
           <w:szCs w:val="19"/>
         </w:rPr>
-        <w:t xml:space="preserve">  — 'Greater than' uses an open circle and shades right (larger values).</w:t>
-      </w:r>
-    </w:p>
-    <w:p>
-      <w:pPr>
-        <w:pStyle w:val="Heading2"/>
-        <w:spacing w:after="80" w:before="180"/>
-      </w:pPr>
-      <w:r>
-        <w:rPr>
-          <w:b/>
-          <w:bCs/>
-          <w:color w:val="12355B"/>
-          <w:sz w:val="24"/>
-          <w:szCs w:val="24"/>
-        </w:rPr>
-        <w:t xml:space="preserve">Exit Ticket</w:t>
-      </w:r>
-    </w:p>
-    <w:p>
-      <w:pPr>
-        <w:spacing w:after="80"/>
-      </w:pPr>
-      <w:r>
-        <w:rPr>
-          <w:sz w:val="21"/>
-          <w:szCs w:val="21"/>
-        </w:rPr>
-        <w:t xml:space="preserve">A)  Closed circle at 9, shaded right</w:t>
-      </w:r>
-      <w:r>
-        <w:rPr>
-          <w:i/>
-          <w:iCs/>
-          <w:color w:val="5F6F80"/>
-          <w:sz w:val="19"/>
-          <w:szCs w:val="19"/>
-        </w:rPr>
         <w:t xml:space="preserve">  — x ≥ 9 means 9 is included (closed circle) and values are 9 or greater (shaded right).</w:t>
-      </w:r>
-    </w:p>
-    <w:p>
-      <w:pPr>
-        <w:pStyle w:val="Heading2"/>
-        <w:spacing w:after="80" w:before="180"/>
-      </w:pPr>
-      <w:r>
-        <w:rPr>
-          <w:b/>
-          <w:bCs/>
-          <w:color w:val="12355B"/>
-          <w:sz w:val="24"/>
-          <w:szCs w:val="24"/>
-        </w:rPr>
-        <w:t xml:space="preserve">Writing (TWR) — what to look for</w:t>
-      </w:r>
-    </w:p>
-    <w:p>
-      <w:pPr>
-        <w:spacing w:after="80"/>
-      </w:pPr>
-      <w:r>
-        <w:rPr>
-          <w:sz w:val="20"/>
-          <w:szCs w:val="20"/>
-        </w:rPr>
-        <w:t xml:space="preserve">Kernel sentence: a complete sentence needs a subject and a verb. Example: Boundary point is the number on the number line where the solution set starts.</w:t>
-      </w:r>
-    </w:p>
-    <w:p>
-      <w:pPr>
-        <w:spacing w:after="80"/>
-      </w:pPr>
-      <w:r>
-        <w:rPr>
-          <w:sz w:val="20"/>
-          <w:szCs w:val="20"/>
-        </w:rPr>
-        <w:t xml:space="preserve">Expansion: because = reason, but = contrast/exception, so = result. Answers vary; each must keep the kernel idea.</w:t>
-      </w:r>
-    </w:p>
-    <w:p>
-      <w:pPr>
-        <w:pStyle w:val="Heading2"/>
-        <w:spacing w:after="80" w:before="180"/>
-      </w:pPr>
-      <w:r>
-        <w:rPr>
-          <w:b/>
-          <w:bCs/>
-          <w:color w:val="12355B"/>
-          <w:sz w:val="24"/>
-          <w:szCs w:val="24"/>
-        </w:rPr>
-        <w:t xml:space="preserve">Turn &amp; Talk — listen for</w:t>
-      </w:r>
-    </w:p>
-    <w:p>
-      <w:pPr>
-        <w:spacing w:after="80"/>
-      </w:pPr>
-      <w:r>
-        <w:rPr>
-          <w:b/>
-          <w:bCs/>
-          <w:sz w:val="19"/>
-          <w:szCs w:val="19"/>
-        </w:rPr>
-        <w:t xml:space="preserve">1.  </w:t>
-      </w:r>
-      <w:r>
-        <w:rPr>
-          <w:i/>
-          <w:iCs/>
-          <w:color w:val="5F6F80"/>
-          <w:sz w:val="19"/>
-          <w:szCs w:val="19"/>
-        </w:rPr>
-        <w:t xml:space="preserve">Students choose a closed circle at 2 (because 'no earlier than' includes 2) and shade to the right since later times satisfy t ≥ 2.</w:t>
-      </w:r>
-    </w:p>
-    <w:p>
-      <w:pPr>
-        <w:spacing w:after="80"/>
-      </w:pPr>
-      <w:r>
-        <w:rPr>
-          <w:b/>
-          <w:bCs/>
-          <w:sz w:val="19"/>
-          <w:szCs w:val="19"/>
-        </w:rPr>
-        <w:t xml:space="preserve">2.  </w:t>
-      </w:r>
-      <w:r>
-        <w:rPr>
-          <w:i/>
-          <w:iCs/>
-          <w:color w:val="5F6F80"/>
-          <w:sz w:val="19"/>
-          <w:szCs w:val="19"/>
-        </w:rPr>
-        <w:t xml:space="preserve">Students connect &gt; and &lt; to open circles (boundary not included) and ≥ and ≤ to closed circles, and shade toward the values in the solution set.</w:t>
-      </w:r>
-    </w:p>
-    <w:p>
-      <w:pPr>
-        <w:spacing w:after="80"/>
-      </w:pPr>
-      <w:r>
-        <w:rPr>
-          <w:b/>
-          <w:bCs/>
-          <w:sz w:val="19"/>
-          <w:szCs w:val="19"/>
-        </w:rPr>
-        <w:t xml:space="preserve">3.  </w:t>
-      </w:r>
-      <w:r>
-        <w:rPr>
-          <w:i/>
-          <w:iCs/>
-          <w:color w:val="5F6F80"/>
-          <w:sz w:val="19"/>
-          <w:szCs w:val="19"/>
-        </w:rPr>
-        <w:t xml:space="preserve">Students name a real limit (minimum age, max weight, earliest time) and explain the circle type shows whether the boundary value is allowed.</w:t>
       </w:r>
     </w:p>
     <w:sectPr>

--- a/lessons/7-5/downloads/7-5-notes.docx
+++ b/lessons/7-5/downloads/7-5-notes.docx
@@ -3164,419 +3164,6 @@
       </w:pPr>
       <w:r>
         <w:t xml:space="preserve"/>
-      </w:r>
-    </w:p>
-    <w:p>
-      <w:pPr>
-        <w:pStyle w:val="Heading1"/>
-        <w:pageBreakBefore/>
-        <w:pBdr>
-          <w:bottom w:val="single" w:color="1FA6A2" w:sz="14" w:space="6"/>
-        </w:pBdr>
-        <w:spacing w:after="140" w:before="0"/>
-      </w:pPr>
-      <w:r>
-        <w:rPr>
-          <w:b/>
-          <w:bCs/>
-          <w:color w:val="12355B"/>
-          <w:sz w:val="30"/>
-          <w:szCs w:val="30"/>
-        </w:rPr>
-        <w:t xml:space="preserve">Answer Key &amp; Teacher Guide</w:t>
-      </w:r>
-    </w:p>
-    <w:p>
-      <w:pPr>
-        <w:spacing w:after="100"/>
-      </w:pPr>
-      <w:r>
-        <w:rPr>
-          <w:i/>
-          <w:iCs/>
-          <w:color w:val="5F6F80"/>
-          <w:sz w:val="19"/>
-          <w:szCs w:val="19"/>
-        </w:rPr>
-        <w:t xml:space="preserve">Teacher reference — remove or fold back before distributing to students.</w:t>
-      </w:r>
-    </w:p>
-    <w:p>
-      <w:pPr>
-        <w:pStyle w:val="Heading2"/>
-        <w:spacing w:after="80" w:before="180"/>
-      </w:pPr>
-      <w:r>
-        <w:rPr>
-          <w:b/>
-          <w:bCs/>
-          <w:color w:val="12355B"/>
-          <w:sz w:val="24"/>
-          <w:szCs w:val="24"/>
-        </w:rPr>
-        <w:t xml:space="preserve">Guided Notes (Fill-in)</w:t>
-      </w:r>
-    </w:p>
-    <w:p>
-      <w:pPr>
-        <w:spacing w:after="80"/>
-      </w:pPr>
-      <w:r>
-        <w:rPr>
-          <w:b/>
-          <w:bCs/>
-          <w:sz w:val="21"/>
-          <w:szCs w:val="21"/>
-        </w:rPr>
-        <w:t xml:space="preserve">Notes 1:  </w:t>
-      </w:r>
-      <w:r>
-        <w:rPr>
-          <w:sz w:val="21"/>
-          <w:szCs w:val="21"/>
-        </w:rPr>
-        <w:t xml:space="preserve">Number line</w:t>
-      </w:r>
-    </w:p>
-    <w:p>
-      <w:pPr>
-        <w:spacing w:after="80"/>
-      </w:pPr>
-      <w:r>
-        <w:rPr>
-          <w:b/>
-          <w:bCs/>
-          <w:sz w:val="21"/>
-          <w:szCs w:val="21"/>
-        </w:rPr>
-        <w:t xml:space="preserve">Notes 2:  </w:t>
-      </w:r>
-      <w:r>
-        <w:rPr>
-          <w:sz w:val="21"/>
-          <w:szCs w:val="21"/>
-        </w:rPr>
-        <w:t xml:space="preserve">Open circle</w:t>
-      </w:r>
-    </w:p>
-    <w:p>
-      <w:pPr>
-        <w:spacing w:after="80"/>
-      </w:pPr>
-      <w:r>
-        <w:rPr>
-          <w:b/>
-          <w:bCs/>
-          <w:sz w:val="21"/>
-          <w:szCs w:val="21"/>
-        </w:rPr>
-        <w:t xml:space="preserve">Notes 3:  </w:t>
-      </w:r>
-      <w:r>
-        <w:rPr>
-          <w:sz w:val="21"/>
-          <w:szCs w:val="21"/>
-        </w:rPr>
-        <w:t xml:space="preserve">Closed circle</w:t>
-      </w:r>
-    </w:p>
-    <w:p>
-      <w:pPr>
-        <w:spacing w:after="80"/>
-      </w:pPr>
-      <w:r>
-        <w:rPr>
-          <w:b/>
-          <w:bCs/>
-          <w:sz w:val="21"/>
-          <w:szCs w:val="21"/>
-        </w:rPr>
-        <w:t xml:space="preserve">Notes 4:  </w:t>
-      </w:r>
-      <w:r>
-        <w:rPr>
-          <w:sz w:val="21"/>
-          <w:szCs w:val="21"/>
-        </w:rPr>
-        <w:t xml:space="preserve">Solution set</w:t>
-      </w:r>
-    </w:p>
-    <w:p>
-      <w:pPr>
-        <w:spacing w:after="80"/>
-      </w:pPr>
-      <w:r>
-        <w:rPr>
-          <w:b/>
-          <w:bCs/>
-          <w:sz w:val="21"/>
-          <w:szCs w:val="21"/>
-        </w:rPr>
-        <w:t xml:space="preserve">Notes 5:  </w:t>
-      </w:r>
-      <w:r>
-        <w:rPr>
-          <w:sz w:val="21"/>
-          <w:szCs w:val="21"/>
-        </w:rPr>
-        <w:t xml:space="preserve">Inequality</w:t>
-      </w:r>
-    </w:p>
-    <w:p>
-      <w:pPr>
-        <w:spacing w:after="80"/>
-      </w:pPr>
-      <w:r>
-        <w:rPr>
-          <w:b/>
-          <w:bCs/>
-          <w:sz w:val="21"/>
-          <w:szCs w:val="21"/>
-        </w:rPr>
-        <w:t xml:space="preserve">Notes 6:  </w:t>
-      </w:r>
-      <w:r>
-        <w:rPr>
-          <w:sz w:val="21"/>
-          <w:szCs w:val="21"/>
-        </w:rPr>
-        <w:t xml:space="preserve">Boundary point</w:t>
-      </w:r>
-    </w:p>
-    <w:p>
-      <w:pPr>
-        <w:pStyle w:val="Heading2"/>
-        <w:spacing w:after="80" w:before="180"/>
-      </w:pPr>
-      <w:r>
-        <w:rPr>
-          <w:b/>
-          <w:bCs/>
-          <w:color w:val="12355B"/>
-          <w:sz w:val="24"/>
-          <w:szCs w:val="24"/>
-        </w:rPr>
-        <w:t xml:space="preserve">Worked Notes (I Do / We Do)</w:t>
-      </w:r>
-    </w:p>
-    <w:p>
-      <w:pPr>
-        <w:spacing w:after="80"/>
-      </w:pPr>
-      <w:r>
-        <w:rPr>
-          <w:b/>
-          <w:bCs/>
-          <w:sz w:val="21"/>
-          <w:szCs w:val="21"/>
-        </w:rPr>
-        <w:t xml:space="preserve">I Do:  </w:t>
-      </w:r>
-      <w:r>
-        <w:rPr>
-          <w:sz w:val="21"/>
-          <w:szCs w:val="21"/>
-        </w:rPr>
-        <w:t xml:space="preserve">A. Open circle at 5, shaded left</w:t>
-      </w:r>
-    </w:p>
-    <w:p>
-      <w:pPr>
-        <w:spacing w:after="80"/>
-      </w:pPr>
-      <w:r>
-        <w:rPr>
-          <w:b/>
-          <w:bCs/>
-          <w:sz w:val="21"/>
-          <w:szCs w:val="21"/>
-        </w:rPr>
-        <w:t xml:space="preserve">We Do:  </w:t>
-      </w:r>
-      <w:r>
-        <w:rPr>
-          <w:sz w:val="21"/>
-          <w:szCs w:val="21"/>
-        </w:rPr>
-        <w:t xml:space="preserve">A. Closed circle at 3, shaded right</w:t>
-      </w:r>
-    </w:p>
-    <w:p>
-      <w:pPr>
-        <w:pStyle w:val="Heading2"/>
-        <w:spacing w:after="80" w:before="180"/>
-      </w:pPr>
-      <w:r>
-        <w:rPr>
-          <w:b/>
-          <w:bCs/>
-          <w:color w:val="12355B"/>
-          <w:sz w:val="24"/>
-          <w:szCs w:val="24"/>
-        </w:rPr>
-        <w:t xml:space="preserve">Independent Practice</w:t>
-      </w:r>
-    </w:p>
-    <w:p>
-      <w:pPr>
-        <w:spacing w:after="80"/>
-      </w:pPr>
-      <w:r>
-        <w:rPr>
-          <w:b/>
-          <w:bCs/>
-          <w:sz w:val="21"/>
-          <w:szCs w:val="21"/>
-        </w:rPr>
-        <w:t xml:space="preserve">1.  </w:t>
-      </w:r>
-      <w:r>
-        <w:rPr>
-          <w:sz w:val="21"/>
-          <w:szCs w:val="21"/>
-        </w:rPr>
-        <w:t xml:space="preserve">A)  Open circle at 8, shaded right</w:t>
-      </w:r>
-      <w:r>
-        <w:rPr>
-          <w:i/>
-          <w:iCs/>
-          <w:color w:val="5F6F80"/>
-          <w:sz w:val="19"/>
-          <w:szCs w:val="19"/>
-        </w:rPr>
-        <w:t xml:space="preserve">  — x &gt; 8 means 8 is NOT included (open circle) and values greater than 8 are shaded to the right.</w:t>
-      </w:r>
-    </w:p>
-    <w:p>
-      <w:pPr>
-        <w:spacing w:after="80"/>
-      </w:pPr>
-      <w:r>
-        <w:rPr>
-          <w:b/>
-          <w:bCs/>
-          <w:sz w:val="21"/>
-          <w:szCs w:val="21"/>
-        </w:rPr>
-        <w:t xml:space="preserve">2.  </w:t>
-      </w:r>
-      <w:r>
-        <w:rPr>
-          <w:sz w:val="21"/>
-          <w:szCs w:val="21"/>
-        </w:rPr>
-        <w:t xml:space="preserve">A)  Closed circle at 10, shaded left</w:t>
-      </w:r>
-      <w:r>
-        <w:rPr>
-          <w:i/>
-          <w:iCs/>
-          <w:color w:val="5F6F80"/>
-          <w:sz w:val="19"/>
-          <w:szCs w:val="19"/>
-        </w:rPr>
-        <w:t xml:space="preserve">  — x ≤ 10 means 10 IS included (closed circle) and values less than or equal to 10 are shaded (left).</w:t>
-      </w:r>
-    </w:p>
-    <w:p>
-      <w:pPr>
-        <w:spacing w:after="80"/>
-      </w:pPr>
-      <w:r>
-        <w:rPr>
-          <w:b/>
-          <w:bCs/>
-          <w:sz w:val="21"/>
-          <w:szCs w:val="21"/>
-        </w:rPr>
-        <w:t xml:space="preserve">3.  </w:t>
-      </w:r>
-      <w:r>
-        <w:rPr>
-          <w:sz w:val="21"/>
-          <w:szCs w:val="21"/>
-        </w:rPr>
-        <w:t xml:space="preserve">A)  x ≤ 8</w:t>
-      </w:r>
-      <w:r>
-        <w:rPr>
-          <w:i/>
-          <w:iCs/>
-          <w:color w:val="5F6F80"/>
-          <w:sz w:val="19"/>
-          <w:szCs w:val="19"/>
-        </w:rPr>
-        <w:t xml:space="preserve">  — Closed circle means the value is included (≤ or ≥). Shaded left means less than or equal to: x ≤ 8.</w:t>
-      </w:r>
-    </w:p>
-    <w:p>
-      <w:pPr>
-        <w:spacing w:after="80"/>
-      </w:pPr>
-      <w:r>
-        <w:rPr>
-          <w:b/>
-          <w:bCs/>
-          <w:sz w:val="21"/>
-          <w:szCs w:val="21"/>
-        </w:rPr>
-        <w:t xml:space="preserve">4.  </w:t>
-      </w:r>
-      <w:r>
-        <w:rPr>
-          <w:sz w:val="21"/>
-          <w:szCs w:val="21"/>
-        </w:rPr>
-        <w:t xml:space="preserve">A)  Open circle at 15, shade right</w:t>
-      </w:r>
-      <w:r>
-        <w:rPr>
-          <w:i/>
-          <w:iCs/>
-          <w:color w:val="5F6F80"/>
-          <w:sz w:val="19"/>
-          <w:szCs w:val="19"/>
-        </w:rPr>
-        <w:t xml:space="preserve">  — 'Greater than' (&gt;) is a strict symbol, so 15 is NOT included — open circle. Larger values work, so shade right.</w:t>
-      </w:r>
-    </w:p>
-    <w:p>
-      <w:pPr>
-        <w:pStyle w:val="Heading2"/>
-        <w:spacing w:after="80" w:before="180"/>
-      </w:pPr>
-      <w:r>
-        <w:rPr>
-          <w:b/>
-          <w:bCs/>
-          <w:color w:val="12355B"/>
-          <w:sz w:val="24"/>
-          <w:szCs w:val="24"/>
-        </w:rPr>
-        <w:t xml:space="preserve">Exit Ticket</w:t>
-      </w:r>
-    </w:p>
-    <w:p>
-      <w:pPr>
-        <w:spacing w:after="80"/>
-      </w:pPr>
-      <w:r>
-        <w:rPr>
-          <w:sz w:val="21"/>
-          <w:szCs w:val="21"/>
-        </w:rPr>
-        <w:t xml:space="preserve">A)  Closed circle at 9, shaded right</w:t>
-      </w:r>
-      <w:r>
-        <w:rPr>
-          <w:i/>
-          <w:iCs/>
-          <w:color w:val="5F6F80"/>
-          <w:sz w:val="19"/>
-          <w:szCs w:val="19"/>
-        </w:rPr>
-        <w:t xml:space="preserve">  — x ≥ 9 means 9 is included (closed circle) and values are 9 or greater (shaded right).</w:t>
       </w:r>
     </w:p>
     <w:sectPr>

--- a/lessons/7-5/downloads/7-5-notes.docx
+++ b/lessons/7-5/downloads/7-5-notes.docx
@@ -14,7 +14,7 @@
           <w:sz w:val="18"/>
           <w:szCs w:val="18"/>
         </w:rPr>
-        <w:t xml:space="preserve">UNIT 7  ·  LESSON 5      STANDARD 6.EE.8</w:t>
+        <w:t xml:space="preserve">UNIT 7  ·  LESSON 5      STANDARD 6.AT.9</w:t>
       </w:r>
     </w:p>
     <w:p>
@@ -613,7 +613,7 @@
                           </pic:cNvPicPr>
                         </pic:nvPicPr>
                         <pic:blipFill>
-                          <a:blip r:embed="rId10" cstate="none"/>
+                          <a:blip r:embed="rId11" cstate="none"/>
                           <a:srcRect/>
                           <a:stretch>
                             <a:fillRect/>
@@ -767,7 +767,7 @@
                           </pic:cNvPicPr>
                         </pic:nvPicPr>
                         <pic:blipFill>
-                          <a:blip r:embed="rId10" cstate="none"/>
+                          <a:blip r:embed="rId12" cstate="none"/>
                           <a:srcRect/>
                           <a:stretch>
                             <a:fillRect/>
@@ -921,7 +921,7 @@
                           </pic:cNvPicPr>
                         </pic:nvPicPr>
                         <pic:blipFill>
-                          <a:blip r:embed="rId10" cstate="none"/>
+                          <a:blip r:embed="rId13" cstate="none"/>
                           <a:srcRect/>
                           <a:stretch>
                             <a:fillRect/>
@@ -1075,7 +1075,7 @@
                           </pic:cNvPicPr>
                         </pic:nvPicPr>
                         <pic:blipFill>
-                          <a:blip r:embed="rId11" cstate="none"/>
+                          <a:blip r:embed="rId14" cstate="none"/>
                           <a:srcRect/>
                           <a:stretch>
                             <a:fillRect/>
@@ -2531,6 +2531,32 @@
     </w:p>
     <w:p>
       <w:pPr>
+        <w:pStyle w:val="Heading2"/>
+        <w:spacing w:after="80" w:before="180"/>
+      </w:pPr>
+      <w:r>
+        <w:rPr>
+          <w:b/>
+          <w:bCs/>
+          <w:color w:val="12355B"/>
+          <w:sz w:val="24"/>
+          <w:szCs w:val="24"/>
+        </w:rPr>
+        <w:t xml:space="preserve">Level 1 Support</w:t>
+      </w:r>
+      <w:r>
+        <w:rPr>
+          <w:i/>
+          <w:iCs/>
+          <w:color w:val="1FA6A2"/>
+          <w:sz w:val="19"/>
+          <w:szCs w:val="19"/>
+        </w:rPr>
+        <w:t xml:space="preserve">   extra scaffolding</w:t>
+      </w:r>
+    </w:p>
+    <w:p>
+      <w:pPr>
         <w:keepNext/>
         <w:spacing w:after="60" w:before="160"/>
       </w:pPr>
@@ -2791,6 +2817,32 @@
     </w:tbl>
     <w:p>
       <w:pPr>
+        <w:pStyle w:val="Heading2"/>
+        <w:spacing w:after="80" w:before="180"/>
+      </w:pPr>
+      <w:r>
+        <w:rPr>
+          <w:b/>
+          <w:bCs/>
+          <w:color w:val="12355B"/>
+          <w:sz w:val="24"/>
+          <w:szCs w:val="24"/>
+        </w:rPr>
+        <w:t xml:space="preserve">On Level</w:t>
+      </w:r>
+      <w:r>
+        <w:rPr>
+          <w:i/>
+          <w:iCs/>
+          <w:color w:val="12355B"/>
+          <w:sz w:val="19"/>
+          <w:szCs w:val="19"/>
+        </w:rPr>
+        <w:t xml:space="preserve">   grade-level practice</w:t>
+      </w:r>
+    </w:p>
+    <w:p>
+      <w:pPr>
         <w:keepNext/>
         <w:spacing w:after="60" w:before="160"/>
       </w:pPr>
@@ -2864,136 +2916,6 @@
           <w:szCs w:val="20"/>
         </w:rPr>
         <w:t xml:space="preserve">D)  x &gt; 8</w:t>
-      </w:r>
-    </w:p>
-    <w:p>
-      <w:pPr>
-        <w:spacing w:after="20"/>
-      </w:pPr>
-      <w:r>
-        <w:t xml:space="preserve"/>
-      </w:r>
-    </w:p>
-    <w:tbl>
-      <w:tblPr>
-        <w:tblW w:type="pct" w:w="100%"/>
-        <w:tblBorders>
-          <w:top w:val="single" w:color="C7D2DD" w:sz="6"/>
-          <w:left w:val="single" w:color="C7D2DD" w:sz="6"/>
-          <w:bottom w:val="single" w:color="C7D2DD" w:sz="6"/>
-          <w:right w:val="single" w:color="C7D2DD" w:sz="6"/>
-          <w:insideH w:val="single" w:color="auto" w:sz="4"/>
-          <w:insideV w:val="single" w:color="auto" w:sz="4"/>
-        </w:tblBorders>
-      </w:tblPr>
-      <w:tblGrid>
-        <w:gridCol w:w="100"/>
-      </w:tblGrid>
-      <w:tr>
-        <w:tc>
-          <w:tcPr>
-            <w:shd w:fill="FBF3E2" w:color="auto" w:val="clear"/>
-            <w:tcMar>
-              <w:top w:type="dxa" w:w="60"/>
-              <w:left w:type="dxa" w:w="120"/>
-              <w:bottom w:type="dxa" w:w="60"/>
-              <w:right w:type="dxa" w:w="120"/>
-            </w:tcMar>
-          </w:tcPr>
-          <w:p>
-            <w:pPr>
-              <w:spacing w:after="0" w:line="320"/>
-            </w:pPr>
-            <w:r>
-              <w:t xml:space="preserve"/>
-            </w:r>
-          </w:p>
-          <w:p>
-            <w:pPr>
-              <w:spacing w:after="0" w:line="320"/>
-            </w:pPr>
-            <w:r>
-              <w:t xml:space="preserve"/>
-            </w:r>
-          </w:p>
-        </w:tc>
-      </w:tr>
-    </w:tbl>
-    <w:p>
-      <w:pPr>
-        <w:keepNext/>
-        <w:spacing w:after="60" w:before="160"/>
-      </w:pPr>
-      <w:r>
-        <w:rPr>
-          <w:b/>
-          <w:bCs/>
-          <w:color w:val="12355B"/>
-          <w:sz w:val="22"/>
-          <w:szCs w:val="22"/>
-        </w:rPr>
-        <w:t xml:space="preserve">4.  </w:t>
-      </w:r>
-      <w:r>
-        <w:rPr>
-          <w:b/>
-          <w:bCs/>
-          <w:sz w:val="21"/>
-          <w:szCs w:val="21"/>
-        </w:rPr>
-        <w:t xml:space="preserve">Clue: the witness ran more than 15 feet, so d &gt; 15. On the number line, what do you draw?</w:t>
-      </w:r>
-    </w:p>
-    <w:p>
-      <w:pPr>
-        <w:spacing w:after="40"/>
-        <w:ind w:left="420"/>
-      </w:pPr>
-      <w:r>
-        <w:rPr>
-          <w:sz w:val="20"/>
-          <w:szCs w:val="20"/>
-        </w:rPr>
-        <w:t xml:space="preserve">A)  Open circle at 15, shade right</w:t>
-      </w:r>
-    </w:p>
-    <w:p>
-      <w:pPr>
-        <w:spacing w:after="40"/>
-        <w:ind w:left="420"/>
-      </w:pPr>
-      <w:r>
-        <w:rPr>
-          <w:sz w:val="20"/>
-          <w:szCs w:val="20"/>
-        </w:rPr>
-        <w:t xml:space="preserve">B)  Closed circle at 15, shade right</w:t>
-      </w:r>
-    </w:p>
-    <w:p>
-      <w:pPr>
-        <w:spacing w:after="40"/>
-        <w:ind w:left="420"/>
-      </w:pPr>
-      <w:r>
-        <w:rPr>
-          <w:sz w:val="20"/>
-          <w:szCs w:val="20"/>
-        </w:rPr>
-        <w:t xml:space="preserve">C)  Open circle at 15, shade left</w:t>
-      </w:r>
-    </w:p>
-    <w:p>
-      <w:pPr>
-        <w:spacing w:after="40"/>
-        <w:ind w:left="420"/>
-      </w:pPr>
-      <w:r>
-        <w:rPr>
-          <w:sz w:val="20"/>
-          <w:szCs w:val="20"/>
-        </w:rPr>
-        <w:t xml:space="preserve">D)  Closed circle at 15, shade left</w:t>
       </w:r>
     </w:p>
     <w:p>

--- a/lessons/7-5/downloads/7-5-notes.docx
+++ b/lessons/7-5/downloads/7-5-notes.docx
@@ -1404,6 +1404,1302 @@
           <w:szCs w:val="22"/>
         </w:rPr>
         <w:t xml:space="preserve">The number where the solution set begins on the number line is the ___.</w:t>
+      </w:r>
+    </w:p>
+    <w:p>
+      <w:pPr>
+        <w:pStyle w:val="Heading1"/>
+        <w:pageBreakBefore/>
+        <w:pBdr>
+          <w:bottom w:val="single" w:color="1FA6A2" w:sz="14" w:space="6"/>
+        </w:pBdr>
+        <w:spacing w:after="140" w:before="0"/>
+      </w:pPr>
+      <w:r>
+        <w:rPr>
+          <w:b/>
+          <w:bCs/>
+          <w:color w:val="12355B"/>
+          <w:sz w:val="30"/>
+          <w:szCs w:val="30"/>
+        </w:rPr>
+        <w:t xml:space="preserve">Write About the Math</w:t>
+      </w:r>
+    </w:p>
+    <w:p>
+      <w:pPr>
+        <w:spacing w:after="100"/>
+      </w:pPr>
+      <w:r>
+        <w:rPr>
+          <w:i/>
+          <w:iCs/>
+          <w:color w:val="5F6F80"/>
+          <w:sz w:val="19"/>
+          <w:szCs w:val="19"/>
+        </w:rPr>
+        <w:t xml:space="preserve">Use the support level you need. Every level answers the same math question.</w:t>
+      </w:r>
+    </w:p>
+    <w:p>
+      <w:pPr>
+        <w:pStyle w:val="Heading2"/>
+        <w:spacing w:after="80" w:before="180"/>
+      </w:pPr>
+      <w:r>
+        <w:rPr>
+          <w:b/>
+          <w:bCs/>
+          <w:color w:val="12355B"/>
+          <w:sz w:val="24"/>
+          <w:szCs w:val="24"/>
+        </w:rPr>
+        <w:t xml:space="preserve">1. Understand the Question</w:t>
+      </w:r>
+      <w:r>
+        <w:rPr>
+          <w:i/>
+          <w:iCs/>
+          <w:color w:val="B97A12"/>
+          <w:sz w:val="19"/>
+          <w:szCs w:val="19"/>
+        </w:rPr>
+        <w:t xml:space="preserve">   explain</w:t>
+      </w:r>
+    </w:p>
+    <w:tbl>
+      <w:tblPr>
+        <w:tblW w:type="pct" w:w="100%"/>
+        <w:tblBorders>
+          <w:top w:val="single" w:color="1FA6A2" w:sz="8"/>
+          <w:left w:val="single" w:color="1FA6A2" w:sz="8"/>
+          <w:bottom w:val="single" w:color="1FA6A2" w:sz="8"/>
+          <w:right w:val="single" w:color="1FA6A2" w:sz="8"/>
+          <w:insideH w:val="single" w:color="auto" w:sz="4"/>
+          <w:insideV w:val="single" w:color="auto" w:sz="4"/>
+        </w:tblBorders>
+      </w:tblPr>
+      <w:tblGrid>
+        <w:gridCol w:w="100"/>
+      </w:tblGrid>
+      <w:tr>
+        <w:tc>
+          <w:tcPr>
+            <w:shd w:fill="E6F4F3" w:color="auto" w:val="clear"/>
+            <w:tcMar>
+              <w:top w:type="dxa" w:w="120"/>
+              <w:left w:type="dxa" w:w="180"/>
+              <w:bottom w:type="dxa" w:w="120"/>
+              <w:right w:type="dxa" w:w="180"/>
+            </w:tcMar>
+          </w:tcPr>
+          <w:p>
+            <w:pPr>
+              <w:spacing w:after="60"/>
+            </w:pPr>
+            <w:r>
+              <w:rPr>
+                <w:color w:val="1A2733"/>
+                <w:sz w:val="21"/>
+                <w:szCs w:val="21"/>
+              </w:rPr>
+              <w:t xml:space="preserve">When you graphed x &gt; 4 and x ≤ 7, why did you use an open circle on one and a closed circle on the other?</w:t>
+            </w:r>
+          </w:p>
+          <w:p>
+            <w:pPr>
+              <w:spacing w:after="0"/>
+            </w:pPr>
+            <w:r>
+              <w:rPr>
+                <w:b/>
+                <w:bCs/>
+                <w:color w:val="12355B"/>
+                <w:sz w:val="20"/>
+                <w:szCs w:val="20"/>
+              </w:rPr>
+              <w:t xml:space="preserve">Your job:  </w:t>
+            </w:r>
+            <w:r>
+              <w:rPr>
+                <w:sz w:val="20"/>
+                <w:szCs w:val="20"/>
+              </w:rPr>
+              <w:t xml:space="preserve">Answer the question. Use math evidence. Explain how the evidence proves your answer.</w:t>
+            </w:r>
+            <w:r>
+              <w:rPr>
+                <w:i/>
+                <w:iCs/>
+                <w:color w:val="5F6F80"/>
+                <w:sz w:val="18"/>
+                <w:szCs w:val="18"/>
+              </w:rPr>
+              <w:br/>
+              <w:t xml:space="preserve">Responde la pregunta. Usa evidencia matemática. Explica cómo la evidencia demuestra tu respuesta.</w:t>
+            </w:r>
+          </w:p>
+        </w:tc>
+      </w:tr>
+    </w:tbl>
+    <w:p>
+      <w:pPr>
+        <w:pStyle w:val="Heading2"/>
+        <w:spacing w:after="80" w:before="180"/>
+      </w:pPr>
+      <w:r>
+        <w:rPr>
+          <w:b/>
+          <w:bCs/>
+          <w:color w:val="12355B"/>
+          <w:sz w:val="24"/>
+          <w:szCs w:val="24"/>
+        </w:rPr>
+        <w:t xml:space="preserve">2. Plan Your Math Words</w:t>
+      </w:r>
+      <w:r>
+        <w:rPr>
+          <w:i/>
+          <w:iCs/>
+          <w:color w:val="1FA6A2"/>
+          <w:sz w:val="19"/>
+          <w:szCs w:val="19"/>
+        </w:rPr>
+        <w:t xml:space="preserve">   check at least two</w:t>
+      </w:r>
+    </w:p>
+    <w:p>
+      <w:pPr>
+        <w:spacing w:after="60"/>
+      </w:pPr>
+      <w:r>
+        <w:rPr>
+          <w:b/>
+          <w:bCs/>
+          <w:color w:val="1FA6A2"/>
+          <w:sz w:val="22"/>
+          <w:szCs w:val="22"/>
+        </w:rPr>
+        <w:t xml:space="preserve">☐  </w:t>
+      </w:r>
+      <w:r>
+        <w:rPr>
+          <w:b/>
+          <w:bCs/>
+          <w:color w:val="12355B"/>
+          <w:sz w:val="20"/>
+          <w:szCs w:val="20"/>
+        </w:rPr>
+        <w:t xml:space="preserve">Number line — </w:t>
+      </w:r>
+      <w:r>
+        <w:rPr>
+          <w:sz w:val="20"/>
+          <w:szCs w:val="20"/>
+        </w:rPr>
+        <w:t xml:space="preserve">A line with numbers in order. You use it to show answers.</w:t>
+      </w:r>
+      <w:r>
+        <w:rPr>
+          <w:i/>
+          <w:iCs/>
+          <w:color w:val="5F6F80"/>
+          <w:sz w:val="18"/>
+          <w:szCs w:val="18"/>
+        </w:rPr>
+        <w:br/>
+        <w:t xml:space="preserve">Recta numérica — Una línea con números en orden. La usas para mostrar respuestas.</w:t>
+      </w:r>
+    </w:p>
+    <w:p>
+      <w:pPr>
+        <w:spacing w:after="60"/>
+      </w:pPr>
+      <w:r>
+        <w:rPr>
+          <w:b/>
+          <w:bCs/>
+          <w:color w:val="1FA6A2"/>
+          <w:sz w:val="22"/>
+          <w:szCs w:val="22"/>
+        </w:rPr>
+        <w:t xml:space="preserve">☐  </w:t>
+      </w:r>
+      <w:r>
+        <w:rPr>
+          <w:b/>
+          <w:bCs/>
+          <w:color w:val="12355B"/>
+          <w:sz w:val="20"/>
+          <w:szCs w:val="20"/>
+        </w:rPr>
+        <w:t xml:space="preserve">Open circle — </w:t>
+      </w:r>
+      <w:r>
+        <w:rPr>
+          <w:sz w:val="20"/>
+          <w:szCs w:val="20"/>
+        </w:rPr>
+        <w:t xml:space="preserve">An empty circle showing a number is NOT included.</w:t>
+      </w:r>
+      <w:r>
+        <w:rPr>
+          <w:i/>
+          <w:iCs/>
+          <w:color w:val="5F6F80"/>
+          <w:sz w:val="18"/>
+          <w:szCs w:val="18"/>
+        </w:rPr>
+        <w:br/>
+        <w:t xml:space="preserve">Círculo abierto — Un círculo vacío que muestra que un número NO está incluido.</w:t>
+      </w:r>
+    </w:p>
+    <w:p>
+      <w:pPr>
+        <w:spacing w:after="60"/>
+      </w:pPr>
+      <w:r>
+        <w:rPr>
+          <w:b/>
+          <w:bCs/>
+          <w:color w:val="1FA6A2"/>
+          <w:sz w:val="22"/>
+          <w:szCs w:val="22"/>
+        </w:rPr>
+        <w:t xml:space="preserve">☐  </w:t>
+      </w:r>
+      <w:r>
+        <w:rPr>
+          <w:b/>
+          <w:bCs/>
+          <w:color w:val="12355B"/>
+          <w:sz w:val="20"/>
+          <w:szCs w:val="20"/>
+        </w:rPr>
+        <w:t xml:space="preserve">Closed circle — </w:t>
+      </w:r>
+      <w:r>
+        <w:rPr>
+          <w:sz w:val="20"/>
+          <w:szCs w:val="20"/>
+        </w:rPr>
+        <w:t xml:space="preserve">A filled-in circle showing a number IS included.</w:t>
+      </w:r>
+      <w:r>
+        <w:rPr>
+          <w:i/>
+          <w:iCs/>
+          <w:color w:val="5F6F80"/>
+          <w:sz w:val="18"/>
+          <w:szCs w:val="18"/>
+        </w:rPr>
+        <w:br/>
+        <w:t xml:space="preserve">Círculo cerrado — Un círculo relleno que muestra que un número SÍ está incluido.</w:t>
+      </w:r>
+    </w:p>
+    <w:p>
+      <w:pPr>
+        <w:spacing w:after="60"/>
+      </w:pPr>
+      <w:r>
+        <w:rPr>
+          <w:b/>
+          <w:bCs/>
+          <w:color w:val="1FA6A2"/>
+          <w:sz w:val="22"/>
+          <w:szCs w:val="22"/>
+        </w:rPr>
+        <w:t xml:space="preserve">☐  </w:t>
+      </w:r>
+      <w:r>
+        <w:rPr>
+          <w:b/>
+          <w:bCs/>
+          <w:color w:val="12355B"/>
+          <w:sz w:val="20"/>
+          <w:szCs w:val="20"/>
+        </w:rPr>
+        <w:t xml:space="preserve">Solution set — </w:t>
+      </w:r>
+      <w:r>
+        <w:rPr>
+          <w:sz w:val="20"/>
+          <w:szCs w:val="20"/>
+        </w:rPr>
+        <w:t xml:space="preserve">All the numbers that make the inequality true.</w:t>
+      </w:r>
+      <w:r>
+        <w:rPr>
+          <w:i/>
+          <w:iCs/>
+          <w:color w:val="5F6F80"/>
+          <w:sz w:val="18"/>
+          <w:szCs w:val="18"/>
+        </w:rPr>
+        <w:br/>
+        <w:t xml:space="preserve">Conjunto solución — Todos los números que hacen verdadera la desigualdad.</w:t>
+      </w:r>
+    </w:p>
+    <w:p>
+      <w:pPr>
+        <w:spacing w:after="60"/>
+      </w:pPr>
+      <w:r>
+        <w:rPr>
+          <w:b/>
+          <w:bCs/>
+          <w:color w:val="1FA6A2"/>
+          <w:sz w:val="22"/>
+          <w:szCs w:val="22"/>
+        </w:rPr>
+        <w:t xml:space="preserve">☐  </w:t>
+      </w:r>
+      <w:r>
+        <w:rPr>
+          <w:b/>
+          <w:bCs/>
+          <w:color w:val="12355B"/>
+          <w:sz w:val="20"/>
+          <w:szCs w:val="20"/>
+        </w:rPr>
+        <w:t xml:space="preserve">Inequality — </w:t>
+      </w:r>
+      <w:r>
+        <w:rPr>
+          <w:sz w:val="20"/>
+          <w:szCs w:val="20"/>
+        </w:rPr>
+        <w:t xml:space="preserve">A math sentence comparing two amounts with &lt;, &gt;, ≤, or ≥.</w:t>
+      </w:r>
+      <w:r>
+        <w:rPr>
+          <w:i/>
+          <w:iCs/>
+          <w:color w:val="5F6F80"/>
+          <w:sz w:val="18"/>
+          <w:szCs w:val="18"/>
+        </w:rPr>
+        <w:br/>
+        <w:t xml:space="preserve">Desigualdad — Una oración matemática que compara dos cantidades con &lt;, &gt;, ≤ o ≥.</w:t>
+      </w:r>
+    </w:p>
+    <w:tbl>
+      <w:tblPr>
+        <w:tblW w:type="pct" w:w="100%"/>
+        <w:tblBorders>
+          <w:top w:val="single" w:color="1FA6A2" w:sz="8"/>
+          <w:left w:val="single" w:color="1FA6A2" w:sz="8"/>
+          <w:bottom w:val="single" w:color="1FA6A2" w:sz="8"/>
+          <w:right w:val="single" w:color="1FA6A2" w:sz="8"/>
+          <w:insideH w:val="single" w:color="auto" w:sz="4"/>
+          <w:insideV w:val="single" w:color="auto" w:sz="4"/>
+        </w:tblBorders>
+      </w:tblPr>
+      <w:tblGrid>
+        <w:gridCol w:w="100"/>
+      </w:tblGrid>
+      <w:tr>
+        <w:tc>
+          <w:tcPr>
+            <w:shd w:fill="F7FFFD" w:color="auto" w:val="clear"/>
+            <w:tcMar>
+              <w:top w:type="dxa" w:w="120"/>
+              <w:left w:type="dxa" w:w="180"/>
+              <w:bottom w:type="dxa" w:w="120"/>
+              <w:right w:type="dxa" w:w="180"/>
+            </w:tcMar>
+          </w:tcPr>
+          <w:p>
+            <w:pPr>
+              <w:spacing w:after="50"/>
+            </w:pPr>
+            <w:r>
+              <w:rPr>
+                <w:b/>
+                <w:bCs/>
+                <w:color w:val="1FA6A2"/>
+                <w:sz w:val="20"/>
+                <w:szCs w:val="20"/>
+              </w:rPr>
+              <w:t xml:space="preserve">Say it first:  </w:t>
+            </w:r>
+            <w:r>
+              <w:rPr>
+                <w:sz w:val="20"/>
+                <w:szCs w:val="20"/>
+              </w:rPr>
+              <w:t xml:space="preserve">Say your idea to a partner or quietly to yourself before you write.</w:t>
+            </w:r>
+          </w:p>
+          <w:p>
+            <w:pPr>
+              <w:spacing w:after="60"/>
+            </w:pPr>
+            <w:r>
+              <w:rPr>
+                <w:color w:val="1A2733"/>
+                <w:sz w:val="21"/>
+                <w:szCs w:val="21"/>
+              </w:rPr>
+              <w:t xml:space="preserve">I used a ___ circle because the symbol ___ means the boundary is ___.</w:t>
+            </w:r>
+            <w:r>
+              <w:rPr>
+                <w:i/>
+                <w:iCs/>
+                <w:color w:val="5F6F80"/>
+                <w:sz w:val="19"/>
+                <w:szCs w:val="19"/>
+              </w:rPr>
+              <w:br/>
+              <w:t xml:space="preserve">Usé un círculo ___ porque el símbolo ___ significa que el límite ___.</w:t>
+            </w:r>
+          </w:p>
+        </w:tc>
+      </w:tr>
+    </w:tbl>
+    <w:p>
+      <w:pPr>
+        <w:pStyle w:val="Heading2"/>
+        <w:spacing w:after="80" w:before="180"/>
+      </w:pPr>
+      <w:r>
+        <w:rPr>
+          <w:b/>
+          <w:bCs/>
+          <w:color w:val="12355B"/>
+          <w:sz w:val="24"/>
+          <w:szCs w:val="24"/>
+        </w:rPr>
+        <w:t xml:space="preserve">3. Build Your Explanation</w:t>
+      </w:r>
+      <w:r>
+        <w:rPr>
+          <w:i/>
+          <w:iCs/>
+          <w:color w:val="B97A12"/>
+          <w:sz w:val="19"/>
+          <w:szCs w:val="19"/>
+        </w:rPr>
+        <w:t xml:space="preserve">   choose your support</w:t>
+      </w:r>
+    </w:p>
+    <w:tbl>
+      <w:tblPr>
+        <w:tblW w:type="pct" w:w="100%"/>
+        <w:tblBorders>
+          <w:top w:val="single" w:color="BBD0DE" w:sz="8"/>
+          <w:left w:val="single" w:color="BBD0DE" w:sz="8"/>
+          <w:bottom w:val="single" w:color="BBD0DE" w:sz="8"/>
+          <w:right w:val="single" w:color="BBD0DE" w:sz="8"/>
+          <w:insideH w:val="single" w:color="auto" w:sz="4"/>
+          <w:insideV w:val="single" w:color="auto" w:sz="4"/>
+        </w:tblBorders>
+      </w:tblPr>
+      <w:tblGrid>
+        <w:gridCol w:w="100"/>
+      </w:tblGrid>
+      <w:tr>
+        <w:tc>
+          <w:tcPr>
+            <w:shd w:fill="EEF4F8" w:color="auto" w:val="clear"/>
+            <w:tcMar>
+              <w:top w:type="dxa" w:w="120"/>
+              <w:left w:type="dxa" w:w="180"/>
+              <w:bottom w:type="dxa" w:w="120"/>
+              <w:right w:type="dxa" w:w="180"/>
+            </w:tcMar>
+          </w:tcPr>
+          <w:p>
+            <w:pPr>
+              <w:spacing w:after="50"/>
+            </w:pPr>
+            <w:r>
+              <w:rPr>
+                <w:i/>
+                <w:iCs/>
+                <w:color w:val="5F6F80"/>
+                <w:sz w:val="19"/>
+                <w:szCs w:val="19"/>
+              </w:rPr>
+              <w:t xml:space="preserve">This model shows the parts of an explanation. It does not answer your writing question.</w:t>
+            </w:r>
+          </w:p>
+          <w:p>
+            <w:pPr>
+              <w:spacing w:after="80"/>
+            </w:pPr>
+            <w:r>
+              <w:rPr>
+                <w:b/>
+                <w:bCs/>
+                <w:color w:val="12355B"/>
+                <w:sz w:val="19"/>
+                <w:szCs w:val="19"/>
+              </w:rPr>
+              <w:t xml:space="preserve">Claim:  </w:t>
+            </w:r>
+            <w:r>
+              <w:rPr>
+                <w:sz w:val="19"/>
+                <w:szCs w:val="19"/>
+              </w:rPr>
+              <w:t xml:space="preserve">Because 2:00 itself counts, I use a closed circle at 2.</w:t>
+            </w:r>
+          </w:p>
+          <w:p>
+            <w:pPr>
+              <w:spacing w:after="80"/>
+            </w:pPr>
+            <w:r>
+              <w:rPr>
+                <w:b/>
+                <w:bCs/>
+                <w:color w:val="12355B"/>
+                <w:sz w:val="19"/>
+                <w:szCs w:val="19"/>
+              </w:rPr>
+              <w:t xml:space="preserve">Evidence:  </w:t>
+            </w:r>
+            <w:r>
+              <w:rPr>
+                <w:sz w:val="19"/>
+                <w:szCs w:val="19"/>
+              </w:rPr>
+              <w:t xml:space="preserve">Students choose a closed circle at 2 (because 'no earlier than' includes 2) and shade to the right since later times satisfy t ≥ 2.</w:t>
+            </w:r>
+          </w:p>
+          <w:p>
+            <w:pPr>
+              <w:spacing w:after="80"/>
+            </w:pPr>
+            <w:r>
+              <w:rPr>
+                <w:b/>
+                <w:bCs/>
+                <w:color w:val="12355B"/>
+                <w:sz w:val="19"/>
+                <w:szCs w:val="19"/>
+              </w:rPr>
+              <w:t xml:space="preserve">Reasoning:  </w:t>
+            </w:r>
+            <w:r>
+              <w:rPr>
+                <w:sz w:val="19"/>
+                <w:szCs w:val="19"/>
+              </w:rPr>
+              <w:t xml:space="preserve">This evidence connects the definition of number line to the mathematical claim.</w:t>
+            </w:r>
+          </w:p>
+        </w:tc>
+      </w:tr>
+    </w:tbl>
+    <w:p>
+      <w:pPr>
+        <w:pStyle w:val="Heading2"/>
+        <w:spacing w:after="80" w:before="180"/>
+      </w:pPr>
+      <w:r>
+        <w:rPr>
+          <w:b/>
+          <w:bCs/>
+          <w:color w:val="12355B"/>
+          <w:sz w:val="24"/>
+          <w:szCs w:val="24"/>
+        </w:rPr>
+        <w:t xml:space="preserve">Start</w:t>
+      </w:r>
+      <w:r>
+        <w:rPr>
+          <w:i/>
+          <w:iCs/>
+          <w:color w:val="1FA6A2"/>
+          <w:sz w:val="19"/>
+          <w:szCs w:val="19"/>
+        </w:rPr>
+        <w:t xml:space="preserve">   Most language support</w:t>
+      </w:r>
+    </w:p>
+    <w:p>
+      <w:pPr>
+        <w:spacing w:after="60"/>
+      </w:pPr>
+      <w:r>
+        <w:rPr>
+          <w:color w:val="1A2733"/>
+          <w:sz w:val="21"/>
+          <w:szCs w:val="21"/>
+        </w:rPr>
+        <w:t xml:space="preserve">Complete the frames. Use the word bank.</w:t>
+      </w:r>
+      <w:r>
+        <w:rPr>
+          <w:i/>
+          <w:iCs/>
+          <w:color w:val="5F6F80"/>
+          <w:sz w:val="19"/>
+          <w:szCs w:val="19"/>
+        </w:rPr>
+        <w:br/>
+        <w:t xml:space="preserve">Completa las oraciones. Usa el banco de palabras.</w:t>
+      </w:r>
+    </w:p>
+    <w:p>
+      <w:pPr>
+        <w:spacing w:after="60"/>
+      </w:pPr>
+      <w:r>
+        <w:rPr>
+          <w:color w:val="1A2733"/>
+          <w:sz w:val="21"/>
+          <w:szCs w:val="21"/>
+        </w:rPr>
+        <w:t xml:space="preserve">I used a ___ circle because the symbol ___ means the boundary is ___.</w:t>
+      </w:r>
+      <w:r>
+        <w:rPr>
+          <w:i/>
+          <w:iCs/>
+          <w:color w:val="5F6F80"/>
+          <w:sz w:val="19"/>
+          <w:szCs w:val="19"/>
+        </w:rPr>
+        <w:br/>
+        <w:t xml:space="preserve">Usé un círculo ___ porque el símbolo ___ significa que el límite ___.</w:t>
+      </w:r>
+    </w:p>
+    <w:p>
+      <w:pPr>
+        <w:spacing w:after="60"/>
+      </w:pPr>
+      <w:r>
+        <w:rPr>
+          <w:color w:val="1A2733"/>
+          <w:sz w:val="21"/>
+          <w:szCs w:val="21"/>
+        </w:rPr>
+        <w:t xml:space="preserve">I shaded ___ because the solution set includes ___.</w:t>
+      </w:r>
+      <w:r>
+        <w:rPr>
+          <w:i/>
+          <w:iCs/>
+          <w:color w:val="5F6F80"/>
+          <w:sz w:val="19"/>
+          <w:szCs w:val="19"/>
+        </w:rPr>
+        <w:br/>
+        <w:t xml:space="preserve">Sombreé ___ porque el conjunto solución incluye ___.</w:t>
+      </w:r>
+    </w:p>
+    <w:tbl>
+      <w:tblPr>
+        <w:tblW w:type="pct" w:w="100%"/>
+        <w:tblBorders>
+          <w:top w:val="single" w:color="C7D2DD" w:sz="6"/>
+          <w:left w:val="single" w:color="C7D2DD" w:sz="6"/>
+          <w:bottom w:val="single" w:color="C7D2DD" w:sz="6"/>
+          <w:right w:val="single" w:color="C7D2DD" w:sz="6"/>
+          <w:insideH w:val="single" w:color="auto" w:sz="4"/>
+          <w:insideV w:val="single" w:color="auto" w:sz="4"/>
+        </w:tblBorders>
+      </w:tblPr>
+      <w:tblGrid>
+        <w:gridCol w:w="100"/>
+      </w:tblGrid>
+      <w:tr>
+        <w:tc>
+          <w:tcPr>
+            <w:shd w:fill="FBF3E2" w:color="auto" w:val="clear"/>
+            <w:tcMar>
+              <w:top w:type="dxa" w:w="60"/>
+              <w:left w:type="dxa" w:w="120"/>
+              <w:bottom w:type="dxa" w:w="60"/>
+              <w:right w:type="dxa" w:w="120"/>
+            </w:tcMar>
+          </w:tcPr>
+          <w:p>
+            <w:pPr>
+              <w:spacing w:after="0" w:line="320"/>
+            </w:pPr>
+            <w:r>
+              <w:t xml:space="preserve"/>
+            </w:r>
+          </w:p>
+          <w:p>
+            <w:pPr>
+              <w:spacing w:after="0" w:line="320"/>
+            </w:pPr>
+            <w:r>
+              <w:t xml:space="preserve"/>
+            </w:r>
+          </w:p>
+          <w:p>
+            <w:pPr>
+              <w:spacing w:after="0" w:line="320"/>
+            </w:pPr>
+            <w:r>
+              <w:t xml:space="preserve"/>
+            </w:r>
+          </w:p>
+        </w:tc>
+      </w:tr>
+    </w:tbl>
+    <w:p>
+      <w:pPr>
+        <w:pStyle w:val="Heading2"/>
+        <w:spacing w:after="80" w:before="180"/>
+      </w:pPr>
+      <w:r>
+        <w:rPr>
+          <w:b/>
+          <w:bCs/>
+          <w:color w:val="12355B"/>
+          <w:sz w:val="24"/>
+          <w:szCs w:val="24"/>
+        </w:rPr>
+        <w:t xml:space="preserve">Build</w:t>
+      </w:r>
+      <w:r>
+        <w:rPr>
+          <w:i/>
+          <w:iCs/>
+          <w:color w:val="B97A12"/>
+          <w:sz w:val="19"/>
+          <w:szCs w:val="19"/>
+        </w:rPr>
+        <w:t xml:space="preserve">   Some language support</w:t>
+      </w:r>
+    </w:p>
+    <w:p>
+      <w:pPr>
+        <w:spacing w:after="60"/>
+      </w:pPr>
+      <w:r>
+        <w:rPr>
+          <w:color w:val="1A2733"/>
+          <w:sz w:val="21"/>
+          <w:szCs w:val="21"/>
+        </w:rPr>
+        <w:t xml:space="preserve">Write two connected sentences. Use because, so, or but.</w:t>
+      </w:r>
+      <w:r>
+        <w:rPr>
+          <w:i/>
+          <w:iCs/>
+          <w:color w:val="5F6F80"/>
+          <w:sz w:val="19"/>
+          <w:szCs w:val="19"/>
+        </w:rPr>
+        <w:br/>
+        <w:t xml:space="preserve">Escribe dos oraciones conectadas. Usa porque, entonces o pero.</w:t>
+      </w:r>
+    </w:p>
+    <w:p>
+      <w:pPr>
+        <w:spacing w:after="60"/>
+      </w:pPr>
+      <w:r>
+        <w:rPr>
+          <w:color w:val="1A2733"/>
+          <w:sz w:val="21"/>
+          <w:szCs w:val="21"/>
+        </w:rPr>
+        <w:t xml:space="preserve">My claim is ___.</w:t>
+      </w:r>
+      <w:r>
+        <w:rPr>
+          <w:i/>
+          <w:iCs/>
+          <w:color w:val="5F6F80"/>
+          <w:sz w:val="19"/>
+          <w:szCs w:val="19"/>
+        </w:rPr>
+        <w:br/>
+        <w:t xml:space="preserve">Mi afirmación es ___.</w:t>
+      </w:r>
+    </w:p>
+    <w:p>
+      <w:pPr>
+        <w:spacing w:after="60"/>
+      </w:pPr>
+      <w:r>
+        <w:rPr>
+          <w:color w:val="1A2733"/>
+          <w:sz w:val="21"/>
+          <w:szCs w:val="21"/>
+        </w:rPr>
+        <w:t xml:space="preserve">I know because ___.</w:t>
+      </w:r>
+      <w:r>
+        <w:rPr>
+          <w:i/>
+          <w:iCs/>
+          <w:color w:val="5F6F80"/>
+          <w:sz w:val="19"/>
+          <w:szCs w:val="19"/>
+        </w:rPr>
+        <w:br/>
+        <w:t xml:space="preserve">Lo sé porque ___.</w:t>
+      </w:r>
+    </w:p>
+    <w:p>
+      <w:pPr>
+        <w:spacing w:after="60"/>
+      </w:pPr>
+      <w:r>
+        <w:rPr>
+          <w:color w:val="1A2733"/>
+          <w:sz w:val="21"/>
+          <w:szCs w:val="21"/>
+        </w:rPr>
+        <w:t xml:space="preserve">So ___.</w:t>
+      </w:r>
+      <w:r>
+        <w:rPr>
+          <w:i/>
+          <w:iCs/>
+          <w:color w:val="5F6F80"/>
+          <w:sz w:val="19"/>
+          <w:szCs w:val="19"/>
+        </w:rPr>
+        <w:br/>
+        <w:t xml:space="preserve">Entonces ___.</w:t>
+      </w:r>
+    </w:p>
+    <w:tbl>
+      <w:tblPr>
+        <w:tblW w:type="pct" w:w="100%"/>
+        <w:tblBorders>
+          <w:top w:val="single" w:color="C7D2DD" w:sz="6"/>
+          <w:left w:val="single" w:color="C7D2DD" w:sz="6"/>
+          <w:bottom w:val="single" w:color="C7D2DD" w:sz="6"/>
+          <w:right w:val="single" w:color="C7D2DD" w:sz="6"/>
+          <w:insideH w:val="single" w:color="auto" w:sz="4"/>
+          <w:insideV w:val="single" w:color="auto" w:sz="4"/>
+        </w:tblBorders>
+      </w:tblPr>
+      <w:tblGrid>
+        <w:gridCol w:w="100"/>
+      </w:tblGrid>
+      <w:tr>
+        <w:tc>
+          <w:tcPr>
+            <w:shd w:fill="FBF3E2" w:color="auto" w:val="clear"/>
+            <w:tcMar>
+              <w:top w:type="dxa" w:w="60"/>
+              <w:left w:type="dxa" w:w="120"/>
+              <w:bottom w:type="dxa" w:w="60"/>
+              <w:right w:type="dxa" w:w="120"/>
+            </w:tcMar>
+          </w:tcPr>
+          <w:p>
+            <w:pPr>
+              <w:spacing w:after="0" w:line="320"/>
+            </w:pPr>
+            <w:r>
+              <w:t xml:space="preserve"/>
+            </w:r>
+          </w:p>
+          <w:p>
+            <w:pPr>
+              <w:spacing w:after="0" w:line="320"/>
+            </w:pPr>
+            <w:r>
+              <w:t xml:space="preserve"/>
+            </w:r>
+          </w:p>
+          <w:p>
+            <w:pPr>
+              <w:spacing w:after="0" w:line="320"/>
+            </w:pPr>
+            <w:r>
+              <w:t xml:space="preserve"/>
+            </w:r>
+          </w:p>
+        </w:tc>
+      </w:tr>
+    </w:tbl>
+    <w:p>
+      <w:pPr>
+        <w:pStyle w:val="Heading2"/>
+        <w:spacing w:after="80" w:before="180"/>
+      </w:pPr>
+      <w:r>
+        <w:rPr>
+          <w:b/>
+          <w:bCs/>
+          <w:color w:val="12355B"/>
+          <w:sz w:val="24"/>
+          <w:szCs w:val="24"/>
+        </w:rPr>
+        <w:t xml:space="preserve">Explain</w:t>
+      </w:r>
+      <w:r>
+        <w:rPr>
+          <w:i/>
+          <w:iCs/>
+          <w:color w:val="B97A12"/>
+          <w:sz w:val="19"/>
+          <w:szCs w:val="19"/>
+        </w:rPr>
+        <w:t xml:space="preserve">   Light language support</w:t>
+      </w:r>
+    </w:p>
+    <w:p>
+      <w:pPr>
+        <w:spacing w:after="60"/>
+      </w:pPr>
+      <w:r>
+        <w:rPr>
+          <w:color w:val="1A2733"/>
+          <w:sz w:val="21"/>
+          <w:szCs w:val="21"/>
+        </w:rPr>
+        <w:t xml:space="preserve">Write a claim, give math evidence, and explain your reasoning.</w:t>
+      </w:r>
+      <w:r>
+        <w:rPr>
+          <w:i/>
+          <w:iCs/>
+          <w:color w:val="5F6F80"/>
+          <w:sz w:val="19"/>
+          <w:szCs w:val="19"/>
+        </w:rPr>
+        <w:br/>
+        <w:t xml:space="preserve">Escribe una afirmación, da evidencia matemática y explica tu razonamiento.</w:t>
+      </w:r>
+    </w:p>
+    <w:p>
+      <w:pPr>
+        <w:spacing w:after="60"/>
+      </w:pPr>
+      <w:r>
+        <w:rPr>
+          <w:color w:val="1A2733"/>
+          <w:sz w:val="21"/>
+          <w:szCs w:val="21"/>
+        </w:rPr>
+        <w:t xml:space="preserve">My claim is ___.</w:t>
+      </w:r>
+      <w:r>
+        <w:rPr>
+          <w:i/>
+          <w:iCs/>
+          <w:color w:val="5F6F80"/>
+          <w:sz w:val="19"/>
+          <w:szCs w:val="19"/>
+        </w:rPr>
+        <w:br/>
+        <w:t xml:space="preserve">Mi afirmación es ___.</w:t>
+      </w:r>
+    </w:p>
+    <w:p>
+      <w:pPr>
+        <w:spacing w:after="60"/>
+      </w:pPr>
+      <w:r>
+        <w:rPr>
+          <w:color w:val="1A2733"/>
+          <w:sz w:val="21"/>
+          <w:szCs w:val="21"/>
+        </w:rPr>
+        <w:t xml:space="preserve">My math evidence is ___.</w:t>
+      </w:r>
+      <w:r>
+        <w:rPr>
+          <w:i/>
+          <w:iCs/>
+          <w:color w:val="5F6F80"/>
+          <w:sz w:val="19"/>
+          <w:szCs w:val="19"/>
+        </w:rPr>
+        <w:br/>
+        <w:t xml:space="preserve">Mi evidencia matemática es ___.</w:t>
+      </w:r>
+    </w:p>
+    <w:p>
+      <w:pPr>
+        <w:spacing w:after="60"/>
+      </w:pPr>
+      <w:r>
+        <w:rPr>
+          <w:color w:val="1A2733"/>
+          <w:sz w:val="21"/>
+          <w:szCs w:val="21"/>
+        </w:rPr>
+        <w:t xml:space="preserve">This proves ___ because ___.</w:t>
+      </w:r>
+      <w:r>
+        <w:rPr>
+          <w:i/>
+          <w:iCs/>
+          <w:color w:val="5F6F80"/>
+          <w:sz w:val="19"/>
+          <w:szCs w:val="19"/>
+        </w:rPr>
+        <w:br/>
+        <w:t xml:space="preserve">Esto demuestra ___ porque ___.</w:t>
+      </w:r>
+    </w:p>
+    <w:tbl>
+      <w:tblPr>
+        <w:tblW w:type="pct" w:w="100%"/>
+        <w:tblBorders>
+          <w:top w:val="single" w:color="C7D2DD" w:sz="6"/>
+          <w:left w:val="single" w:color="C7D2DD" w:sz="6"/>
+          <w:bottom w:val="single" w:color="C7D2DD" w:sz="6"/>
+          <w:right w:val="single" w:color="C7D2DD" w:sz="6"/>
+          <w:insideH w:val="single" w:color="auto" w:sz="4"/>
+          <w:insideV w:val="single" w:color="auto" w:sz="4"/>
+        </w:tblBorders>
+      </w:tblPr>
+      <w:tblGrid>
+        <w:gridCol w:w="100"/>
+      </w:tblGrid>
+      <w:tr>
+        <w:tc>
+          <w:tcPr>
+            <w:shd w:fill="FBF3E2" w:color="auto" w:val="clear"/>
+            <w:tcMar>
+              <w:top w:type="dxa" w:w="60"/>
+              <w:left w:type="dxa" w:w="120"/>
+              <w:bottom w:type="dxa" w:w="60"/>
+              <w:right w:type="dxa" w:w="120"/>
+            </w:tcMar>
+          </w:tcPr>
+          <w:p>
+            <w:pPr>
+              <w:spacing w:after="0" w:line="320"/>
+            </w:pPr>
+            <w:r>
+              <w:t xml:space="preserve"/>
+            </w:r>
+          </w:p>
+          <w:p>
+            <w:pPr>
+              <w:spacing w:after="0" w:line="320"/>
+            </w:pPr>
+            <w:r>
+              <w:t xml:space="preserve"/>
+            </w:r>
+          </w:p>
+          <w:p>
+            <w:pPr>
+              <w:spacing w:after="0" w:line="320"/>
+            </w:pPr>
+            <w:r>
+              <w:t xml:space="preserve"/>
+            </w:r>
+          </w:p>
+          <w:p>
+            <w:pPr>
+              <w:spacing w:after="0" w:line="320"/>
+            </w:pPr>
+            <w:r>
+              <w:t xml:space="preserve"/>
+            </w:r>
+          </w:p>
+          <w:p>
+            <w:pPr>
+              <w:spacing w:after="0" w:line="320"/>
+            </w:pPr>
+            <w:r>
+              <w:t xml:space="preserve"/>
+            </w:r>
+          </w:p>
+        </w:tc>
+      </w:tr>
+    </w:tbl>
+    <w:p>
+      <w:pPr>
+        <w:pStyle w:val="Heading2"/>
+        <w:spacing w:after="80" w:before="180"/>
+      </w:pPr>
+      <w:r>
+        <w:rPr>
+          <w:b/>
+          <w:bCs/>
+          <w:color w:val="12355B"/>
+          <w:sz w:val="24"/>
+          <w:szCs w:val="24"/>
+        </w:rPr>
+        <w:t xml:space="preserve">4. Check Your Explanation</w:t>
+      </w:r>
+      <w:r>
+        <w:rPr>
+          <w:i/>
+          <w:iCs/>
+          <w:color w:val="1FA6A2"/>
+          <w:sz w:val="19"/>
+          <w:szCs w:val="19"/>
+        </w:rPr>
+        <w:t xml:space="preserve">   five quick checks</w:t>
+      </w:r>
+    </w:p>
+    <w:p>
+      <w:pPr>
+        <w:spacing w:after="80"/>
+      </w:pPr>
+      <w:r>
+        <w:rPr>
+          <w:b/>
+          <w:bCs/>
+          <w:color w:val="1FA6A2"/>
+          <w:sz w:val="22"/>
+          <w:szCs w:val="22"/>
+        </w:rPr>
+        <w:t xml:space="preserve">☐  </w:t>
+      </w:r>
+      <w:r>
+        <w:rPr>
+          <w:sz w:val="20"/>
+          <w:szCs w:val="20"/>
+        </w:rPr>
+        <w:t xml:space="preserve">I answered the question.</w:t>
+      </w:r>
+      <w:r>
+        <w:rPr>
+          <w:i/>
+          <w:iCs/>
+          <w:color w:val="5F6F80"/>
+          <w:sz w:val="18"/>
+          <w:szCs w:val="18"/>
+        </w:rPr>
+        <w:br/>
+        <w:t xml:space="preserve">Respondí la pregunta.</w:t>
+      </w:r>
+    </w:p>
+    <w:p>
+      <w:pPr>
+        <w:spacing w:after="80"/>
+      </w:pPr>
+      <w:r>
+        <w:rPr>
+          <w:b/>
+          <w:bCs/>
+          <w:color w:val="1FA6A2"/>
+          <w:sz w:val="22"/>
+          <w:szCs w:val="22"/>
+        </w:rPr>
+        <w:t xml:space="preserve">☐  </w:t>
+      </w:r>
+      <w:r>
+        <w:rPr>
+          <w:sz w:val="20"/>
+          <w:szCs w:val="20"/>
+        </w:rPr>
+        <w:t xml:space="preserve">I used math evidence: numbers, an equation, a model, or a comparison.</w:t>
+      </w:r>
+      <w:r>
+        <w:rPr>
+          <w:i/>
+          <w:iCs/>
+          <w:color w:val="5F6F80"/>
+          <w:sz w:val="18"/>
+          <w:szCs w:val="18"/>
+        </w:rPr>
+        <w:br/>
+        <w:t xml:space="preserve">Usé evidencia matemática: números, una ecuación, un modelo o una comparación.</w:t>
+      </w:r>
+    </w:p>
+    <w:p>
+      <w:pPr>
+        <w:spacing w:after="80"/>
+      </w:pPr>
+      <w:r>
+        <w:rPr>
+          <w:b/>
+          <w:bCs/>
+          <w:color w:val="1FA6A2"/>
+          <w:sz w:val="22"/>
+          <w:szCs w:val="22"/>
+        </w:rPr>
+        <w:t xml:space="preserve">☐  </w:t>
+      </w:r>
+      <w:r>
+        <w:rPr>
+          <w:sz w:val="20"/>
+          <w:szCs w:val="20"/>
+        </w:rPr>
+        <w:t xml:space="preserve">I explained how the evidence proves my answer.</w:t>
+      </w:r>
+      <w:r>
+        <w:rPr>
+          <w:i/>
+          <w:iCs/>
+          <w:color w:val="5F6F80"/>
+          <w:sz w:val="18"/>
+          <w:szCs w:val="18"/>
+        </w:rPr>
+        <w:br/>
+        <w:t xml:space="preserve">Expliqué cómo la evidencia demuestra mi respuesta.</w:t>
+      </w:r>
+    </w:p>
+    <w:p>
+      <w:pPr>
+        <w:spacing w:after="80"/>
+      </w:pPr>
+      <w:r>
+        <w:rPr>
+          <w:b/>
+          <w:bCs/>
+          <w:color w:val="1FA6A2"/>
+          <w:sz w:val="22"/>
+          <w:szCs w:val="22"/>
+        </w:rPr>
+        <w:t xml:space="preserve">☐  </w:t>
+      </w:r>
+      <w:r>
+        <w:rPr>
+          <w:sz w:val="20"/>
+          <w:szCs w:val="20"/>
+        </w:rPr>
+        <w:t xml:space="preserve">I used at least two math words.</w:t>
+      </w:r>
+      <w:r>
+        <w:rPr>
+          <w:i/>
+          <w:iCs/>
+          <w:color w:val="5F6F80"/>
+          <w:sz w:val="18"/>
+          <w:szCs w:val="18"/>
+        </w:rPr>
+        <w:br/>
+        <w:t xml:space="preserve">Usé por lo menos dos palabras matemáticas.</w:t>
+      </w:r>
+    </w:p>
+    <w:p>
+      <w:pPr>
+        <w:spacing w:after="80"/>
+      </w:pPr>
+      <w:r>
+        <w:rPr>
+          <w:b/>
+          <w:bCs/>
+          <w:color w:val="1FA6A2"/>
+          <w:sz w:val="22"/>
+          <w:szCs w:val="22"/>
+        </w:rPr>
+        <w:t xml:space="preserve">☐  </w:t>
+      </w:r>
+      <w:r>
+        <w:rPr>
+          <w:sz w:val="20"/>
+          <w:szCs w:val="20"/>
+        </w:rPr>
+        <w:t xml:space="preserve">I reread complete sentences and punctuation.</w:t>
+      </w:r>
+      <w:r>
+        <w:rPr>
+          <w:i/>
+          <w:iCs/>
+          <w:color w:val="5F6F80"/>
+          <w:sz w:val="18"/>
+          <w:szCs w:val="18"/>
+        </w:rPr>
+        <w:br/>
+        <w:t xml:space="preserve">Volví a leer mis oraciones completas y la puntuación.</w:t>
       </w:r>
     </w:p>
     <w:p>

--- a/lessons/7-5/downloads/7-5-notes.docx
+++ b/lessons/7-5/downloads/7-5-notes.docx
@@ -1447,7 +1447,7 @@
           <w:sz w:val="22"/>
           <w:szCs w:val="22"/>
         </w:rPr>
-        <w:t xml:space="preserve">__________  —  Plot a point by moving horizontally to its x-coordinate and vertically to its y-coordinate.</w:t>
+        <w:t xml:space="preserve">Plot a point by moving to its ___-coordinate first, then its ___-coordinate.</w:t>
       </w:r>
     </w:p>
     <w:p>

--- a/lessons/7-5/downloads/7-5-notes.docx
+++ b/lessons/7-5/downloads/7-5-notes.docx
@@ -219,10 +219,12 @@
     <w:p>
       <w:pPr>
         <w:pStyle w:val="Heading1"/>
+        <w:keepNext/>
+        <w:keepLines/>
         <w:pBdr>
           <w:bottom w:val="single" w:color="1FA6A2" w:sz="14" w:space="6"/>
         </w:pBdr>
-        <w:spacing w:after="140" w:before="260"/>
+        <w:spacing w:after="140" w:before="300"/>
       </w:pPr>
       <w:r>
         <w:rPr>
@@ -1331,10 +1333,12 @@
     <w:p>
       <w:pPr>
         <w:pStyle w:val="Heading1"/>
+        <w:keepNext/>
+        <w:keepLines/>
         <w:pBdr>
           <w:bottom w:val="single" w:color="1FA6A2" w:sz="14" w:space="6"/>
         </w:pBdr>
-        <w:spacing w:after="140" w:before="260"/>
+        <w:spacing w:after="140" w:before="300"/>
       </w:pPr>
       <w:r>
         <w:rPr>
@@ -1430,7 +1434,8 @@
     </w:p>
     <w:p>
       <w:pPr>
-        <w:spacing w:after="120" w:before="80"/>
+        <w:keepLines/>
+        <w:spacing w:after="260" w:before="200"/>
       </w:pPr>
       <w:r>
         <w:rPr>
@@ -1447,56 +1452,41 @@
           <w:sz w:val="22"/>
           <w:szCs w:val="22"/>
         </w:rPr>
-        <w:t xml:space="preserve">Plot a point by moving to its ___-coordinate first, then its ___-coordinate.</w:t>
-      </w:r>
-    </w:p>
-    <w:p>
-      <w:pPr>
-        <w:spacing w:after="120" w:before="80"/>
-      </w:pPr>
-      <w:r>
-        <w:rPr>
-          <w:b/>
-          <w:bCs/>
-          <w:color w:val="12355B"/>
+        <w:t xml:space="preserve">Plot a point by moving to its </w:t>
+      </w:r>
+      <w:r>
+        <w:rPr>
           <w:sz w:val="22"/>
           <w:szCs w:val="22"/>
         </w:rPr>
-        <w:t xml:space="preserve">2.  </w:t>
+        <w:t xml:space="preserve">________________</w:t>
       </w:r>
       <w:r>
         <w:rPr>
           <w:sz w:val="22"/>
           <w:szCs w:val="22"/>
         </w:rPr>
-        <w:t xml:space="preserve">The grid made by a horizontal and a vertical number line is the ___.</w:t>
-      </w:r>
-    </w:p>
-    <w:p>
-      <w:pPr>
-        <w:spacing w:after="120" w:before="80"/>
-      </w:pPr>
-      <w:r>
-        <w:rPr>
-          <w:b/>
-          <w:bCs/>
-          <w:color w:val="12355B"/>
+        <w:t xml:space="preserve">-coordinate first, then its </w:t>
+      </w:r>
+      <w:r>
+        <w:rPr>
           <w:sz w:val="22"/>
           <w:szCs w:val="22"/>
         </w:rPr>
-        <w:t xml:space="preserve">3.  </w:t>
+        <w:t xml:space="preserve">________________</w:t>
       </w:r>
       <w:r>
         <w:rPr>
           <w:sz w:val="22"/>
           <w:szCs w:val="22"/>
         </w:rPr>
-        <w:t xml:space="preserve">Two numbers (x, y) that tell the location of a point are an ___.</w:t>
-      </w:r>
-    </w:p>
-    <w:p>
-      <w:pPr>
-        <w:spacing w:after="120" w:before="80"/>
+        <w:t xml:space="preserve">-coordinate.</w:t>
+      </w:r>
+    </w:p>
+    <w:p>
+      <w:pPr>
+        <w:keepLines/>
+        <w:spacing w:after="260" w:before="200"/>
       </w:pPr>
       <w:r>
         <w:rPr>
@@ -1506,41 +1496,34 @@
           <w:sz w:val="22"/>
           <w:szCs w:val="22"/>
         </w:rPr>
-        <w:t xml:space="preserve">4.  </w:t>
+        <w:t xml:space="preserve">2.  </w:t>
       </w:r>
       <w:r>
         <w:rPr>
           <w:sz w:val="22"/>
           <w:szCs w:val="22"/>
         </w:rPr>
-        <w:t xml:space="preserve">The point (0, 0) where the x-axis and y-axis cross is the ___.</w:t>
-      </w:r>
-    </w:p>
-    <w:p>
-      <w:pPr>
-        <w:spacing w:after="120" w:before="80"/>
-      </w:pPr>
-      <w:r>
-        <w:rPr>
-          <w:b/>
-          <w:bCs/>
-          <w:color w:val="12355B"/>
+        <w:t xml:space="preserve">The grid made by a horizontal and a vertical number line is the </w:t>
+      </w:r>
+      <w:r>
+        <w:rPr>
           <w:sz w:val="22"/>
           <w:szCs w:val="22"/>
         </w:rPr>
-        <w:t xml:space="preserve">5.  </w:t>
+        <w:t xml:space="preserve">________________</w:t>
       </w:r>
       <w:r>
         <w:rPr>
           <w:sz w:val="22"/>
           <w:szCs w:val="22"/>
         </w:rPr>
-        <w:t xml:space="preserve">One of the four regions of the coordinate plane is a ___.</w:t>
-      </w:r>
-    </w:p>
-    <w:p>
-      <w:pPr>
-        <w:spacing w:after="120" w:before="80"/>
+        <w:t xml:space="preserve">.</w:t>
+      </w:r>
+    </w:p>
+    <w:p>
+      <w:pPr>
+        <w:keepLines/>
+        <w:spacing w:after="260" w:before="200"/>
       </w:pPr>
       <w:r>
         <w:rPr>
@@ -1550,46 +1533,187 @@
           <w:sz w:val="22"/>
           <w:szCs w:val="22"/>
         </w:rPr>
-        <w:t xml:space="preserve">6.  </w:t>
+        <w:t xml:space="preserve">3.  </w:t>
       </w:r>
       <w:r>
         <w:rPr>
           <w:sz w:val="22"/>
           <w:szCs w:val="22"/>
         </w:rPr>
-        <w:t xml:space="preserve">A flip of a point or shape over an axis is a ___.</w:t>
-      </w:r>
-    </w:p>
-    <w:p>
-      <w:pPr>
-        <w:spacing w:after="120" w:before="80"/>
-      </w:pPr>
-      <w:r>
-        <w:rPr>
-          <w:b/>
-          <w:bCs/>
-          <w:color w:val="12355B"/>
+        <w:t xml:space="preserve">Two numbers (x, y) that tell the location of a point are an </w:t>
+      </w:r>
+      <w:r>
+        <w:rPr>
           <w:sz w:val="22"/>
           <w:szCs w:val="22"/>
         </w:rPr>
-        <w:t xml:space="preserve">7.  </w:t>
+        <w:t xml:space="preserve">________________</w:t>
       </w:r>
       <w:r>
         <w:rPr>
           <w:sz w:val="22"/>
           <w:szCs w:val="22"/>
         </w:rPr>
-        <w:t xml:space="preserve">A whole number or its opposite, with no fraction part, is an ___.</w:t>
+        <w:t xml:space="preserve">.</w:t>
+      </w:r>
+    </w:p>
+    <w:p>
+      <w:pPr>
+        <w:keepLines/>
+        <w:spacing w:after="260" w:before="200"/>
+      </w:pPr>
+      <w:r>
+        <w:rPr>
+          <w:b/>
+          <w:bCs/>
+          <w:color w:val="12355B"/>
+          <w:sz w:val="22"/>
+          <w:szCs w:val="22"/>
+        </w:rPr>
+        <w:t xml:space="preserve">4.  </w:t>
+      </w:r>
+      <w:r>
+        <w:rPr>
+          <w:sz w:val="22"/>
+          <w:szCs w:val="22"/>
+        </w:rPr>
+        <w:t xml:space="preserve">The point (0, 0) where the x-axis and y-axis cross is the </w:t>
+      </w:r>
+      <w:r>
+        <w:rPr>
+          <w:sz w:val="22"/>
+          <w:szCs w:val="22"/>
+        </w:rPr>
+        <w:t xml:space="preserve">________________</w:t>
+      </w:r>
+      <w:r>
+        <w:rPr>
+          <w:sz w:val="22"/>
+          <w:szCs w:val="22"/>
+        </w:rPr>
+        <w:t xml:space="preserve">.</w:t>
+      </w:r>
+    </w:p>
+    <w:p>
+      <w:pPr>
+        <w:keepLines/>
+        <w:spacing w:after="260" w:before="200"/>
+      </w:pPr>
+      <w:r>
+        <w:rPr>
+          <w:b/>
+          <w:bCs/>
+          <w:color w:val="12355B"/>
+          <w:sz w:val="22"/>
+          <w:szCs w:val="22"/>
+        </w:rPr>
+        <w:t xml:space="preserve">5.  </w:t>
+      </w:r>
+      <w:r>
+        <w:rPr>
+          <w:sz w:val="22"/>
+          <w:szCs w:val="22"/>
+        </w:rPr>
+        <w:t xml:space="preserve">One of the four regions of the coordinate plane is a </w:t>
+      </w:r>
+      <w:r>
+        <w:rPr>
+          <w:sz w:val="22"/>
+          <w:szCs w:val="22"/>
+        </w:rPr>
+        <w:t xml:space="preserve">________________</w:t>
+      </w:r>
+      <w:r>
+        <w:rPr>
+          <w:sz w:val="22"/>
+          <w:szCs w:val="22"/>
+        </w:rPr>
+        <w:t xml:space="preserve">.</w:t>
+      </w:r>
+    </w:p>
+    <w:p>
+      <w:pPr>
+        <w:keepLines/>
+        <w:spacing w:after="260" w:before="200"/>
+      </w:pPr>
+      <w:r>
+        <w:rPr>
+          <w:b/>
+          <w:bCs/>
+          <w:color w:val="12355B"/>
+          <w:sz w:val="22"/>
+          <w:szCs w:val="22"/>
+        </w:rPr>
+        <w:t xml:space="preserve">6.  </w:t>
+      </w:r>
+      <w:r>
+        <w:rPr>
+          <w:sz w:val="22"/>
+          <w:szCs w:val="22"/>
+        </w:rPr>
+        <w:t xml:space="preserve">A flip of a point or shape over an axis is a </w:t>
+      </w:r>
+      <w:r>
+        <w:rPr>
+          <w:sz w:val="22"/>
+          <w:szCs w:val="22"/>
+        </w:rPr>
+        <w:t xml:space="preserve">________________</w:t>
+      </w:r>
+      <w:r>
+        <w:rPr>
+          <w:sz w:val="22"/>
+          <w:szCs w:val="22"/>
+        </w:rPr>
+        <w:t xml:space="preserve">.</w:t>
+      </w:r>
+    </w:p>
+    <w:p>
+      <w:pPr>
+        <w:keepLines/>
+        <w:spacing w:after="260" w:before="200"/>
+      </w:pPr>
+      <w:r>
+        <w:rPr>
+          <w:b/>
+          <w:bCs/>
+          <w:color w:val="12355B"/>
+          <w:sz w:val="22"/>
+          <w:szCs w:val="22"/>
+        </w:rPr>
+        <w:t xml:space="preserve">7.  </w:t>
+      </w:r>
+      <w:r>
+        <w:rPr>
+          <w:sz w:val="22"/>
+          <w:szCs w:val="22"/>
+        </w:rPr>
+        <w:t xml:space="preserve">A whole number or its opposite, with no fraction part, is an </w:t>
+      </w:r>
+      <w:r>
+        <w:rPr>
+          <w:sz w:val="22"/>
+          <w:szCs w:val="22"/>
+        </w:rPr>
+        <w:t xml:space="preserve">________________</w:t>
+      </w:r>
+      <w:r>
+        <w:rPr>
+          <w:sz w:val="22"/>
+          <w:szCs w:val="22"/>
+        </w:rPr>
+        <w:t xml:space="preserve">.</w:t>
       </w:r>
     </w:p>
     <w:p>
       <w:pPr>
         <w:pStyle w:val="Heading1"/>
-        <w:pageBreakBefore/>
+        <w:keepNext/>
+        <w:keepLines/>
         <w:pBdr>
           <w:bottom w:val="single" w:color="1FA6A2" w:sz="14" w:space="6"/>
         </w:pBdr>
-        <w:spacing w:after="140" w:before="0"/>
+        <w:spacing w:after="140" w:before="300"/>
       </w:pPr>
       <w:r>
         <w:rPr>
@@ -2870,11 +2994,12 @@
     <w:p>
       <w:pPr>
         <w:pStyle w:val="Heading1"/>
-        <w:pageBreakBefore/>
+        <w:keepNext/>
+        <w:keepLines/>
         <w:pBdr>
           <w:bottom w:val="single" w:color="1FA6A2" w:sz="14" w:space="6"/>
         </w:pBdr>
-        <w:spacing w:after="140" w:before="0"/>
+        <w:spacing w:after="140" w:before="300"/>
       </w:pPr>
       <w:r>
         <w:rPr>
@@ -3229,11 +3354,12 @@
     <w:p>
       <w:pPr>
         <w:pStyle w:val="Heading1"/>
-        <w:pageBreakBefore/>
+        <w:keepNext/>
+        <w:keepLines/>
         <w:pBdr>
           <w:bottom w:val="single" w:color="1FA6A2" w:sz="14" w:space="6"/>
         </w:pBdr>
-        <w:spacing w:after="140" w:before="0"/>
+        <w:spacing w:after="140" w:before="300"/>
       </w:pPr>
       <w:r>
         <w:rPr>
@@ -4035,11 +4161,12 @@
     <w:p>
       <w:pPr>
         <w:pStyle w:val="Heading1"/>
-        <w:pageBreakBefore/>
+        <w:keepNext/>
+        <w:keepLines/>
         <w:pBdr>
           <w:bottom w:val="single" w:color="1FA6A2" w:sz="14" w:space="6"/>
         </w:pBdr>
-        <w:spacing w:after="140" w:before="0"/>
+        <w:spacing w:after="140" w:before="300"/>
       </w:pPr>
       <w:r>
         <w:rPr>
@@ -4252,11 +4379,12 @@
     <w:p>
       <w:pPr>
         <w:pStyle w:val="Heading1"/>
-        <w:pageBreakBefore/>
+        <w:keepNext/>
+        <w:keepLines/>
         <w:pBdr>
           <w:bottom w:val="single" w:color="1FA6A2" w:sz="14" w:space="6"/>
         </w:pBdr>
-        <w:spacing w:after="140" w:before="0"/>
+        <w:spacing w:after="140" w:before="300"/>
       </w:pPr>
       <w:r>
         <w:rPr>

--- a/lessons/7-5/downloads/7-5-notes.docx
+++ b/lessons/7-5/downloads/7-5-notes.docx
@@ -1726,47 +1726,6 @@
         <w:t xml:space="preserve">Write About the Math</w:t>
       </w:r>
     </w:p>
-    <w:p>
-      <w:pPr>
-        <w:spacing w:after="100"/>
-      </w:pPr>
-      <w:r>
-        <w:rPr>
-          <w:i/>
-          <w:iCs/>
-          <w:color w:val="5F6F80"/>
-          <w:sz w:val="19"/>
-          <w:szCs w:val="19"/>
-        </w:rPr>
-        <w:t xml:space="preserve">Use the support level you need. Every level answers the same math question.</w:t>
-      </w:r>
-    </w:p>
-    <w:p>
-      <w:pPr>
-        <w:pStyle w:val="Heading2"/>
-        <w:spacing w:after="80" w:before="180"/>
-      </w:pPr>
-      <w:r>
-        <w:rPr>
-          <w:b/>
-          <w:bCs/>
-          <w:color w:val="12355B"/>
-          <w:sz w:val="24"/>
-          <w:szCs w:val="24"/>
-        </w:rPr>
-        <w:t xml:space="preserve">1. Understand the Question</w:t>
-      </w:r>
-      <w:r>
-        <w:rPr>
-          <w:i/>
-          <w:iCs/>
-          <w:color w:val="B97A12"/>
-          <w:sz w:val="19"/>
-          <w:szCs w:val="19"/>
-        </w:rPr>
-        <w:t xml:space="preserve">   explain</w:t>
-      </w:r>
-    </w:p>
     <w:tbl>
       <w:tblPr>
         <w:tblW w:type="pct" w:w="100%"/>
@@ -1805,38 +1764,16 @@
               </w:rPr>
               <w:t xml:space="preserve">How do ordered pairs help the drone navigate? What shape does the flight path make?</w:t>
             </w:r>
-          </w:p>
-          <w:p>
-            <w:pPr>
-              <w:spacing w:after="0"/>
-            </w:pPr>
-            <w:r>
-              <w:rPr>
-                <w:b/>
-                <w:bCs/>
-                <w:color w:val="12355B"/>
-                <w:sz w:val="20"/>
-                <w:szCs w:val="20"/>
-              </w:rPr>
-              <w:t xml:space="preserve">Your job:  </w:t>
-            </w:r>
-            <w:r>
-              <w:rPr>
-                <w:sz w:val="20"/>
-                <w:szCs w:val="20"/>
-              </w:rPr>
-              <w:t xml:space="preserve">Answer the question. Use math evidence. Explain how the evidence proves your answer.</w:t>
-            </w:r>
             <w:r>
               <w:rPr>
                 <w:i/>
                 <w:iCs/>
                 <w:color w:val="5F6F80"/>
-                <w:sz w:val="18"/>
-                <w:szCs w:val="18"/>
+                <w:sz w:val="19"/>
+                <w:szCs w:val="19"/>
               </w:rPr>
               <w:br/>
-              <w:t xml:space="preserve">Responde la pregunta. Usa evidencia matemática. Explica cómo la evidencia demuestra tu respuesta.</w:t>
+              <w:t xml:space="preserve">¿Cómo ayudan los pares ordenados a que el dron navegue? ¿Qué forma hace la ruta de vuelo?</w:t>
             </w:r>
           </w:p>
         </w:tc>
@@ -1844,33 +1781,22 @@
     </w:tbl>
     <w:p>
       <w:pPr>
-        <w:pStyle w:val="Heading2"/>
-        <w:spacing w:after="80" w:before="180"/>
-      </w:pPr>
-      <w:r>
-        <w:rPr>
-          <w:b/>
-          <w:bCs/>
-          <w:color w:val="12355B"/>
-          <w:sz w:val="24"/>
-          <w:szCs w:val="24"/>
-        </w:rPr>
-        <w:t xml:space="preserve">2. Plan Your Math Words</w:t>
-      </w:r>
+        <w:spacing w:after="100"/>
+      </w:pPr>
       <w:r>
         <w:rPr>
           <w:i/>
           <w:iCs/>
-          <w:color w:val="1FA6A2"/>
+          <w:color w:val="5F6F80"/>
           <w:sz w:val="19"/>
           <w:szCs w:val="19"/>
         </w:rPr>
-        <w:t xml:space="preserve">   check at least two</w:t>
-      </w:r>
-    </w:p>
-    <w:p>
-      <w:pPr>
-        <w:spacing w:after="60"/>
+        <w:t xml:space="preserve">Say your answer to a partner first. Then write it, using at least two of these words:</w:t>
+      </w:r>
+    </w:p>
+    <w:p>
+      <w:pPr>
+        <w:spacing w:after="40"/>
       </w:pPr>
       <w:r>
         <w:rPr>
@@ -1890,14 +1816,7 @@
           <w:sz w:val="20"/>
           <w:szCs w:val="20"/>
         </w:rPr>
-        <w:t xml:space="preserve">Graph on the Coordinate Plane — </w:t>
-      </w:r>
-      <w:r>
-        <w:rPr>
-          <w:sz w:val="20"/>
-          <w:szCs w:val="20"/>
-        </w:rPr>
-        <w:t xml:space="preserve">Plot a point by moving horizontally to its x-coordinate and vertically to its y-coordinate.</w:t>
+        <w:t xml:space="preserve">Coordinate plane</w:t>
       </w:r>
       <w:r>
         <w:rPr>
@@ -1907,13 +1826,12 @@
           <w:sz w:val="18"/>
           <w:szCs w:val="18"/>
         </w:rPr>
-        <w:br/>
-        <w:t xml:space="preserve">Representar en el plano de coordenadas — Ubicar un punto moviéndose horizontalmente hasta su coordenada x y verticalmente hasta su coordenada y.</w:t>
-      </w:r>
-    </w:p>
-    <w:p>
-      <w:pPr>
-        <w:spacing w:after="60"/>
+        <w:t xml:space="preserve">  ·  Plano cartesiano</w:t>
+      </w:r>
+    </w:p>
+    <w:p>
+      <w:pPr>
+        <w:spacing w:after="40"/>
       </w:pPr>
       <w:r>
         <w:rPr>
@@ -1933,14 +1851,7 @@
           <w:sz w:val="20"/>
           <w:szCs w:val="20"/>
         </w:rPr>
-        <w:t xml:space="preserve">Coordinate plane — </w:t>
-      </w:r>
-      <w:r>
-        <w:rPr>
-          <w:sz w:val="20"/>
-          <w:szCs w:val="20"/>
-        </w:rPr>
-        <w:t xml:space="preserve">A grid with a line going across and a line going up to plot points.</w:t>
+        <w:t xml:space="preserve">Ordered pair</w:t>
       </w:r>
       <w:r>
         <w:rPr>
@@ -1950,13 +1861,12 @@
           <w:sz w:val="18"/>
           <w:szCs w:val="18"/>
         </w:rPr>
-        <w:br/>
-        <w:t xml:space="preserve">Plano cartesiano — Una cuadrícula con una línea horizontal y una vertical para marcar puntos.</w:t>
-      </w:r>
-    </w:p>
-    <w:p>
-      <w:pPr>
-        <w:spacing w:after="60"/>
+        <w:t xml:space="preserve">  ·  Par ordenado</w:t>
+      </w:r>
+    </w:p>
+    <w:p>
+      <w:pPr>
+        <w:spacing w:after="40"/>
       </w:pPr>
       <w:r>
         <w:rPr>
@@ -1976,14 +1886,7 @@
           <w:sz w:val="20"/>
           <w:szCs w:val="20"/>
         </w:rPr>
-        <w:t xml:space="preserve">Ordered pair — </w:t>
-      </w:r>
-      <w:r>
-        <w:rPr>
-          <w:sz w:val="20"/>
-          <w:szCs w:val="20"/>
-        </w:rPr>
-        <w:t xml:space="preserve">Two numbers (x, y) that tell where a point is on a grid.</w:t>
+        <w:t xml:space="preserve">Origin</w:t>
       </w:r>
       <w:r>
         <w:rPr>
@@ -1993,13 +1896,12 @@
           <w:sz w:val="18"/>
           <w:szCs w:val="18"/>
         </w:rPr>
-        <w:br/>
-        <w:t xml:space="preserve">Par ordenado — Dos números (x, y) que dicen dónde está un punto en una cuadrícula.</w:t>
-      </w:r>
-    </w:p>
-    <w:p>
-      <w:pPr>
-        <w:spacing w:after="60"/>
+        <w:t xml:space="preserve">  ·  Origen</w:t>
+      </w:r>
+    </w:p>
+    <w:p>
+      <w:pPr>
+        <w:spacing w:after="40"/>
       </w:pPr>
       <w:r>
         <w:rPr>
@@ -2019,14 +1921,7 @@
           <w:sz w:val="20"/>
           <w:szCs w:val="20"/>
         </w:rPr>
-        <w:t xml:space="preserve">Origin — </w:t>
-      </w:r>
-      <w:r>
-        <w:rPr>
-          <w:sz w:val="20"/>
-          <w:szCs w:val="20"/>
-        </w:rPr>
-        <w:t xml:space="preserve">The point (0, 0) where the two grid lines cross.</w:t>
+        <w:t xml:space="preserve">Quadrant</w:t>
       </w:r>
       <w:r>
         <w:rPr>
@@ -2036,13 +1931,12 @@
           <w:sz w:val="18"/>
           <w:szCs w:val="18"/>
         </w:rPr>
-        <w:br/>
-        <w:t xml:space="preserve">Origen — El punto (0, 0) donde se cruzan las dos líneas de la cuadrícula.</w:t>
-      </w:r>
-    </w:p>
-    <w:p>
-      <w:pPr>
-        <w:spacing w:after="60"/>
+        <w:t xml:space="preserve">  ·  Cuadrante</w:t>
+      </w:r>
+    </w:p>
+    <w:p>
+      <w:pPr>
+        <w:spacing w:after="40"/>
       </w:pPr>
       <w:r>
         <w:rPr>
@@ -2062,14 +1956,7 @@
           <w:sz w:val="20"/>
           <w:szCs w:val="20"/>
         </w:rPr>
-        <w:t xml:space="preserve">Quadrant — </w:t>
-      </w:r>
-      <w:r>
-        <w:rPr>
-          <w:sz w:val="20"/>
-          <w:szCs w:val="20"/>
-        </w:rPr>
-        <w:t xml:space="preserve">One of the four parts of a coordinate grid, numbered I to IV.</w:t>
+        <w:t xml:space="preserve">Reflection</w:t>
       </w:r>
       <w:r>
         <w:rPr>
@@ -2079,109 +1966,7 @@
           <w:sz w:val="18"/>
           <w:szCs w:val="18"/>
         </w:rPr>
-        <w:br/>
-        <w:t xml:space="preserve">Cuadrante — Una de las cuatro partes de una cuadrícula de coordenadas, numeradas I a IV.</w:t>
-      </w:r>
-    </w:p>
-    <w:tbl>
-      <w:tblPr>
-        <w:tblW w:type="pct" w:w="100%"/>
-        <w:tblBorders>
-          <w:top w:val="single" w:color="1FA6A2" w:sz="8"/>
-          <w:left w:val="single" w:color="1FA6A2" w:sz="8"/>
-          <w:bottom w:val="single" w:color="1FA6A2" w:sz="8"/>
-          <w:right w:val="single" w:color="1FA6A2" w:sz="8"/>
-          <w:insideH w:val="single" w:color="auto" w:sz="4"/>
-          <w:insideV w:val="single" w:color="auto" w:sz="4"/>
-        </w:tblBorders>
-      </w:tblPr>
-      <w:tblGrid>
-        <w:gridCol w:w="100"/>
-      </w:tblGrid>
-      <w:tr>
-        <w:tc>
-          <w:tcPr>
-            <w:shd w:fill="F7FFFD" w:color="auto" w:val="clear"/>
-            <w:tcMar>
-              <w:top w:type="dxa" w:w="120"/>
-              <w:left w:type="dxa" w:w="180"/>
-              <w:bottom w:type="dxa" w:w="120"/>
-              <w:right w:type="dxa" w:w="180"/>
-            </w:tcMar>
-          </w:tcPr>
-          <w:p>
-            <w:pPr>
-              <w:spacing w:after="50"/>
-            </w:pPr>
-            <w:r>
-              <w:rPr>
-                <w:b/>
-                <w:bCs/>
-                <w:color w:val="1FA6A2"/>
-                <w:sz w:val="20"/>
-                <w:szCs w:val="20"/>
-              </w:rPr>
-              <w:t xml:space="preserve">Say it first:  </w:t>
-            </w:r>
-            <w:r>
-              <w:rPr>
-                <w:sz w:val="20"/>
-                <w:szCs w:val="20"/>
-              </w:rPr>
-              <w:t xml:space="preserve">Say your idea to a partner or quietly to yourself before you write.</w:t>
-            </w:r>
-          </w:p>
-          <w:p>
-            <w:pPr>
-              <w:spacing w:after="60"/>
-            </w:pPr>
-            <w:r>
-              <w:rPr>
-                <w:color w:val="1A2733"/>
-                <w:sz w:val="21"/>
-                <w:szCs w:val="21"/>
-              </w:rPr>
-              <w:t xml:space="preserve">The drone uses ordered pairs because the first number controls ___ movement and the second controls ___. The path makes a ___ shape.</w:t>
-            </w:r>
-            <w:r>
-              <w:rPr>
-                <w:i/>
-                <w:iCs/>
-                <w:color w:val="5F6F80"/>
-                <w:sz w:val="19"/>
-                <w:szCs w:val="19"/>
-              </w:rPr>
-              <w:br/>
-              <w:t xml:space="preserve">Di tu respuesta primero: Mi respuesta es ___ porque ___.</w:t>
-            </w:r>
-          </w:p>
-        </w:tc>
-      </w:tr>
-    </w:tbl>
-    <w:p>
-      <w:pPr>
-        <w:pStyle w:val="Heading2"/>
-        <w:spacing w:after="80" w:before="180"/>
-      </w:pPr>
-      <w:r>
-        <w:rPr>
-          <w:b/>
-          <w:bCs/>
-          <w:color w:val="12355B"/>
-          <w:sz w:val="24"/>
-          <w:szCs w:val="24"/>
-        </w:rPr>
-        <w:t xml:space="preserve">3. Build Your Explanation</w:t>
-      </w:r>
-      <w:r>
-        <w:rPr>
-          <w:i/>
-          <w:iCs/>
-          <w:color w:val="B97A12"/>
-          <w:sz w:val="19"/>
-          <w:szCs w:val="19"/>
-        </w:rPr>
-        <w:t xml:space="preserve">   choose your support</w:t>
+        <w:t xml:space="preserve">  ·  Reflexión</w:t>
       </w:r>
     </w:p>
     <w:tbl>
@@ -2212,21 +1997,6 @@
           </w:tcPr>
           <w:p>
             <w:pPr>
-              <w:spacing w:after="50"/>
-            </w:pPr>
-            <w:r>
-              <w:rPr>
-                <w:i/>
-                <w:iCs/>
-                <w:color w:val="5F6F80"/>
-                <w:sz w:val="19"/>
-                <w:szCs w:val="19"/>
-              </w:rPr>
-              <w:t xml:space="preserve">This model shows the parts of an explanation. It does not answer your writing question.</w:t>
-            </w:r>
-          </w:p>
-          <w:p>
-            <w:pPr>
               <w:spacing w:after="80"/>
             </w:pPr>
             <w:r>
@@ -2237,58 +2007,14 @@
                 <w:sz w:val="19"/>
                 <w:szCs w:val="19"/>
               </w:rPr>
-              <w:t xml:space="preserve">Claim:  </w:t>
+              <w:t xml:space="preserve">Model:  </w:t>
             </w:r>
             <w:r>
               <w:rPr>
                 <w:sz w:val="19"/>
                 <w:szCs w:val="19"/>
               </w:rPr>
-              <w:t xml:space="preserve">We start at the origin and move along the x-axis first because ___.</w:t>
-            </w:r>
-          </w:p>
-          <w:p>
-            <w:pPr>
-              <w:spacing w:after="80"/>
-            </w:pPr>
-            <w:r>
-              <w:rPr>
-                <w:b/>
-                <w:bCs/>
-                <w:color w:val="12355B"/>
-                <w:sz w:val="19"/>
-                <w:szCs w:val="19"/>
-              </w:rPr>
-              <w:t xml:space="preserve">Evidence:  </w:t>
-            </w:r>
-            <w:r>
-              <w:rPr>
-                <w:sz w:val="19"/>
-                <w:szCs w:val="19"/>
-              </w:rPr>
-              <w:t xml:space="preserve">Student states the x-coordinate is the sideways (horizontal) move and the y-coordinate is the up/down (vertical) move, both starting from the origin.</w:t>
-            </w:r>
-          </w:p>
-          <w:p>
-            <w:pPr>
-              <w:spacing w:after="80"/>
-            </w:pPr>
-            <w:r>
-              <w:rPr>
-                <w:b/>
-                <w:bCs/>
-                <w:color w:val="12355B"/>
-                <w:sz w:val="19"/>
-                <w:szCs w:val="19"/>
-              </w:rPr>
-              <w:t xml:space="preserve">Reasoning:  </w:t>
-            </w:r>
-            <w:r>
-              <w:rPr>
-                <w:sz w:val="19"/>
-                <w:szCs w:val="19"/>
-              </w:rPr>
-              <w:t xml:space="preserve">This evidence connects the definition of coordinate plane to the mathematical claim.</w:t>
+              <w:t xml:space="preserve">We start at the origin and move along the x-axis first because ___. — Student states the x-coordinate is the sideways (horizontal) move and the y-coordinate is the up/down (vertical) move, both starting from the origin.</w:t>
             </w:r>
           </w:p>
         </w:tc>
@@ -2367,7 +2093,7 @@
           <w:sz w:val="21"/>
           <w:szCs w:val="21"/>
         </w:rPr>
-        <w:t xml:space="preserve">My answer is ___.</w:t>
+        <w:t xml:space="preserve">My answer is ___ because ___.</w:t>
       </w:r>
       <w:r>
         <w:rPr>
@@ -2378,7 +2104,7 @@
           <w:szCs w:val="19"/>
         </w:rPr>
         <w:br/>
-        <w:t xml:space="preserve">Mi respuesta es ___.</w:t>
+        <w:t xml:space="preserve">Mi respuesta es ___ porque ___.</w:t>
       </w:r>
     </w:p>
     <w:tbl>
@@ -2518,7 +2244,7 @@
           <w:sz w:val="21"/>
           <w:szCs w:val="21"/>
         </w:rPr>
-        <w:t xml:space="preserve">I know because ___.</w:t>
+        <w:t xml:space="preserve">My evidence is ___, so ___.</w:t>
       </w:r>
       <w:r>
         <w:rPr>
@@ -2529,31 +2255,7 @@
           <w:szCs w:val="19"/>
         </w:rPr>
         <w:br/>
-        <w:t xml:space="preserve">Lo sé porque ___.</w:t>
-      </w:r>
-    </w:p>
-    <w:p>
-      <w:pPr>
-        <w:spacing w:after="60"/>
-      </w:pPr>
-      <w:r>
-        <w:rPr>
-          <w:color w:val="1A2733"/>
-          <w:sz w:val="21"/>
-          <w:szCs w:val="21"/>
-        </w:rPr>
-        <w:t xml:space="preserve">So ___.</w:t>
-      </w:r>
-      <w:r>
-        <w:rPr>
-          <w:i/>
-          <w:iCs/>
-          <w:color w:val="5F6F80"/>
-          <w:sz w:val="19"/>
-          <w:szCs w:val="19"/>
-        </w:rPr>
-        <w:br/>
-        <w:t xml:space="preserve">Entonces ___.</w:t>
+        <w:t xml:space="preserve">Mi evidencia es ___, entonces ___.</w:t>
       </w:r>
     </w:p>
     <w:tbl>
@@ -2659,78 +2361,6 @@
         <w:t xml:space="preserve">Escribe una afirmación, da evidencia matemática y explica tu razonamiento.</w:t>
       </w:r>
     </w:p>
-    <w:p>
-      <w:pPr>
-        <w:spacing w:after="60"/>
-      </w:pPr>
-      <w:r>
-        <w:rPr>
-          <w:color w:val="1A2733"/>
-          <w:sz w:val="21"/>
-          <w:szCs w:val="21"/>
-        </w:rPr>
-        <w:t xml:space="preserve">My claim is ___.</w:t>
-      </w:r>
-      <w:r>
-        <w:rPr>
-          <w:i/>
-          <w:iCs/>
-          <w:color w:val="5F6F80"/>
-          <w:sz w:val="19"/>
-          <w:szCs w:val="19"/>
-        </w:rPr>
-        <w:br/>
-        <w:t xml:space="preserve">Mi afirmación es ___.</w:t>
-      </w:r>
-    </w:p>
-    <w:p>
-      <w:pPr>
-        <w:spacing w:after="60"/>
-      </w:pPr>
-      <w:r>
-        <w:rPr>
-          <w:color w:val="1A2733"/>
-          <w:sz w:val="21"/>
-          <w:szCs w:val="21"/>
-        </w:rPr>
-        <w:t xml:space="preserve">My math evidence is ___.</w:t>
-      </w:r>
-      <w:r>
-        <w:rPr>
-          <w:i/>
-          <w:iCs/>
-          <w:color w:val="5F6F80"/>
-          <w:sz w:val="19"/>
-          <w:szCs w:val="19"/>
-        </w:rPr>
-        <w:br/>
-        <w:t xml:space="preserve">Mi evidencia matemática es ___.</w:t>
-      </w:r>
-    </w:p>
-    <w:p>
-      <w:pPr>
-        <w:spacing w:after="60"/>
-      </w:pPr>
-      <w:r>
-        <w:rPr>
-          <w:color w:val="1A2733"/>
-          <w:sz w:val="21"/>
-          <w:szCs w:val="21"/>
-        </w:rPr>
-        <w:t xml:space="preserve">This proves ___ because ___.</w:t>
-      </w:r>
-      <w:r>
-        <w:rPr>
-          <w:i/>
-          <w:iCs/>
-          <w:color w:val="5F6F80"/>
-          <w:sz w:val="19"/>
-          <w:szCs w:val="19"/>
-        </w:rPr>
-        <w:br/>
-        <w:t xml:space="preserve">Esto demuestra ___ porque ___.</w:t>
-      </w:r>
-    </w:p>
     <w:tbl>
       <w:tblPr>
         <w:tblW w:type="pct" w:w="100%"/>
@@ -2813,7 +2443,7 @@
           <w:sz w:val="24"/>
           <w:szCs w:val="24"/>
         </w:rPr>
-        <w:t xml:space="preserve">4. Check Your Explanation</w:t>
+        <w:t xml:space="preserve">Check Your Explanation</w:t>
       </w:r>
       <w:r>
         <w:rPr>
@@ -2823,7 +2453,7 @@
           <w:sz w:val="19"/>
           <w:szCs w:val="19"/>
         </w:rPr>
-        <w:t xml:space="preserve">   five quick checks</w:t>
+        <w:t xml:space="preserve">   three quick checks</w:t>
       </w:r>
     </w:p>
     <w:p>
@@ -2847,17 +2477,6 @@
         </w:rPr>
         <w:t xml:space="preserve">I answered the question.</w:t>
       </w:r>
-      <w:r>
-        <w:rPr>
-          <w:i/>
-          <w:iCs/>
-          <w:color w:val="5F6F80"/>
-          <w:sz w:val="18"/>
-          <w:szCs w:val="18"/>
-        </w:rPr>
-        <w:br/>
-        <w:t xml:space="preserve">Respondí la pregunta.</w:t>
-      </w:r>
     </w:p>
     <w:p>
       <w:pPr>
@@ -2878,18 +2497,7 @@
           <w:sz w:val="20"/>
           <w:szCs w:val="20"/>
         </w:rPr>
-        <w:t xml:space="preserve">I used math evidence: numbers, an equation, a model, or a comparison.</w:t>
-      </w:r>
-      <w:r>
-        <w:rPr>
-          <w:i/>
-          <w:iCs/>
-          <w:color w:val="5F6F80"/>
-          <w:sz w:val="18"/>
-          <w:szCs w:val="18"/>
-        </w:rPr>
-        <w:br/>
-        <w:t xml:space="preserve">Usé evidencia matemática: números, una ecuación, un modelo o una comparación.</w:t>
+        <w:t xml:space="preserve">I used math evidence: numbers, an equation, or a model.</w:t>
       </w:r>
     </w:p>
     <w:p>
@@ -2911,84 +2519,7 @@
           <w:sz w:val="20"/>
           <w:szCs w:val="20"/>
         </w:rPr>
-        <w:t xml:space="preserve">I explained how the evidence proves my answer.</w:t>
-      </w:r>
-      <w:r>
-        <w:rPr>
-          <w:i/>
-          <w:iCs/>
-          <w:color w:val="5F6F80"/>
-          <w:sz w:val="18"/>
-          <w:szCs w:val="18"/>
-        </w:rPr>
-        <w:br/>
-        <w:t xml:space="preserve">Expliqué cómo la evidencia demuestra mi respuesta.</w:t>
-      </w:r>
-    </w:p>
-    <w:p>
-      <w:pPr>
-        <w:spacing w:after="80"/>
-      </w:pPr>
-      <w:r>
-        <w:rPr>
-          <w:b/>
-          <w:bCs/>
-          <w:color w:val="1FA6A2"/>
-          <w:sz w:val="22"/>
-          <w:szCs w:val="22"/>
-        </w:rPr>
-        <w:t xml:space="preserve">☐  </w:t>
-      </w:r>
-      <w:r>
-        <w:rPr>
-          <w:sz w:val="20"/>
-          <w:szCs w:val="20"/>
-        </w:rPr>
         <w:t xml:space="preserve">I used at least two math words.</w:t>
-      </w:r>
-      <w:r>
-        <w:rPr>
-          <w:i/>
-          <w:iCs/>
-          <w:color w:val="5F6F80"/>
-          <w:sz w:val="18"/>
-          <w:szCs w:val="18"/>
-        </w:rPr>
-        <w:br/>
-        <w:t xml:space="preserve">Usé por lo menos dos palabras matemáticas.</w:t>
-      </w:r>
-    </w:p>
-    <w:p>
-      <w:pPr>
-        <w:spacing w:after="80"/>
-      </w:pPr>
-      <w:r>
-        <w:rPr>
-          <w:b/>
-          <w:bCs/>
-          <w:color w:val="1FA6A2"/>
-          <w:sz w:val="22"/>
-          <w:szCs w:val="22"/>
-        </w:rPr>
-        <w:t xml:space="preserve">☐  </w:t>
-      </w:r>
-      <w:r>
-        <w:rPr>
-          <w:sz w:val="20"/>
-          <w:szCs w:val="20"/>
-        </w:rPr>
-        <w:t xml:space="preserve">I reread complete sentences and punctuation.</w:t>
-      </w:r>
-      <w:r>
-        <w:rPr>
-          <w:i/>
-          <w:iCs/>
-          <w:color w:val="5F6F80"/>
-          <w:sz w:val="18"/>
-          <w:szCs w:val="18"/>
-        </w:rPr>
-        <w:br/>
-        <w:t xml:space="preserve">Volví a leer mis oraciones completas y la puntuación.</w:t>
       </w:r>
     </w:p>
     <w:p>
